--- a/08-传感器电路/12-其他传感器电路/流量传感器电路/流量传感器电路.docx
+++ b/08-传感器电路/12-其他传感器电路/流量传感器电路/流量传感器电路.docx
@@ -2187,6 +2187,20 @@
     </w:p>
     <w:bookmarkEnd w:id="26"/>
     <w:bookmarkEnd w:id="27"/>
+    <w:p>
+      <w:pPr>
+        <w:spacing w:before="360"/>
+        <w:jc w:val="center"/>
+      </w:pPr>
+      <w:r>
+        <w:rPr>
+          <w:rFonts w:ascii="Times New Roman" w:hAnsi="Times New Roman"/>
+          <w:color w:val="555555"/>
+          <w:sz w:val="21"/>
+        </w:rPr>
+        <w:t>材料收集者：杜文杰</w:t>
+      </w:r>
+    </w:p>
     <w:sectPr>
       <w:headerReference r:id="rId9" w:type="default"/>
       <w:footerReference r:id="rId10" w:type="default"/>

--- a/08-传感器电路/12-其他传感器电路/流量传感器电路/流量传感器电路.docx
+++ b/08-传感器电路/12-其他传感器电路/流量传感器电路/流量传感器电路.docx
@@ -1,6 +1,6 @@
 
 <file path=word/document.xml><?xml version="1.0" encoding="utf-8"?>
-<w:document xmlns:w="http://schemas.openxmlformats.org/wordprocessingml/2006/main" xmlns:m="http://schemas.openxmlformats.org/officeDocument/2006/math" xmlns:r="http://schemas.openxmlformats.org/officeDocument/2006/relationships" xmlns:o="urn:schemas-microsoft-com:office:office" xmlns:v="urn:schemas-microsoft-com:vml" xmlns:w10="urn:schemas-microsoft-com:office:word" xmlns:a="http://schemas.openxmlformats.org/drawingml/2006/main" xmlns:pic="http://schemas.openxmlformats.org/drawingml/2006/picture" xmlns:wp="http://schemas.openxmlformats.org/drawingml/2006/wordprocessingDrawing">
+<w:document xmlns:m="http://schemas.openxmlformats.org/officeDocument/2006/math" xmlns:r="http://schemas.openxmlformats.org/officeDocument/2006/relationships" xmlns:w="http://schemas.openxmlformats.org/wordprocessingml/2006/main" xmlns:o="urn:schemas-microsoft-com:office:office" xmlns:v="urn:schemas-microsoft-com:vml" xmlns:w10="urn:schemas-microsoft-com:office:word" xmlns:a="http://schemas.openxmlformats.org/drawingml/2006/main" xmlns:pic="http://schemas.openxmlformats.org/drawingml/2006/picture" xmlns:wp="http://schemas.openxmlformats.org/drawingml/2006/wordprocessingDrawing">
   <w:body>
     <w:bookmarkStart w:id="27" w:name="流量传感器电路"/>
     <w:p>
@@ -9,7 +9,7 @@
       </w:pPr>
       <w:r>
         <w:rPr>
-          <w:rFonts w:hint="eastAsia"/>
+          <w:rFonts w:hint="eastAsia" w:eastAsia="黑体"/>
         </w:rPr>
         <w:t xml:space="preserve">流量传感器电路</w:t>
       </w:r>
@@ -21,7 +21,7 @@
       </w:pPr>
       <w:r>
         <w:rPr>
-          <w:rFonts w:hint="eastAsia"/>
+          <w:rFonts w:hint="eastAsia" w:eastAsia="黑体"/>
         </w:rPr>
         <w:t xml:space="preserve">拓扑描述</w:t>
       </w:r>
@@ -32,16 +32,19 @@
       </w:pPr>
       <w:r>
         <w:rPr>
-          <w:rFonts w:hint="eastAsia"/>
+          <w:rFonts w:hint="eastAsia" w:eastAsia="黑体"/>
         </w:rPr>
         <w:t xml:space="preserve">由</w:t>
       </w:r>
       <w:r>
+        <w:rPr>
+          <w:rFonts w:eastAsia="黑体"/>
+        </w:rPr>
         <w:t xml:space="preserve"> </w:t>
       </w:r>
       <w:r>
         <w:rPr>
-          <w:rFonts w:hint="eastAsia"/>
+          <w:rFonts w:hint="eastAsia" w:eastAsia="黑体"/>
           <w:b/>
           <w:bCs/>
         </w:rPr>
@@ -49,6 +52,7 @@
       </w:r>
       <w:r>
         <w:rPr>
+          <w:rFonts w:eastAsia="黑体"/>
           <w:b/>
           <w:bCs/>
         </w:rPr>
@@ -56,7 +60,7 @@
       </w:r>
       <w:r>
         <w:rPr>
-          <w:rFonts w:hint="eastAsia"/>
+          <w:rFonts w:hint="eastAsia" w:eastAsia="黑体"/>
           <w:b/>
           <w:bCs/>
         </w:rPr>
@@ -64,6 +68,7 @@
       </w:r>
       <w:r>
         <w:rPr>
+          <w:rFonts w:eastAsia="黑体"/>
           <w:b/>
           <w:bCs/>
         </w:rPr>
@@ -71,29 +76,35 @@
       </w:r>
       <w:r>
         <w:rPr>
-          <w:rFonts w:hint="eastAsia"/>
+          <w:rFonts w:hint="eastAsia" w:eastAsia="黑体"/>
           <w:b/>
           <w:bCs/>
         </w:rPr>
         <w:t xml:space="preserve">热丝、超声波换能器、电磁式）</w:t>
       </w:r>
       <w:r>
+        <w:rPr>
+          <w:rFonts w:eastAsia="黑体"/>
+        </w:rPr>
         <w:t xml:space="preserve">、</w:t>
       </w:r>
       <w:r>
         <w:rPr>
-          <w:rFonts w:hint="eastAsia"/>
+          <w:rFonts w:hint="eastAsia" w:eastAsia="黑体"/>
           <w:b/>
           <w:bCs/>
         </w:rPr>
         <w:t xml:space="preserve">激励/驱动电路</w:t>
       </w:r>
       <w:r>
+        <w:rPr>
+          <w:rFonts w:eastAsia="黑体"/>
+        </w:rPr>
         <w:t xml:space="preserve">、</w:t>
       </w:r>
       <w:r>
         <w:rPr>
-          <w:rFonts w:hint="eastAsia"/>
+          <w:rFonts w:hint="eastAsia" w:eastAsia="黑体"/>
           <w:b/>
           <w:bCs/>
         </w:rPr>
@@ -101,6 +112,7 @@
       </w:r>
       <w:r>
         <w:rPr>
+          <w:rFonts w:eastAsia="黑体"/>
           <w:b/>
           <w:bCs/>
         </w:rPr>
@@ -108,7 +120,7 @@
       </w:r>
       <w:r>
         <w:rPr>
-          <w:rFonts w:hint="eastAsia"/>
+          <w:rFonts w:hint="eastAsia" w:eastAsia="黑体"/>
           <w:b/>
           <w:bCs/>
         </w:rPr>
@@ -116,6 +128,7 @@
       </w:r>
       <w:r>
         <w:rPr>
+          <w:rFonts w:eastAsia="黑体"/>
           <w:b/>
           <w:bCs/>
         </w:rPr>
@@ -155,52 +168,65 @@
       </m:oMath>
       <w:r>
         <w:rPr>
-          <w:rFonts w:hint="eastAsia"/>
+          <w:rFonts w:hint="eastAsia" w:eastAsia="黑体"/>
           <w:b/>
           <w:bCs/>
         </w:rPr>
         <w:t xml:space="preserve">）</w:t>
       </w:r>
       <w:r>
+        <w:rPr>
+          <w:rFonts w:eastAsia="黑体"/>
+        </w:rPr>
         <w:t xml:space="preserve"> </w:t>
       </w:r>
       <w:r>
         <w:rPr>
-          <w:rFonts w:hint="eastAsia"/>
+          <w:rFonts w:hint="eastAsia" w:eastAsia="黑体"/>
         </w:rPr>
         <w:t xml:space="preserve">与</w:t>
       </w:r>
       <w:r>
+        <w:rPr>
+          <w:rFonts w:eastAsia="黑体"/>
+        </w:rPr>
         <w:t xml:space="preserve"> </w:t>
       </w:r>
       <w:r>
         <w:rPr>
+          <w:rFonts w:eastAsia="黑体"/>
           <w:b/>
           <w:bCs/>
         </w:rPr>
         <w:t xml:space="preserve">ADC/MCU</w:t>
       </w:r>
       <w:r>
+        <w:rPr>
+          <w:rFonts w:eastAsia="黑体"/>
+        </w:rPr>
         <w:t xml:space="preserve"> </w:t>
       </w:r>
       <w:r>
         <w:rPr>
-          <w:rFonts w:hint="eastAsia"/>
+          <w:rFonts w:hint="eastAsia" w:eastAsia="黑体"/>
         </w:rPr>
         <w:t xml:space="preserve">组成。电路共有</w:t>
       </w:r>
       <w:r>
+        <w:rPr>
+          <w:rFonts w:eastAsia="黑体"/>
+        </w:rPr>
         <w:t xml:space="preserve"> 5 </w:t>
       </w:r>
       <w:r>
         <w:rPr>
-          <w:rFonts w:hint="eastAsia"/>
+          <w:rFonts w:hint="eastAsia" w:eastAsia="黑体"/>
         </w:rPr>
         <w:t xml:space="preserve">个关键节点：</w:t>
       </w:r>
       <w:r>
         <w:rPr>
-          <w:rFonts w:hint="eastAsia"/>
+          <w:rFonts w:hint="eastAsia" w:eastAsia="黑体"/>
           <w:b/>
           <w:bCs/>
         </w:rPr>
@@ -208,6 +234,7 @@
       </w:r>
       <w:r>
         <w:rPr>
+          <w:rFonts w:eastAsia="黑体"/>
           <w:b/>
           <w:bCs/>
         </w:rPr>
@@ -215,7 +242,7 @@
       </w:r>
       <w:r>
         <w:rPr>
-          <w:rFonts w:hint="eastAsia"/>
+          <w:rFonts w:hint="eastAsia" w:eastAsia="黑体"/>
           <w:b/>
           <w:bCs/>
         </w:rPr>
@@ -223,13 +250,13 @@
       </w:r>
       <w:r>
         <w:rPr>
-          <w:rFonts w:hint="eastAsia"/>
+          <w:rFonts w:hint="eastAsia" w:eastAsia="黑体"/>
         </w:rPr>
         <w:t xml:space="preserve">（霍尔元件在偏置下随叶轮掠过输出微弱脉冲或信号）；</w:t>
       </w:r>
       <w:r>
         <w:rPr>
-          <w:rFonts w:hint="eastAsia"/>
+          <w:rFonts w:hint="eastAsia" w:eastAsia="黑体"/>
           <w:b/>
           <w:bCs/>
         </w:rPr>
@@ -237,6 +264,7 @@
       </w:r>
       <w:r>
         <w:rPr>
+          <w:rFonts w:eastAsia="黑体"/>
           <w:b/>
           <w:bCs/>
         </w:rPr>
@@ -244,7 +272,7 @@
       </w:r>
       <w:r>
         <w:rPr>
-          <w:rFonts w:hint="eastAsia"/>
+          <w:rFonts w:hint="eastAsia" w:eastAsia="黑体"/>
           <w:b/>
           <w:bCs/>
         </w:rPr>
@@ -252,11 +280,14 @@
       </w:r>
       <w:r>
         <w:rPr>
-          <w:rFonts w:hint="eastAsia"/>
+          <w:rFonts w:hint="eastAsia" w:eastAsia="黑体"/>
         </w:rPr>
         <w:t xml:space="preserve">（经</w:t>
       </w:r>
       <w:r>
+        <w:rPr>
+          <w:rFonts w:eastAsia="黑体"/>
+        </w:rPr>
         <w:t xml:space="preserve"> </w:t>
       </w:r>
       <m:oMath>
@@ -274,26 +305,32 @@
         </m:sSub>
       </m:oMath>
       <w:r>
+        <w:rPr>
+          <w:rFonts w:eastAsia="黑体"/>
+        </w:rPr>
         <w:t xml:space="preserve"> </w:t>
       </w:r>
       <w:r>
         <w:rPr>
-          <w:rFonts w:hint="eastAsia"/>
+          <w:rFonts w:hint="eastAsia" w:eastAsia="黑体"/>
         </w:rPr>
         <w:t xml:space="preserve">耦合到</w:t>
       </w:r>
       <w:r>
+        <w:rPr>
+          <w:rFonts w:eastAsia="黑体"/>
+        </w:rPr>
         <w:t xml:space="preserve"> A1 </w:t>
       </w:r>
       <w:r>
         <w:rPr>
-          <w:rFonts w:hint="eastAsia"/>
+          <w:rFonts w:hint="eastAsia" w:eastAsia="黑体"/>
         </w:rPr>
         <w:t xml:space="preserve">的输入）；</w:t>
       </w:r>
       <w:r>
         <w:rPr>
-          <w:rFonts w:hint="eastAsia"/>
+          <w:rFonts w:hint="eastAsia" w:eastAsia="黑体"/>
           <w:b/>
           <w:bCs/>
         </w:rPr>
@@ -301,6 +338,7 @@
       </w:r>
       <w:r>
         <w:rPr>
+          <w:rFonts w:eastAsia="黑体"/>
           <w:b/>
           <w:bCs/>
         </w:rPr>
@@ -308,7 +346,7 @@
       </w:r>
       <w:r>
         <w:rPr>
-          <w:rFonts w:hint="eastAsia"/>
+          <w:rFonts w:hint="eastAsia" w:eastAsia="黑体"/>
           <w:b/>
           <w:bCs/>
         </w:rPr>
@@ -316,22 +354,25 @@
       </w:r>
       <w:r>
         <w:rPr>
-          <w:rFonts w:hint="eastAsia"/>
+          <w:rFonts w:hint="eastAsia" w:eastAsia="黑体"/>
         </w:rPr>
         <w:t xml:space="preserve">（A1</w:t>
       </w:r>
       <w:r>
+        <w:rPr>
+          <w:rFonts w:eastAsia="黑体"/>
+        </w:rPr>
         <w:t xml:space="preserve"> </w:t>
       </w:r>
       <w:r>
         <w:rPr>
-          <w:rFonts w:hint="eastAsia"/>
+          <w:rFonts w:hint="eastAsia" w:eastAsia="黑体"/>
         </w:rPr>
         <w:t xml:space="preserve">的比较阈值或分压基点）；</w:t>
       </w:r>
       <w:r>
         <w:rPr>
-          <w:rFonts w:hint="eastAsia"/>
+          <w:rFonts w:hint="eastAsia" w:eastAsia="黑体"/>
           <w:b/>
           <w:bCs/>
         </w:rPr>
@@ -339,6 +380,7 @@
       </w:r>
       <w:r>
         <w:rPr>
+          <w:rFonts w:eastAsia="黑体"/>
           <w:b/>
           <w:bCs/>
         </w:rPr>
@@ -346,7 +388,7 @@
       </w:r>
       <w:r>
         <w:rPr>
-          <w:rFonts w:hint="eastAsia"/>
+          <w:rFonts w:hint="eastAsia" w:eastAsia="黑体"/>
           <w:b/>
           <w:bCs/>
         </w:rPr>
@@ -354,31 +396,37 @@
       </w:r>
       <w:r>
         <w:rPr>
-          <w:rFonts w:hint="eastAsia"/>
+          <w:rFonts w:hint="eastAsia" w:eastAsia="黑体"/>
         </w:rPr>
         <w:t xml:space="preserve">（A1</w:t>
       </w:r>
       <w:r>
+        <w:rPr>
+          <w:rFonts w:eastAsia="黑体"/>
+        </w:rPr>
         <w:t xml:space="preserve"> </w:t>
       </w:r>
       <w:r>
         <w:rPr>
-          <w:rFonts w:hint="eastAsia"/>
+          <w:rFonts w:hint="eastAsia" w:eastAsia="黑体"/>
         </w:rPr>
         <w:t xml:space="preserve">的输出端</w:t>
       </w:r>
       <w:r>
+        <w:rPr>
+          <w:rFonts w:eastAsia="黑体"/>
+        </w:rPr>
         <w:t xml:space="preserve"> </w:t>
       </w:r>
       <w:r>
         <w:rPr>
-          <w:rFonts w:hint="eastAsia"/>
+          <w:rFonts w:hint="eastAsia" w:eastAsia="黑体"/>
         </w:rPr>
         <w:t xml:space="preserve">OUT，为干净的数字脉冲）；</w:t>
       </w:r>
       <w:r>
         <w:rPr>
-          <w:rFonts w:hint="eastAsia"/>
+          <w:rFonts w:hint="eastAsia" w:eastAsia="黑体"/>
           <w:b/>
           <w:bCs/>
         </w:rPr>
@@ -386,6 +434,7 @@
       </w:r>
       <w:r>
         <w:rPr>
+          <w:rFonts w:eastAsia="黑体"/>
           <w:b/>
           <w:bCs/>
         </w:rPr>
@@ -393,7 +442,7 @@
       </w:r>
       <w:r>
         <w:rPr>
-          <w:rFonts w:hint="eastAsia"/>
+          <w:rFonts w:hint="eastAsia" w:eastAsia="黑体"/>
           <w:b/>
           <w:bCs/>
         </w:rPr>
@@ -401,16 +450,19 @@
       </w:r>
       <w:r>
         <w:rPr>
-          <w:rFonts w:hint="eastAsia"/>
+          <w:rFonts w:hint="eastAsia" w:eastAsia="黑体"/>
         </w:rPr>
         <w:t xml:space="preserve">（整形脉冲接</w:t>
       </w:r>
       <w:r>
+        <w:rPr>
+          <w:rFonts w:eastAsia="黑体"/>
+        </w:rPr>
         <w:t xml:space="preserve"> MCU </w:t>
       </w:r>
       <w:r>
         <w:rPr>
-          <w:rFonts w:hint="eastAsia"/>
+          <w:rFonts w:hint="eastAsia" w:eastAsia="黑体"/>
         </w:rPr>
         <w:t xml:space="preserve">的定时器/计数器输入脚）。</w:t>
       </w:r>
@@ -419,13 +471,13 @@
       <w:pPr/>
       <w:r>
         <w:rPr>
-          <w:rFonts w:hint="eastAsia"/>
+          <w:rFonts w:hint="eastAsia" w:eastAsia="黑体"/>
         </w:rPr>
         <w:t xml:space="preserve">各元件管脚连接：</w:t>
       </w:r>
       <w:r>
         <w:rPr>
-          <w:rFonts w:hint="eastAsia"/>
+          <w:rFonts w:hint="eastAsia" w:eastAsia="黑体"/>
           <w:b/>
           <w:bCs/>
         </w:rPr>
@@ -433,26 +485,33 @@
       </w:r>
       <w:r>
         <w:rPr>
+          <w:rFonts w:eastAsia="黑体"/>
           <w:b/>
           <w:bCs/>
         </w:rPr>
         <w:t xml:space="preserve"> H</w:t>
       </w:r>
       <w:r>
+        <w:rPr>
+          <w:rFonts w:eastAsia="黑体"/>
+        </w:rPr>
         <w:t xml:space="preserve"> </w:t>
       </w:r>
       <w:r>
         <w:rPr>
-          <w:rFonts w:hint="eastAsia"/>
+          <w:rFonts w:hint="eastAsia" w:eastAsia="黑体"/>
         </w:rPr>
         <w:t xml:space="preserve">的供电脚接</w:t>
       </w:r>
       <w:r>
+        <w:rPr>
+          <w:rFonts w:eastAsia="黑体"/>
+        </w:rPr>
         <w:t xml:space="preserve"> </w:t>
       </w:r>
       <w:r>
         <w:rPr>
-          <w:rFonts w:hint="eastAsia"/>
+          <w:rFonts w:hint="eastAsia" w:eastAsia="黑体"/>
         </w:rPr>
         <w:t xml:space="preserve">+VCC、地脚接地、信号脚接节点①（叶片掠过时输出脉冲）；</w:t>
       </w:r>
@@ -471,11 +530,14 @@
         </m:sSub>
       </m:oMath>
       <w:r>
+        <w:rPr>
+          <w:rFonts w:eastAsia="黑体"/>
+        </w:rPr>
         <w:t xml:space="preserve"> </w:t>
       </w:r>
       <w:r>
         <w:rPr>
-          <w:rFonts w:hint="eastAsia"/>
+          <w:rFonts w:hint="eastAsia" w:eastAsia="黑体"/>
         </w:rPr>
         <w:t xml:space="preserve">一端接节点①、另一端接节点②；</w:t>
       </w:r>
@@ -494,119 +556,157 @@
         </m:sSub>
       </m:oMath>
       <w:r>
+        <w:rPr>
+          <w:rFonts w:eastAsia="黑体"/>
+        </w:rPr>
         <w:t xml:space="preserve"> </w:t>
       </w:r>
       <w:r>
         <w:rPr>
-          <w:rFonts w:hint="eastAsia"/>
+          <w:rFonts w:hint="eastAsia" w:eastAsia="黑体"/>
         </w:rPr>
         <w:t xml:space="preserve">一端接节点③、另一端接</w:t>
       </w:r>
       <w:r>
+        <w:rPr>
+          <w:rFonts w:eastAsia="黑体"/>
+        </w:rPr>
         <w:t xml:space="preserve"> </w:t>
       </w:r>
       <w:r>
         <w:rPr>
-          <w:rFonts w:hint="eastAsia"/>
+          <w:rFonts w:hint="eastAsia" w:eastAsia="黑体"/>
         </w:rPr>
         <w:t xml:space="preserve">+VCC（或作分压/上拉）；</w:t>
       </w:r>
       <w:r>
         <w:rPr>
+          <w:rFonts w:eastAsia="黑体"/>
           <w:b/>
           <w:bCs/>
         </w:rPr>
         <w:t xml:space="preserve">A1</w:t>
       </w:r>
       <w:r>
+        <w:rPr>
+          <w:rFonts w:eastAsia="黑体"/>
+        </w:rPr>
         <w:t xml:space="preserve"> </w:t>
       </w:r>
       <w:r>
         <w:rPr>
-          <w:rFonts w:hint="eastAsia"/>
+          <w:rFonts w:hint="eastAsia" w:eastAsia="黑体"/>
         </w:rPr>
         <w:t xml:space="preserve">的</w:t>
       </w:r>
       <w:r>
+        <w:rPr>
+          <w:rFonts w:eastAsia="黑体"/>
+        </w:rPr>
         <w:t xml:space="preserve"> IN+ </w:t>
       </w:r>
       <w:r>
         <w:rPr>
-          <w:rFonts w:hint="eastAsia"/>
+          <w:rFonts w:hint="eastAsia" w:eastAsia="黑体"/>
         </w:rPr>
         <w:t xml:space="preserve">接节点②、IN−</w:t>
       </w:r>
       <w:r>
+        <w:rPr>
+          <w:rFonts w:eastAsia="黑体"/>
+        </w:rPr>
         <w:t xml:space="preserve"> </w:t>
       </w:r>
       <w:r>
         <w:rPr>
-          <w:rFonts w:hint="eastAsia"/>
+          <w:rFonts w:hint="eastAsia" w:eastAsia="黑体"/>
         </w:rPr>
         <w:t xml:space="preserve">接节点③、OUT</w:t>
       </w:r>
       <w:r>
+        <w:rPr>
+          <w:rFonts w:eastAsia="黑体"/>
+        </w:rPr>
         <w:t xml:space="preserve"> </w:t>
       </w:r>
       <w:r>
         <w:rPr>
-          <w:rFonts w:hint="eastAsia"/>
+          <w:rFonts w:hint="eastAsia" w:eastAsia="黑体"/>
         </w:rPr>
         <w:t xml:space="preserve">接节点④、正电源脚</w:t>
       </w:r>
       <w:r>
+        <w:rPr>
+          <w:rFonts w:eastAsia="黑体"/>
+        </w:rPr>
         <w:t xml:space="preserve"> V+ </w:t>
       </w:r>
       <w:r>
         <w:rPr>
-          <w:rFonts w:hint="eastAsia"/>
+          <w:rFonts w:hint="eastAsia" w:eastAsia="黑体"/>
         </w:rPr>
         <w:t xml:space="preserve">接</w:t>
       </w:r>
       <w:r>
+        <w:rPr>
+          <w:rFonts w:eastAsia="黑体"/>
+        </w:rPr>
         <w:t xml:space="preserve"> </w:t>
       </w:r>
       <w:r>
         <w:rPr>
-          <w:rFonts w:hint="eastAsia"/>
+          <w:rFonts w:hint="eastAsia" w:eastAsia="黑体"/>
         </w:rPr>
         <w:t xml:space="preserve">+VCC、负电源脚</w:t>
       </w:r>
       <w:r>
+        <w:rPr>
+          <w:rFonts w:eastAsia="黑体"/>
+        </w:rPr>
         <w:t xml:space="preserve"> V− </w:t>
       </w:r>
       <w:r>
         <w:rPr>
-          <w:rFonts w:hint="eastAsia"/>
+          <w:rFonts w:hint="eastAsia" w:eastAsia="黑体"/>
         </w:rPr>
         <w:t xml:space="preserve">接地；</w:t>
       </w:r>
       <w:r>
         <w:rPr>
+          <w:rFonts w:eastAsia="黑体"/>
           <w:b/>
           <w:bCs/>
         </w:rPr>
         <w:t xml:space="preserve">MCU</w:t>
       </w:r>
       <w:r>
+        <w:rPr>
+          <w:rFonts w:eastAsia="黑体"/>
+        </w:rPr>
         <w:t xml:space="preserve"> </w:t>
       </w:r>
       <w:r>
         <w:rPr>
-          <w:rFonts w:hint="eastAsia"/>
+          <w:rFonts w:hint="eastAsia" w:eastAsia="黑体"/>
         </w:rPr>
         <w:t xml:space="preserve">的定时器/外部中断/GPIO</w:t>
       </w:r>
       <w:r>
+        <w:rPr>
+          <w:rFonts w:eastAsia="黑体"/>
+        </w:rPr>
         <w:t xml:space="preserve"> </w:t>
       </w:r>
       <w:r>
         <w:rPr>
-          <w:rFonts w:hint="eastAsia"/>
+          <w:rFonts w:hint="eastAsia" w:eastAsia="黑体"/>
         </w:rPr>
         <w:t xml:space="preserve">输入脚接节点④，对脉冲计数并按仪表系数</w:t>
       </w:r>
       <w:r>
+        <w:rPr>
+          <w:rFonts w:eastAsia="黑体"/>
+        </w:rPr>
         <w:t xml:space="preserve"> </w:t>
       </w:r>
       <m:oMath>
@@ -615,11 +715,14 @@
         </m:r>
       </m:oMath>
       <w:r>
+        <w:rPr>
+          <w:rFonts w:eastAsia="黑体"/>
+        </w:rPr>
         <w:t xml:space="preserve"> </w:t>
       </w:r>
       <w:r>
         <w:rPr>
-          <w:rFonts w:hint="eastAsia"/>
+          <w:rFonts w:hint="eastAsia" w:eastAsia="黑体"/>
         </w:rPr>
         <w:t xml:space="preserve">换算流量。</w:t>
       </w:r>
@@ -628,20 +731,26 @@
       <w:pPr/>
       <w:r>
         <w:rPr>
-          <w:rFonts w:hint="eastAsia"/>
+          <w:rFonts w:hint="eastAsia" w:eastAsia="黑体"/>
         </w:rPr>
         <w:t xml:space="preserve">由此构成”涡轮-霍尔（或热式/超声/电磁）传感元件输出与流速成正比的脉冲或信号，经放大整形成数字脉冲，MCU</w:t>
       </w:r>
       <w:r>
+        <w:rPr>
+          <w:rFonts w:eastAsia="黑体"/>
+        </w:rPr>
         <w:t xml:space="preserve"> </w:t>
       </w:r>
       <w:r>
         <w:rPr>
-          <w:rFonts w:hint="eastAsia"/>
+          <w:rFonts w:hint="eastAsia" w:eastAsia="黑体"/>
         </w:rPr>
         <w:t xml:space="preserve">计频后按仪表系数</w:t>
       </w:r>
       <w:r>
+        <w:rPr>
+          <w:rFonts w:eastAsia="黑体"/>
+        </w:rPr>
         <w:t xml:space="preserve"> </w:t>
       </w:r>
       <m:oMath>
@@ -650,11 +759,14 @@
         </m:r>
       </m:oMath>
       <w:r>
+        <w:rPr>
+          <w:rFonts w:eastAsia="黑体"/>
+        </w:rPr>
         <w:t xml:space="preserve"> </w:t>
       </w:r>
       <w:r>
         <w:rPr>
-          <w:rFonts w:hint="eastAsia"/>
+          <w:rFonts w:hint="eastAsia" w:eastAsia="黑体"/>
         </w:rPr>
         <w:t xml:space="preserve">换算流量”的流量测量组态，其脉冲频率与流量成正比，</w:t>
       </w:r>
@@ -679,6 +791,9 @@
         </m:r>
       </m:oMath>
       <w:r>
+        <w:rPr>
+          <w:rFonts w:eastAsia="黑体"/>
+        </w:rPr>
         <w:t xml:space="preserve">。</w:t>
       </w:r>
     </w:p>
@@ -690,7 +805,7 @@
       </w:pPr>
       <w:r>
         <w:rPr>
-          <w:rFonts w:hint="eastAsia"/>
+          <w:rFonts w:hint="eastAsia" w:eastAsia="黑体"/>
         </w:rPr>
         <w:t xml:space="preserve">工作原理</w:t>
       </w:r>
@@ -701,16 +816,19 @@
       </w:pPr>
       <w:r>
         <w:rPr>
-          <w:rFonts w:hint="eastAsia"/>
+          <w:rFonts w:hint="eastAsia" w:eastAsia="黑体"/>
         </w:rPr>
         <w:t xml:space="preserve">涡轮/霍尔式由水流推动叶轮，叶片掠过霍尔元件产生脉冲，脉冲频率与流速成正比；热式利用流体带走热量使加热电阻变化；超声波式测顺逆流传播时间差。MCU</w:t>
       </w:r>
       <w:r>
+        <w:rPr>
+          <w:rFonts w:eastAsia="黑体"/>
+        </w:rPr>
         <w:t xml:space="preserve"> </w:t>
       </w:r>
       <w:r>
         <w:rPr>
-          <w:rFonts w:hint="eastAsia"/>
+          <w:rFonts w:hint="eastAsia" w:eastAsia="黑体"/>
         </w:rPr>
         <w:t xml:space="preserve">由频率/时间/阻值换算流量。</w:t>
       </w:r>
@@ -723,7 +841,7 @@
       </w:pPr>
       <w:r>
         <w:rPr>
-          <w:rFonts w:hint="eastAsia"/>
+          <w:rFonts w:hint="eastAsia" w:eastAsia="黑体"/>
         </w:rPr>
         <w:t xml:space="preserve">关键计算公式</w:t>
       </w:r>
@@ -737,7 +855,7 @@
       </w:pPr>
       <w:r>
         <w:rPr>
-          <w:rFonts w:hint="eastAsia"/>
+          <w:rFonts w:hint="eastAsia" w:eastAsia="黑体"/>
         </w:rPr>
         <w:t xml:space="preserve">涡轮式流量与脉冲频率：</w:t>
       </w:r>
@@ -785,7 +903,7 @@
       </w:pPr>
       <w:r>
         <w:rPr>
-          <w:rFonts w:hint="eastAsia"/>
+          <w:rFonts w:hint="eastAsia" w:eastAsia="黑体"/>
         </w:rPr>
         <w:t xml:space="preserve">霍尔式叶轮转速：</w:t>
       </w:r>
@@ -849,7 +967,7 @@
       </w:pPr>
       <w:r>
         <w:rPr>
-          <w:rFonts w:hint="eastAsia"/>
+          <w:rFonts w:hint="eastAsia" w:eastAsia="黑体"/>
         </w:rPr>
         <w:t xml:space="preserve">超声波时差法流速：</w:t>
       </w:r>
@@ -973,7 +1091,7 @@
       </w:pPr>
       <w:r>
         <w:rPr>
-          <w:rFonts w:hint="eastAsia"/>
+          <w:rFonts w:hint="eastAsia" w:eastAsia="黑体"/>
         </w:rPr>
         <w:t xml:space="preserve">流量（管道截面积）：</w:t>
       </w:r>
@@ -1043,7 +1161,7 @@
             </w:pPr>
             <w:r>
               <w:rPr>
-                <w:rFonts w:hint="eastAsia"/>
+                <w:rFonts w:hint="eastAsia" w:eastAsia="黑体"/>
               </w:rPr>
               <w:t xml:space="preserve">符号</w:t>
             </w:r>
@@ -1057,7 +1175,7 @@
             </w:pPr>
             <w:r>
               <w:rPr>
-                <w:rFonts w:hint="eastAsia"/>
+                <w:rFonts w:hint="eastAsia" w:eastAsia="黑体"/>
               </w:rPr>
               <w:t xml:space="preserve">含义</w:t>
             </w:r>
@@ -1071,7 +1189,7 @@
             </w:pPr>
             <w:r>
               <w:rPr>
-                <w:rFonts w:hint="eastAsia"/>
+                <w:rFonts w:hint="eastAsia" w:eastAsia="黑体"/>
               </w:rPr>
               <w:t xml:space="preserve">单位</w:t>
             </w:r>
@@ -1091,6 +1209,9 @@
               </m:r>
             </m:oMath>
             <w:r>
+              <w:rPr>
+                <w:rFonts w:eastAsia="黑体"/>
+              </w:rPr>
               <w:t xml:space="preserve">​</w:t>
             </w:r>
           </w:p>
@@ -1103,7 +1224,7 @@
             </w:pPr>
             <w:r>
               <w:rPr>
-                <w:rFonts w:hint="eastAsia"/>
+                <w:rFonts w:hint="eastAsia" w:eastAsia="黑体"/>
               </w:rPr>
               <w:t xml:space="preserve">体积流量</w:t>
             </w:r>
@@ -1116,6 +1237,9 @@
               <w:pStyle w:val="Compact"/>
             </w:pPr>
             <w:r>
+              <w:rPr>
+                <w:rFonts w:eastAsia="黑体"/>
+              </w:rPr>
               <w:t xml:space="preserve">m³/s</w:t>
             </w:r>
           </w:p>
@@ -1134,6 +1258,9 @@
               </m:r>
             </m:oMath>
             <w:r>
+              <w:rPr>
+                <w:rFonts w:eastAsia="黑体"/>
+              </w:rPr>
               <w:t xml:space="preserve">​</w:t>
             </w:r>
           </w:p>
@@ -1146,7 +1273,7 @@
             </w:pPr>
             <w:r>
               <w:rPr>
-                <w:rFonts w:hint="eastAsia"/>
+                <w:rFonts w:hint="eastAsia" w:eastAsia="黑体"/>
               </w:rPr>
               <w:t xml:space="preserve">仪表系数</w:t>
             </w:r>
@@ -1160,7 +1287,7 @@
             </w:pPr>
             <w:r>
               <w:rPr>
-                <w:rFonts w:hint="eastAsia"/>
+                <w:rFonts w:hint="eastAsia" w:eastAsia="黑体"/>
               </w:rPr>
               <w:t xml:space="preserve">m³/脉冲</w:t>
             </w:r>
@@ -1180,6 +1307,9 @@
               </m:r>
             </m:oMath>
             <w:r>
+              <w:rPr>
+                <w:rFonts w:eastAsia="黑体"/>
+              </w:rPr>
               <w:t xml:space="preserve">​</w:t>
             </w:r>
           </w:p>
@@ -1192,7 +1322,7 @@
             </w:pPr>
             <w:r>
               <w:rPr>
-                <w:rFonts w:hint="eastAsia"/>
+                <w:rFonts w:hint="eastAsia" w:eastAsia="黑体"/>
               </w:rPr>
               <w:t xml:space="preserve">脉冲/信号频率</w:t>
             </w:r>
@@ -1205,6 +1335,9 @@
               <w:pStyle w:val="Compact"/>
             </w:pPr>
             <w:r>
+              <w:rPr>
+                <w:rFonts w:eastAsia="黑体"/>
+              </w:rPr>
               <w:t xml:space="preserve">Hz</w:t>
             </w:r>
           </w:p>
@@ -1223,6 +1356,9 @@
               </m:r>
             </m:oMath>
             <w:r>
+              <w:rPr>
+                <w:rFonts w:eastAsia="黑体"/>
+              </w:rPr>
               <w:t xml:space="preserve">​</w:t>
             </w:r>
           </w:p>
@@ -1235,7 +1371,7 @@
             </w:pPr>
             <w:r>
               <w:rPr>
-                <w:rFonts w:hint="eastAsia"/>
+                <w:rFonts w:hint="eastAsia" w:eastAsia="黑体"/>
               </w:rPr>
               <w:t xml:space="preserve">叶轮转速</w:t>
             </w:r>
@@ -1248,6 +1384,9 @@
               <w:pStyle w:val="Compact"/>
             </w:pPr>
             <w:r>
+              <w:rPr>
+                <w:rFonts w:eastAsia="黑体"/>
+              </w:rPr>
               <w:t xml:space="preserve">r/s</w:t>
             </w:r>
           </w:p>
@@ -1279,6 +1418,9 @@
               </m:sSub>
             </m:oMath>
             <w:r>
+              <w:rPr>
+                <w:rFonts w:eastAsia="黑体"/>
+              </w:rPr>
               <w:t xml:space="preserve">​</w:t>
             </w:r>
           </w:p>
@@ -1291,7 +1433,7 @@
             </w:pPr>
             <w:r>
               <w:rPr>
-                <w:rFonts w:hint="eastAsia"/>
+                <w:rFonts w:hint="eastAsia" w:eastAsia="黑体"/>
               </w:rPr>
               <w:t xml:space="preserve">叶轮叶片数</w:t>
             </w:r>
@@ -1305,7 +1447,7 @@
             </w:pPr>
             <w:r>
               <w:rPr>
-                <w:rFonts w:hint="eastAsia"/>
+                <w:rFonts w:hint="eastAsia" w:eastAsia="黑体"/>
               </w:rPr>
               <w:t xml:space="preserve">无量纲</w:t>
             </w:r>
@@ -1325,6 +1467,9 @@
               </m:r>
             </m:oMath>
             <w:r>
+              <w:rPr>
+                <w:rFonts w:eastAsia="黑体"/>
+              </w:rPr>
               <w:t xml:space="preserve">​</w:t>
             </w:r>
           </w:p>
@@ -1337,7 +1482,7 @@
             </w:pPr>
             <w:r>
               <w:rPr>
-                <w:rFonts w:hint="eastAsia"/>
+                <w:rFonts w:hint="eastAsia" w:eastAsia="黑体"/>
               </w:rPr>
               <w:t xml:space="preserve">流速</w:t>
             </w:r>
@@ -1350,6 +1495,9 @@
               <w:pStyle w:val="Compact"/>
             </w:pPr>
             <w:r>
+              <w:rPr>
+                <w:rFonts w:eastAsia="黑体"/>
+              </w:rPr>
               <w:t xml:space="preserve">m/s</w:t>
             </w:r>
           </w:p>
@@ -1398,6 +1546,9 @@
               </m:sSub>
             </m:oMath>
             <w:r>
+              <w:rPr>
+                <w:rFonts w:eastAsia="黑体"/>
+              </w:rPr>
               <w:t xml:space="preserve">​</w:t>
             </w:r>
           </w:p>
@@ -1410,7 +1561,7 @@
             </w:pPr>
             <w:r>
               <w:rPr>
-                <w:rFonts w:hint="eastAsia"/>
+                <w:rFonts w:hint="eastAsia" w:eastAsia="黑体"/>
               </w:rPr>
               <w:t xml:space="preserve">顺、逆流传播时间</w:t>
             </w:r>
@@ -1423,6 +1574,9 @@
               <w:pStyle w:val="Compact"/>
             </w:pPr>
             <w:r>
+              <w:rPr>
+                <w:rFonts w:eastAsia="黑体"/>
+              </w:rPr>
               <w:t xml:space="preserve">s</w:t>
             </w:r>
           </w:p>
@@ -1441,6 +1595,9 @@
               </m:r>
             </m:oMath>
             <w:r>
+              <w:rPr>
+                <w:rFonts w:eastAsia="黑体"/>
+              </w:rPr>
               <w:t xml:space="preserve">​</w:t>
             </w:r>
           </w:p>
@@ -1453,7 +1610,7 @@
             </w:pPr>
             <w:r>
               <w:rPr>
-                <w:rFonts w:hint="eastAsia"/>
+                <w:rFonts w:hint="eastAsia" w:eastAsia="黑体"/>
               </w:rPr>
               <w:t xml:space="preserve">管道截面积</w:t>
             </w:r>
@@ -1466,6 +1623,9 @@
               <w:pStyle w:val="Compact"/>
             </w:pPr>
             <w:r>
+              <w:rPr>
+                <w:rFonts w:eastAsia="黑体"/>
+              </w:rPr>
               <w:t xml:space="preserve">m²</w:t>
             </w:r>
           </w:p>
@@ -1480,7 +1640,7 @@
       </w:pPr>
       <w:r>
         <w:rPr>
-          <w:rFonts w:hint="eastAsia"/>
+          <w:rFonts w:hint="eastAsia" w:eastAsia="黑体"/>
         </w:rPr>
         <w:t xml:space="preserve">元件调整影响</w:t>
       </w:r>
@@ -1495,7 +1655,7 @@
       </w:pPr>
       <w:r>
         <w:rPr>
-          <w:rFonts w:hint="eastAsia"/>
+          <w:rFonts w:hint="eastAsia" w:eastAsia="黑体"/>
           <w:b/>
           <w:bCs/>
         </w:rPr>
@@ -1503,6 +1663,7 @@
       </w:r>
       <w:r>
         <w:rPr>
+          <w:rFonts w:eastAsia="黑体"/>
           <w:b/>
           <w:bCs/>
         </w:rPr>
@@ -1515,6 +1676,7 @@
       </m:oMath>
       <w:r>
         <w:rPr>
+          <w:rFonts w:eastAsia="黑体"/>
           <w:b/>
           <w:bCs/>
         </w:rPr>
@@ -1522,21 +1684,27 @@
       </w:r>
       <w:r>
         <w:rPr>
-          <w:rFonts w:hint="eastAsia"/>
+          <w:rFonts w:hint="eastAsia" w:eastAsia="黑体"/>
           <w:b/>
           <w:bCs/>
         </w:rPr>
         <w:t xml:space="preserve">校准准确</w:t>
       </w:r>
       <w:r>
+        <w:rPr>
+          <w:rFonts w:eastAsia="黑体"/>
+        </w:rPr>
         <w:t xml:space="preserve"> </w:t>
       </w:r>
       <w:r>
+        <w:rPr>
+          <w:rFonts w:eastAsia="黑体"/>
+        </w:rPr>
         <w:t xml:space="preserve">→ </w:t>
       </w:r>
       <w:r>
         <w:rPr>
-          <w:rFonts w:hint="eastAsia"/>
+          <w:rFonts w:hint="eastAsia" w:eastAsia="黑体"/>
         </w:rPr>
         <w:t xml:space="preserve">流量换算更精确。</w:t>
       </w:r>
@@ -1551,21 +1719,27 @@
       </w:pPr>
       <w:r>
         <w:rPr>
-          <w:rFonts w:hint="eastAsia"/>
+          <w:rFonts w:hint="eastAsia" w:eastAsia="黑体"/>
           <w:b/>
           <w:bCs/>
         </w:rPr>
         <w:t xml:space="preserve">霍尔灵敏度/放大增益提高</w:t>
       </w:r>
       <w:r>
+        <w:rPr>
+          <w:rFonts w:eastAsia="黑体"/>
+        </w:rPr>
         <w:t xml:space="preserve"> </w:t>
       </w:r>
       <w:r>
+        <w:rPr>
+          <w:rFonts w:eastAsia="黑体"/>
+        </w:rPr>
         <w:t xml:space="preserve">→ </w:t>
       </w:r>
       <w:r>
         <w:rPr>
-          <w:rFonts w:hint="eastAsia"/>
+          <w:rFonts w:hint="eastAsia" w:eastAsia="黑体"/>
         </w:rPr>
         <w:t xml:space="preserve">低流速弱信号更易检出。</w:t>
       </w:r>
@@ -1580,21 +1754,27 @@
       </w:pPr>
       <w:r>
         <w:rPr>
-          <w:rFonts w:hint="eastAsia"/>
+          <w:rFonts w:hint="eastAsia" w:eastAsia="黑体"/>
           <w:b/>
           <w:bCs/>
         </w:rPr>
         <w:t xml:space="preserve">叶片数增多</w:t>
       </w:r>
       <w:r>
+        <w:rPr>
+          <w:rFonts w:eastAsia="黑体"/>
+        </w:rPr>
         <w:t xml:space="preserve"> </w:t>
       </w:r>
       <w:r>
+        <w:rPr>
+          <w:rFonts w:eastAsia="黑体"/>
+        </w:rPr>
         <w:t xml:space="preserve">→ </w:t>
       </w:r>
       <w:r>
         <w:rPr>
-          <w:rFonts w:hint="eastAsia"/>
+          <w:rFonts w:hint="eastAsia" w:eastAsia="黑体"/>
         </w:rPr>
         <w:t xml:space="preserve">每转脉冲数增多，分辨率提高。</w:t>
       </w:r>
@@ -1609,21 +1789,27 @@
       </w:pPr>
       <w:r>
         <w:rPr>
-          <w:rFonts w:hint="eastAsia"/>
+          <w:rFonts w:hint="eastAsia" w:eastAsia="黑体"/>
           <w:b/>
           <w:bCs/>
         </w:rPr>
         <w:t xml:space="preserve">测量管径增大</w:t>
       </w:r>
       <w:r>
+        <w:rPr>
+          <w:rFonts w:eastAsia="黑体"/>
+        </w:rPr>
         <w:t xml:space="preserve"> </w:t>
       </w:r>
       <w:r>
+        <w:rPr>
+          <w:rFonts w:eastAsia="黑体"/>
+        </w:rPr>
         <w:t xml:space="preserve">→ </w:t>
       </w:r>
       <w:r>
         <w:rPr>
-          <w:rFonts w:hint="eastAsia"/>
+          <w:rFonts w:hint="eastAsia" w:eastAsia="黑体"/>
         </w:rPr>
         <w:t xml:space="preserve">相同流速下流量量程增大。</w:t>
       </w:r>
@@ -1636,7 +1822,7 @@
       </w:pPr>
       <w:r>
         <w:rPr>
-          <w:rFonts w:hint="eastAsia"/>
+          <w:rFonts w:hint="eastAsia" w:eastAsia="黑体"/>
         </w:rPr>
         <w:t xml:space="preserve">典型参数示例</w:t>
       </w:r>
@@ -1651,11 +1837,14 @@
       </w:pPr>
       <w:r>
         <w:rPr>
-          <w:rFonts w:hint="eastAsia"/>
+          <w:rFonts w:hint="eastAsia" w:eastAsia="黑体"/>
         </w:rPr>
         <w:t xml:space="preserve">涡轮式仪表系数</w:t>
       </w:r>
       <w:r>
+        <w:rPr>
+          <w:rFonts w:eastAsia="黑体"/>
+        </w:rPr>
         <w:t xml:space="preserve"> </w:t>
       </w:r>
       <m:oMath>
@@ -1740,11 +1929,14 @@
       </m:oMath>
       <w:r>
         <w:rPr>
-          <w:rFonts w:hint="eastAsia"/>
+          <w:rFonts w:hint="eastAsia" w:eastAsia="黑体"/>
         </w:rPr>
         <w:t xml:space="preserve">，测得</w:t>
       </w:r>
       <w:r>
+        <w:rPr>
+          <w:rFonts w:eastAsia="黑体"/>
+        </w:rPr>
         <w:t xml:space="preserve"> </w:t>
       </w:r>
       <m:oMath>
@@ -1773,7 +1965,7 @@
       </m:oMath>
       <w:r>
         <w:rPr>
-          <w:rFonts w:hint="eastAsia"/>
+          <w:rFonts w:hint="eastAsia" w:eastAsia="黑体"/>
         </w:rPr>
         <w:t xml:space="preserve">：</w:t>
       </w:r>
@@ -1900,6 +2092,9 @@
         </m:r>
       </m:oMath>
       <w:r>
+        <w:rPr>
+          <w:rFonts w:eastAsia="黑体"/>
+        </w:rPr>
         <w:t xml:space="preserve">。</w:t>
       </w:r>
     </w:p>
@@ -1913,20 +2108,26 @@
       </w:pPr>
       <w:r>
         <w:rPr>
-          <w:rFonts w:hint="eastAsia"/>
+          <w:rFonts w:hint="eastAsia" w:eastAsia="黑体"/>
         </w:rPr>
         <w:t xml:space="preserve">叶轮</w:t>
       </w:r>
       <w:r>
+        <w:rPr>
+          <w:rFonts w:eastAsia="黑体"/>
+        </w:rPr>
         <w:t xml:space="preserve"> 4 </w:t>
       </w:r>
       <w:r>
         <w:rPr>
-          <w:rFonts w:hint="eastAsia"/>
+          <w:rFonts w:hint="eastAsia" w:eastAsia="黑体"/>
         </w:rPr>
         <w:t xml:space="preserve">叶片、脉冲频率</w:t>
       </w:r>
       <w:r>
+        <w:rPr>
+          <w:rFonts w:eastAsia="黑体"/>
+        </w:rPr>
         <w:t xml:space="preserve"> </w:t>
       </w:r>
       <m:oMath>
@@ -1955,11 +2156,14 @@
       </m:oMath>
       <w:r>
         <w:rPr>
-          <w:rFonts w:hint="eastAsia"/>
+          <w:rFonts w:hint="eastAsia" w:eastAsia="黑体"/>
         </w:rPr>
         <w:t xml:space="preserve">：转速</w:t>
       </w:r>
       <w:r>
+        <w:rPr>
+          <w:rFonts w:eastAsia="黑体"/>
+        </w:rPr>
         <w:t xml:space="preserve"> </w:t>
       </w:r>
       <m:oMath>
@@ -2008,6 +2212,9 @@
         </m:r>
       </m:oMath>
       <w:r>
+        <w:rPr>
+          <w:rFonts w:eastAsia="黑体"/>
+        </w:rPr>
         <w:t xml:space="preserve">。</w:t>
       </w:r>
     </w:p>
@@ -2019,7 +2226,7 @@
       </w:pPr>
       <w:r>
         <w:rPr>
-          <w:rFonts w:hint="eastAsia"/>
+          <w:rFonts w:hint="eastAsia" w:eastAsia="黑体"/>
         </w:rPr>
         <w:t xml:space="preserve">常见器件型号</w:t>
       </w:r>
@@ -2034,7 +2241,7 @@
       </w:pPr>
       <w:r>
         <w:rPr>
-          <w:rFonts w:hint="eastAsia"/>
+          <w:rFonts w:hint="eastAsia" w:eastAsia="黑体"/>
         </w:rPr>
         <w:t xml:space="preserve">霍尔式流量计：YF-S201、YF-S401（涡轮霍尔流量传感器）。</w:t>
       </w:r>
@@ -2049,7 +2256,7 @@
       </w:pPr>
       <w:r>
         <w:rPr>
-          <w:rFonts w:hint="eastAsia"/>
+          <w:rFonts w:hint="eastAsia" w:eastAsia="黑体"/>
         </w:rPr>
         <w:t xml:space="preserve">霍尔元件：A3144。</w:t>
       </w:r>
@@ -2064,7 +2271,7 @@
       </w:pPr>
       <w:r>
         <w:rPr>
-          <w:rFonts w:hint="eastAsia"/>
+          <w:rFonts w:hint="eastAsia" w:eastAsia="黑体"/>
         </w:rPr>
         <w:t xml:space="preserve">热式/质量流量传感器：常用：按需选型。</w:t>
       </w:r>
@@ -2077,7 +2284,7 @@
       </w:pPr>
       <w:r>
         <w:rPr>
-          <w:rFonts w:hint="eastAsia"/>
+          <w:rFonts w:hint="eastAsia" w:eastAsia="黑体"/>
         </w:rPr>
         <w:t xml:space="preserve">注意事项</w:t>
       </w:r>
@@ -2092,7 +2299,7 @@
       </w:pPr>
       <w:r>
         <w:rPr>
-          <w:rFonts w:hint="eastAsia"/>
+          <w:rFonts w:hint="eastAsia" w:eastAsia="黑体"/>
         </w:rPr>
         <w:t xml:space="preserve">流量计需按实际流体标定，仪表系数随黏度/温度变化。</w:t>
       </w:r>
@@ -2107,7 +2314,7 @@
       </w:pPr>
       <w:r>
         <w:rPr>
-          <w:rFonts w:hint="eastAsia"/>
+          <w:rFonts w:hint="eastAsia" w:eastAsia="黑体"/>
         </w:rPr>
         <w:t xml:space="preserve">气泡、杂质会干扰叶轮转动与超声波传播，需排气与过滤。</w:t>
       </w:r>
@@ -2122,7 +2329,7 @@
       </w:pPr>
       <w:r>
         <w:rPr>
-          <w:rFonts w:hint="eastAsia"/>
+          <w:rFonts w:hint="eastAsia" w:eastAsia="黑体"/>
         </w:rPr>
         <w:t xml:space="preserve">霍尔式输出为脉冲频率，需用定时器计数并做滤波防抖。</w:t>
       </w:r>
@@ -2135,7 +2342,7 @@
       </w:pPr>
       <w:r>
         <w:rPr>
-          <w:rFonts w:hint="eastAsia"/>
+          <w:rFonts w:hint="eastAsia" w:eastAsia="黑体"/>
         </w:rPr>
         <w:t xml:space="preserve">参考资料</w:t>
       </w:r>
@@ -2149,6 +2356,9 @@
         </w:numPr>
       </w:pPr>
       <w:r>
+        <w:rPr>
+          <w:rFonts w:eastAsia="黑体"/>
+        </w:rPr>
         <w:t xml:space="preserve">Wikipedia: Flow measurement / Flow sensor。</w:t>
       </w:r>
     </w:p>
@@ -2161,11 +2371,14 @@
         </w:numPr>
       </w:pPr>
       <w:r>
+        <w:rPr>
+          <w:rFonts w:eastAsia="黑体"/>
+        </w:rPr>
         <w:t xml:space="preserve">YF-S201 </w:t>
       </w:r>
       <w:r>
         <w:rPr>
-          <w:rFonts w:hint="eastAsia"/>
+          <w:rFonts w:hint="eastAsia" w:eastAsia="黑体"/>
         </w:rPr>
         <w:t xml:space="preserve">数据手册。</w:t>
       </w:r>
@@ -2180,7 +2393,7 @@
       </w:pPr>
       <w:r>
         <w:rPr>
-          <w:rFonts w:hint="eastAsia"/>
+          <w:rFonts w:hint="eastAsia" w:eastAsia="黑体"/>
         </w:rPr>
         <w:t xml:space="preserve">《传感器与检测技术》教材。</w:t>
       </w:r>
@@ -2194,11 +2407,11 @@
       </w:pPr>
       <w:r>
         <w:rPr>
-          <w:rFonts w:ascii="Times New Roman" w:hAnsi="Times New Roman"/>
+          <w:rFonts w:ascii="Times New Roman" w:hAnsi="Times New Roman" w:eastAsia="黑体"/>
           <w:color w:val="555555"/>
           <w:sz w:val="21"/>
         </w:rPr>
-        <w:t>材料收集者：杜文杰</w:t>
+        <w:t>材料收集者：杜文杰，WX手机：19519196569，QQ:3478827729</w:t>
       </w:r>
     </w:p>
     <w:sectPr>
@@ -2218,7 +2431,7 @@
 </file>
 
 <file path=word/footer1.xml><?xml version="1.0" encoding="utf-8"?>
-<w:ftr xmlns:m="http://schemas.openxmlformats.org/officeDocument/2006/math" xmlns:mc="http://schemas.openxmlformats.org/markup-compatibility/2006" xmlns:mo="http://schemas.microsoft.com/office/mac/office/2008/main" xmlns:mv="urn:schemas-microsoft-com:mac:vml" xmlns:o="urn:schemas-microsoft-com:office:office" xmlns:r="http://schemas.openxmlformats.org/officeDocument/2006/relationships" xmlns:v="urn:schemas-microsoft-com:vml" xmlns:w10="urn:schemas-microsoft-com:office:word" xmlns:w14="http://schemas.microsoft.com/office/word/2010/wordml" xmlns:w="http://schemas.openxmlformats.org/wordprocessingml/2006/main" xmlns:wne="http://schemas.microsoft.com/office/word/2006/wordml" xmlns:wp14="http://schemas.microsoft.com/office/word/2010/wordprocessingDrawing" xmlns:wp="http://schemas.openxmlformats.org/drawingml/2006/wordprocessingDrawing" xmlns:wpc="http://schemas.microsoft.com/office/word/2010/wordprocessingCanvas" xmlns:wpg="http://schemas.microsoft.com/office/word/2010/wordprocessingGroup" xmlns:wpi="http://schemas.microsoft.com/office/word/2010/wordprocessingInk" xmlns:wps="http://schemas.microsoft.com/office/word/2010/wordprocessingShape" mc:Ignorable="w14 wp14">
+<w:ftr xmlns:mc="http://schemas.openxmlformats.org/markup-compatibility/2006" xmlns:w="http://schemas.openxmlformats.org/wordprocessingml/2006/main" xmlns:m="http://schemas.openxmlformats.org/officeDocument/2006/math" xmlns:mo="http://schemas.microsoft.com/office/mac/office/2008/main" xmlns:mv="urn:schemas-microsoft-com:mac:vml" xmlns:o="urn:schemas-microsoft-com:office:office" xmlns:r="http://schemas.openxmlformats.org/officeDocument/2006/relationships" xmlns:v="urn:schemas-microsoft-com:vml" xmlns:w10="urn:schemas-microsoft-com:office:word" xmlns:w14="http://schemas.microsoft.com/office/word/2010/wordml" xmlns:wne="http://schemas.microsoft.com/office/word/2006/wordml" xmlns:wp14="http://schemas.microsoft.com/office/word/2010/wordprocessingDrawing" xmlns:wp="http://schemas.openxmlformats.org/drawingml/2006/wordprocessingDrawing" xmlns:wpc="http://schemas.microsoft.com/office/word/2010/wordprocessingCanvas" xmlns:wpg="http://schemas.microsoft.com/office/word/2010/wordprocessingGroup" xmlns:wpi="http://schemas.microsoft.com/office/word/2010/wordprocessingInk" xmlns:wps="http://schemas.microsoft.com/office/word/2010/wordprocessingShape" mc:Ignorable="w14 wp14">
   <w:p>
     <w:pPr>
       <w:pStyle w:val="Footer"/>
@@ -2226,12 +2439,14 @@
     </w:pPr>
     <w:r>
       <w:rPr>
+        <w:rFonts w:eastAsia="黑体"/>
         <w:sz w:val="18"/>
       </w:rPr>
       <w:t xml:space="preserve">第 </w:t>
     </w:r>
     <w:r>
       <w:rPr>
+        <w:rFonts w:eastAsia="黑体"/>
         <w:sz w:val="18"/>
       </w:rPr>
       <w:fldChar w:fldCharType="begin"/>
@@ -2240,6 +2455,7 @@
     </w:r>
     <w:r>
       <w:rPr>
+        <w:rFonts w:eastAsia="黑体"/>
         <w:sz w:val="18"/>
       </w:rPr>
       <w:t xml:space="preserve"> 页</w:t>
@@ -2253,6 +2469,9 @@
   <w:footnote w:type="continuationSeparator" w:id="0">
     <w:p>
       <w:r>
+        <w:rPr>
+          <w:rFonts w:eastAsia="黑体"/>
+        </w:rPr>
         <w:continuationSeparator/>
       </w:r>
     </w:p>
@@ -2260,6 +2479,9 @@
   <w:footnote w:type="separator" w:id="-1">
     <w:p>
       <w:r>
+        <w:rPr>
+          <w:rFonts w:eastAsia="黑体"/>
+        </w:rPr>
         <w:separator/>
       </w:r>
     </w:p>
@@ -2268,7 +2490,7 @@
 </file>
 
 <file path=word/header1.xml><?xml version="1.0" encoding="utf-8"?>
-<w:hdr xmlns:m="http://schemas.openxmlformats.org/officeDocument/2006/math" xmlns:mc="http://schemas.openxmlformats.org/markup-compatibility/2006" xmlns:mo="http://schemas.microsoft.com/office/mac/office/2008/main" xmlns:mv="urn:schemas-microsoft-com:mac:vml" xmlns:o="urn:schemas-microsoft-com:office:office" xmlns:r="http://schemas.openxmlformats.org/officeDocument/2006/relationships" xmlns:v="urn:schemas-microsoft-com:vml" xmlns:w10="urn:schemas-microsoft-com:office:word" xmlns:w14="http://schemas.microsoft.com/office/word/2010/wordml" xmlns:w="http://schemas.openxmlformats.org/wordprocessingml/2006/main" xmlns:wne="http://schemas.microsoft.com/office/word/2006/wordml" xmlns:wp14="http://schemas.microsoft.com/office/word/2010/wordprocessingDrawing" xmlns:wp="http://schemas.openxmlformats.org/drawingml/2006/wordprocessingDrawing" xmlns:wpc="http://schemas.microsoft.com/office/word/2010/wordprocessingCanvas" xmlns:wpg="http://schemas.microsoft.com/office/word/2010/wordprocessingGroup" xmlns:wpi="http://schemas.microsoft.com/office/word/2010/wordprocessingInk" xmlns:wps="http://schemas.microsoft.com/office/word/2010/wordprocessingShape" mc:Ignorable="w14 wp14">
+<w:hdr xmlns:mc="http://schemas.openxmlformats.org/markup-compatibility/2006" xmlns:w="http://schemas.openxmlformats.org/wordprocessingml/2006/main" xmlns:m="http://schemas.openxmlformats.org/officeDocument/2006/math" xmlns:mo="http://schemas.microsoft.com/office/mac/office/2008/main" xmlns:mv="urn:schemas-microsoft-com:mac:vml" xmlns:o="urn:schemas-microsoft-com:office:office" xmlns:r="http://schemas.openxmlformats.org/officeDocument/2006/relationships" xmlns:v="urn:schemas-microsoft-com:vml" xmlns:w10="urn:schemas-microsoft-com:office:word" xmlns:w14="http://schemas.microsoft.com/office/word/2010/wordml" xmlns:wne="http://schemas.microsoft.com/office/word/2006/wordml" xmlns:wp14="http://schemas.microsoft.com/office/word/2010/wordprocessingDrawing" xmlns:wp="http://schemas.openxmlformats.org/drawingml/2006/wordprocessingDrawing" xmlns:wpc="http://schemas.microsoft.com/office/word/2010/wordprocessingCanvas" xmlns:wpg="http://schemas.microsoft.com/office/word/2010/wordprocessingGroup" xmlns:wpi="http://schemas.microsoft.com/office/word/2010/wordprocessingInk" xmlns:wps="http://schemas.microsoft.com/office/word/2010/wordprocessingShape" mc:Ignorable="w14 wp14">
   <w:p>
     <w:pPr>
       <w:pStyle w:val="Header"/>
@@ -2276,7 +2498,7 @@
     </w:pPr>
     <w:r>
       <w:rPr>
-        <w:rFonts w:ascii="Times New Roman" w:hAnsi="Times New Roman"/>
+        <w:rFonts w:ascii="Times New Roman" w:hAnsi="Times New Roman" w:eastAsia="黑体"/>
         <w:sz w:val="18"/>
         <w:rFonts w:eastAsia="黑体"/>
         <w:rFonts w:eastAsia="黑体"/>
@@ -2288,7 +2510,7 @@
 </file>
 
 <file path=word/numbering.xml><?xml version="1.0" encoding="utf-8"?>
-<w:numbering xmlns:m="http://schemas.openxmlformats.org/officeDocument/2006/math" xmlns:mc="http://schemas.openxmlformats.org/markup-compatibility/2006" xmlns:mo="http://schemas.microsoft.com/office/mac/office/2008/main" xmlns:mv="urn:schemas-microsoft-com:mac:vml" xmlns:o="urn:schemas-microsoft-com:office:office" xmlns:r="http://schemas.openxmlformats.org/officeDocument/2006/relationships" xmlns:v="urn:schemas-microsoft-com:vml" xmlns:w="http://schemas.openxmlformats.org/wordprocessingml/2006/main" xmlns:w10="urn:schemas-microsoft-com:office:word" xmlns:w14="http://schemas.microsoft.com/office/word/2010/wordml" xmlns:wne="http://schemas.microsoft.com/office/word/2006/wordml" xmlns:wp="http://schemas.openxmlformats.org/drawingml/2006/wordprocessingDrawing" xmlns:wp14="http://schemas.microsoft.com/office/word/2010/wordprocessingDrawing" xmlns:wpc="http://schemas.microsoft.com/office/word/2010/wordprocessingCanvas" xmlns:wpg="http://schemas.microsoft.com/office/word/2010/wordprocessingGroup" xmlns:wpi="http://schemas.microsoft.com/office/word/2010/wordprocessingInk" xmlns:wps="http://schemas.microsoft.com/office/word/2010/wordprocessingShape" mc:Ignorable="w14 wp14">
+<w:numbering xmlns:mc="http://schemas.openxmlformats.org/markup-compatibility/2006" xmlns:w="http://schemas.openxmlformats.org/wordprocessingml/2006/main" xmlns:m="http://schemas.openxmlformats.org/officeDocument/2006/math" xmlns:mo="http://schemas.microsoft.com/office/mac/office/2008/main" xmlns:mv="urn:schemas-microsoft-com:mac:vml" xmlns:o="urn:schemas-microsoft-com:office:office" xmlns:r="http://schemas.openxmlformats.org/officeDocument/2006/relationships" xmlns:v="urn:schemas-microsoft-com:vml" xmlns:w10="urn:schemas-microsoft-com:office:word" xmlns:w14="http://schemas.microsoft.com/office/word/2010/wordml" xmlns:wne="http://schemas.microsoft.com/office/word/2006/wordml" xmlns:wp="http://schemas.openxmlformats.org/drawingml/2006/wordprocessingDrawing" xmlns:wp14="http://schemas.microsoft.com/office/word/2010/wordprocessingDrawing" xmlns:wpc="http://schemas.microsoft.com/office/word/2010/wordprocessingCanvas" xmlns:wpg="http://schemas.microsoft.com/office/word/2010/wordprocessingGroup" xmlns:wpi="http://schemas.microsoft.com/office/word/2010/wordprocessingInk" xmlns:wps="http://schemas.microsoft.com/office/word/2010/wordprocessingShape" mc:Ignorable="w14 wp14">
   <w:abstractNum w:abstractNumId="0">
     <w:nsid w:val="FFFFFF7C"/>
     <w:multiLevelType w:val="singleLevel"/>
@@ -2375,7 +2597,7 @@
         <w:ind w:hanging="360" w:left="1440"/>
       </w:pPr>
       <w:rPr>
-        <w:rFonts w:ascii="Symbol" w:hAnsi="Symbol" w:hint="default"/>
+        <w:rFonts w:ascii="Symbol" w:hAnsi="Symbol" w:hint="default" w:eastAsia="黑体"/>
       </w:rPr>
     </w:lvl>
   </w:abstractNum>
@@ -2396,7 +2618,7 @@
         <w:ind w:hanging="360" w:left="1080"/>
       </w:pPr>
       <w:rPr>
-        <w:rFonts w:ascii="Symbol" w:hAnsi="Symbol" w:hint="default"/>
+        <w:rFonts w:ascii="Symbol" w:hAnsi="Symbol" w:hint="default" w:eastAsia="黑体"/>
       </w:rPr>
     </w:lvl>
   </w:abstractNum>
@@ -2417,7 +2639,7 @@
         <w:ind w:hanging="360" w:left="720"/>
       </w:pPr>
       <w:rPr>
-        <w:rFonts w:ascii="Symbol" w:hAnsi="Symbol" w:hint="default"/>
+        <w:rFonts w:ascii="Symbol" w:hAnsi="Symbol" w:hint="default" w:eastAsia="黑体"/>
       </w:rPr>
     </w:lvl>
   </w:abstractNum>
@@ -2456,7 +2678,7 @@
         <w:ind w:hanging="360" w:left="360"/>
       </w:pPr>
       <w:rPr>
-        <w:rFonts w:ascii="Symbol" w:hAnsi="Symbol" w:hint="default"/>
+        <w:rFonts w:ascii="Symbol" w:hAnsi="Symbol" w:hint="default" w:eastAsia="黑体"/>
       </w:rPr>
     </w:lvl>
   </w:abstractNum>
@@ -2547,7 +2769,7 @@
         <w:ind w:left="720" w:hanging="360"/>
       </w:pPr>
       <w:rPr>
-        <w:rFonts w:ascii="Symbol" w:hAnsi="Symbol" w:cs="Symbol" w:hint="default"/>
+        <w:rFonts w:ascii="Symbol" w:hAnsi="Symbol" w:cs="Symbol" w:hint="default" w:eastAsia="黑体"/>
       </w:rPr>
     </w:lvl>
     <w:lvl w:ilvl="1">
@@ -2558,7 +2780,7 @@
         <w:ind w:left="1440" w:hanging="360"/>
       </w:pPr>
       <w:rPr>
-        <w:rFonts w:ascii="Courier New" w:hAnsi="Courier New" w:cs="Courier New" w:hint="default"/>
+        <w:rFonts w:ascii="Courier New" w:hAnsi="Courier New" w:cs="Courier New" w:hint="default" w:eastAsia="黑体"/>
       </w:rPr>
     </w:lvl>
     <w:lvl w:ilvl="2">
@@ -2569,7 +2791,7 @@
         <w:ind w:left="2160" w:hanging="360"/>
       </w:pPr>
       <w:rPr>
-        <w:rFonts w:ascii="Wingdings" w:hAnsi="Wingdings" w:cs="Wingdings" w:hint="default"/>
+        <w:rFonts w:ascii="Wingdings" w:hAnsi="Wingdings" w:cs="Wingdings" w:hint="default" w:eastAsia="黑体"/>
       </w:rPr>
     </w:lvl>
     <w:lvl w:ilvl="3">
@@ -2580,7 +2802,7 @@
         <w:ind w:left="2880" w:hanging="360"/>
       </w:pPr>
       <w:rPr>
-        <w:rFonts w:ascii="Symbol" w:hAnsi="Symbol" w:cs="Symbol" w:hint="default"/>
+        <w:rFonts w:ascii="Symbol" w:hAnsi="Symbol" w:cs="Symbol" w:hint="default" w:eastAsia="黑体"/>
       </w:rPr>
     </w:lvl>
     <w:lvl w:ilvl="4">
@@ -2591,7 +2813,7 @@
         <w:ind w:left="3600" w:hanging="360"/>
       </w:pPr>
       <w:rPr>
-        <w:rFonts w:ascii="Courier New" w:hAnsi="Courier New" w:cs="Courier New" w:hint="default"/>
+        <w:rFonts w:ascii="Courier New" w:hAnsi="Courier New" w:cs="Courier New" w:hint="default" w:eastAsia="黑体"/>
       </w:rPr>
     </w:lvl>
     <w:lvl w:ilvl="5">
@@ -2602,7 +2824,7 @@
         <w:ind w:left="4320" w:hanging="360"/>
       </w:pPr>
       <w:rPr>
-        <w:rFonts w:ascii="Wingdings" w:hAnsi="Wingdings" w:cs="Wingdings" w:hint="default"/>
+        <w:rFonts w:ascii="Wingdings" w:hAnsi="Wingdings" w:cs="Wingdings" w:hint="default" w:eastAsia="黑体"/>
       </w:rPr>
     </w:lvl>
     <w:lvl w:ilvl="6">
@@ -2613,7 +2835,7 @@
         <w:ind w:left="5040" w:hanging="360"/>
       </w:pPr>
       <w:rPr>
-        <w:rFonts w:ascii="Symbol" w:hAnsi="Symbol" w:cs="Symbol" w:hint="default"/>
+        <w:rFonts w:ascii="Symbol" w:hAnsi="Symbol" w:cs="Symbol" w:hint="default" w:eastAsia="黑体"/>
       </w:rPr>
     </w:lvl>
     <w:lvl w:ilvl="7">
@@ -2624,7 +2846,7 @@
         <w:ind w:left="5760" w:hanging="360"/>
       </w:pPr>
       <w:rPr>
-        <w:rFonts w:ascii="Courier New" w:hAnsi="Courier New" w:cs="Courier New" w:hint="default"/>
+        <w:rFonts w:ascii="Courier New" w:hAnsi="Courier New" w:cs="Courier New" w:hint="default" w:eastAsia="黑体"/>
       </w:rPr>
     </w:lvl>
     <w:lvl w:ilvl="8">
@@ -2635,7 +2857,7 @@
         <w:ind w:left="6480" w:hanging="360"/>
       </w:pPr>
       <w:rPr>
-        <w:rFonts w:ascii="Wingdings" w:hAnsi="Wingdings" w:cs="Wingdings" w:hint="default"/>
+        <w:rFonts w:ascii="Wingdings" w:hAnsi="Wingdings" w:cs="Wingdings" w:hint="default" w:eastAsia="黑体"/>
       </w:rPr>
     </w:lvl>
   </w:abstractNum>
@@ -2691,11 +2913,11 @@
 </file>
 
 <file path=word/styles.xml><?xml version="1.0" encoding="utf-8"?>
-<w:styles xmlns:mc="http://schemas.openxmlformats.org/markup-compatibility/2006" xmlns:r="http://schemas.openxmlformats.org/officeDocument/2006/relationships" xmlns:w="http://schemas.openxmlformats.org/wordprocessingml/2006/main" xmlns:w14="http://schemas.microsoft.com/office/word/2010/wordml" mc:Ignorable="w14">
+<w:styles xmlns:mc="http://schemas.openxmlformats.org/markup-compatibility/2006" xmlns:w="http://schemas.openxmlformats.org/wordprocessingml/2006/main" xmlns:r="http://schemas.openxmlformats.org/officeDocument/2006/relationships" xmlns:w14="http://schemas.microsoft.com/office/word/2010/wordml" mc:Ignorable="w14">
   <w:docDefaults>
     <w:rPrDefault>
       <w:rPr>
-        <w:rFonts w:asciiTheme="minorHAnsi" w:cstheme="minorBidi" w:eastAsiaTheme="minorEastAsia" w:hAnsiTheme="minorHAnsi"/>
+        <w:rFonts w:asciiTheme="minorHAnsi" w:cstheme="minorBidi" w:hAnsiTheme="minorHAnsi" w:eastAsia="黑体"/>
         <w:sz w:val="22"/>
         <w:szCs w:val="22"/>
         <w:lang w:bidi="ar-SA" w:eastAsia="en-US" w:val="en-US"/>
@@ -2917,7 +3139,7 @@
       <w:outlineLvl w:val="0"/>
     </w:pPr>
     <w:rPr>
-      <w:rFonts w:ascii="Times New Roman" w:asciiTheme="majorHAnsi" w:cstheme="majorBidi" w:eastAsia="黑体" w:eastAsiaTheme="majorEastAsia" w:hAnsi="Times New Roman" w:hAnsiTheme="majorHAnsi"/>
+      <w:rFonts w:ascii="Times New Roman" w:asciiTheme="majorHAnsi" w:cstheme="majorBidi" w:eastAsia="黑体" w:hAnsi="Times New Roman" w:hAnsiTheme="majorHAnsi"/>
       <w:b/>
       <w:bCs/>
       <w:color w:val="1F3864"/>
@@ -2941,7 +3163,7 @@
       <w:outlineLvl w:val="1"/>
     </w:pPr>
     <w:rPr>
-      <w:rFonts w:ascii="Times New Roman" w:asciiTheme="majorHAnsi" w:cstheme="majorBidi" w:eastAsia="黑体" w:eastAsiaTheme="majorEastAsia" w:hAnsi="Times New Roman" w:hAnsiTheme="majorHAnsi"/>
+      <w:rFonts w:ascii="Times New Roman" w:asciiTheme="majorHAnsi" w:cstheme="majorBidi" w:eastAsia="黑体" w:hAnsi="Times New Roman" w:hAnsiTheme="majorHAnsi"/>
       <w:b/>
       <w:bCs/>
       <w:color w:val="2E4E7E"/>
@@ -2965,7 +3187,7 @@
       <w:outlineLvl w:val="2"/>
     </w:pPr>
     <w:rPr>
-      <w:rFonts w:ascii="Times New Roman" w:asciiTheme="majorHAnsi" w:cstheme="majorBidi" w:eastAsia="黑体" w:eastAsiaTheme="majorEastAsia" w:hAnsi="Times New Roman" w:hAnsiTheme="majorHAnsi"/>
+      <w:rFonts w:ascii="Times New Roman" w:asciiTheme="majorHAnsi" w:cstheme="majorBidi" w:eastAsia="黑体" w:hAnsi="Times New Roman" w:hAnsiTheme="majorHAnsi"/>
       <w:b/>
       <w:bCs/>
       <w:color w:val="2E4E7E"/>
@@ -2989,7 +3211,7 @@
       <w:outlineLvl w:val="3"/>
     </w:pPr>
     <w:rPr>
-      <w:rFonts w:ascii="Times New Roman" w:asciiTheme="majorHAnsi" w:cstheme="majorBidi" w:eastAsia="黑体" w:eastAsiaTheme="majorEastAsia" w:hAnsi="Times New Roman" w:hAnsiTheme="majorHAnsi"/>
+      <w:rFonts w:ascii="Times New Roman" w:asciiTheme="majorHAnsi" w:cstheme="majorBidi" w:eastAsia="黑体" w:hAnsi="Times New Roman" w:hAnsiTheme="majorHAnsi"/>
       <w:b/>
       <w:bCs/>
       <w:i/>
@@ -3015,7 +3237,7 @@
       <w:outlineLvl w:val="4"/>
     </w:pPr>
     <w:rPr>
-      <w:rFonts w:ascii="Times New Roman" w:asciiTheme="majorHAnsi" w:cstheme="majorBidi" w:eastAsia="黑体" w:eastAsiaTheme="majorEastAsia" w:hAnsi="Times New Roman" w:hAnsiTheme="majorHAnsi"/>
+      <w:rFonts w:ascii="Times New Roman" w:asciiTheme="majorHAnsi" w:cstheme="majorBidi" w:eastAsia="黑体" w:hAnsi="Times New Roman" w:hAnsiTheme="majorHAnsi"/>
       <w:b/>
       <w:color w:val="333333"/>
       <w:sz w:val="22"/>
@@ -3038,7 +3260,7 @@
       <w:outlineLvl w:val="5"/>
     </w:pPr>
     <w:rPr>
-      <w:rFonts w:asciiTheme="majorHAnsi" w:cstheme="majorBidi" w:eastAsiaTheme="majorEastAsia" w:hAnsiTheme="majorHAnsi"/>
+      <w:rFonts w:asciiTheme="majorHAnsi" w:cstheme="majorBidi" w:hAnsiTheme="majorHAnsi" w:eastAsia="黑体"/>
       <w:i/>
       <w:iCs/>
       <w:color w:themeColor="accent1" w:themeShade="7F" w:val="243F60"/>
@@ -3061,7 +3283,7 @@
       <w:outlineLvl w:val="6"/>
     </w:pPr>
     <w:rPr>
-      <w:rFonts w:asciiTheme="majorHAnsi" w:cstheme="majorBidi" w:eastAsiaTheme="majorEastAsia" w:hAnsiTheme="majorHAnsi"/>
+      <w:rFonts w:asciiTheme="majorHAnsi" w:cstheme="majorBidi" w:hAnsiTheme="majorHAnsi" w:eastAsia="黑体"/>
       <w:i/>
       <w:iCs/>
       <w:color w:themeColor="text1" w:themeTint="BF" w:val="404040"/>
@@ -3084,7 +3306,7 @@
       <w:outlineLvl w:val="7"/>
     </w:pPr>
     <w:rPr>
-      <w:rFonts w:asciiTheme="majorHAnsi" w:cstheme="majorBidi" w:eastAsiaTheme="majorEastAsia" w:hAnsiTheme="majorHAnsi"/>
+      <w:rFonts w:asciiTheme="majorHAnsi" w:cstheme="majorBidi" w:hAnsiTheme="majorHAnsi" w:eastAsia="黑体"/>
       <w:color w:themeColor="accent1" w:val="4F81BD"/>
       <w:sz w:val="20"/>
       <w:szCs w:val="20"/>
@@ -3107,7 +3329,7 @@
       <w:outlineLvl w:val="8"/>
     </w:pPr>
     <w:rPr>
-      <w:rFonts w:asciiTheme="majorHAnsi" w:cstheme="majorBidi" w:eastAsiaTheme="majorEastAsia" w:hAnsiTheme="majorHAnsi"/>
+      <w:rFonts w:asciiTheme="majorHAnsi" w:cstheme="majorBidi" w:hAnsiTheme="majorHAnsi" w:eastAsia="黑体"/>
       <w:i/>
       <w:iCs/>
       <w:color w:themeColor="text1" w:themeTint="BF" w:val="404040"/>
@@ -3158,7 +3380,7 @@
     <w:uiPriority w:val="9"/>
     <w:rsid w:val="00FC693F"/>
     <w:rPr>
-      <w:rFonts w:asciiTheme="majorHAnsi" w:cstheme="majorBidi" w:eastAsiaTheme="majorEastAsia" w:hAnsiTheme="majorHAnsi"/>
+      <w:rFonts w:asciiTheme="majorHAnsi" w:cstheme="majorBidi" w:hAnsiTheme="majorHAnsi" w:eastAsia="黑体"/>
       <w:b/>
       <w:bCs/>
       <w:color w:themeColor="accent1" w:themeShade="BF" w:val="365F91"/>
@@ -3173,7 +3395,7 @@
     <w:uiPriority w:val="9"/>
     <w:rsid w:val="00FC693F"/>
     <w:rPr>
-      <w:rFonts w:asciiTheme="majorHAnsi" w:cstheme="majorBidi" w:eastAsiaTheme="majorEastAsia" w:hAnsiTheme="majorHAnsi"/>
+      <w:rFonts w:asciiTheme="majorHAnsi" w:cstheme="majorBidi" w:hAnsiTheme="majorHAnsi" w:eastAsia="黑体"/>
       <w:b/>
       <w:bCs/>
       <w:color w:themeColor="accent1" w:val="4F81BD"/>
@@ -3188,7 +3410,7 @@
     <w:uiPriority w:val="9"/>
     <w:rsid w:val="00FC693F"/>
     <w:rPr>
-      <w:rFonts w:asciiTheme="majorHAnsi" w:cstheme="majorBidi" w:eastAsiaTheme="majorEastAsia" w:hAnsiTheme="majorHAnsi"/>
+      <w:rFonts w:asciiTheme="majorHAnsi" w:cstheme="majorBidi" w:hAnsiTheme="majorHAnsi" w:eastAsia="黑体"/>
       <w:b/>
       <w:bCs/>
       <w:color w:themeColor="accent1" w:val="4F81BD"/>
@@ -3211,7 +3433,7 @@
       <w:contextualSpacing/>
     </w:pPr>
     <w:rPr>
-      <w:rFonts w:ascii="Times New Roman" w:asciiTheme="majorHAnsi" w:cstheme="majorBidi" w:eastAsia="黑体" w:eastAsiaTheme="majorEastAsia" w:hAnsi="Times New Roman" w:hAnsiTheme="majorHAnsi"/>
+      <w:rFonts w:ascii="Times New Roman" w:asciiTheme="majorHAnsi" w:cstheme="majorBidi" w:eastAsia="黑体" w:hAnsi="Times New Roman" w:hAnsiTheme="majorHAnsi"/>
       <w:b/>
       <w:color w:val="1F3864"/>
       <w:spacing w:val="5"/>
@@ -3227,7 +3449,7 @@
     <w:uiPriority w:val="10"/>
     <w:rsid w:val="00FC693F"/>
     <w:rPr>
-      <w:rFonts w:asciiTheme="majorHAnsi" w:cstheme="majorBidi" w:eastAsiaTheme="majorEastAsia" w:hAnsiTheme="majorHAnsi"/>
+      <w:rFonts w:asciiTheme="majorHAnsi" w:cstheme="majorBidi" w:hAnsiTheme="majorHAnsi" w:eastAsia="黑体"/>
       <w:color w:themeColor="text2" w:themeShade="BF" w:val="17365D"/>
       <w:spacing w:val="5"/>
       <w:kern w:val="28"/>
@@ -3249,7 +3471,7 @@
       </w:numPr>
     </w:pPr>
     <w:rPr>
-      <w:rFonts w:asciiTheme="majorHAnsi" w:cstheme="majorBidi" w:eastAsiaTheme="majorEastAsia" w:hAnsiTheme="majorHAnsi"/>
+      <w:rFonts w:asciiTheme="majorHAnsi" w:cstheme="majorBidi" w:hAnsiTheme="majorHAnsi" w:eastAsia="黑体"/>
       <w:i/>
       <w:iCs/>
       <w:color w:themeColor="accent1" w:val="4F81BD"/>
@@ -3265,7 +3487,7 @@
     <w:uiPriority w:val="11"/>
     <w:rsid w:val="00FC693F"/>
     <w:rPr>
-      <w:rFonts w:asciiTheme="majorHAnsi" w:cstheme="majorBidi" w:eastAsiaTheme="majorEastAsia" w:hAnsiTheme="majorHAnsi"/>
+      <w:rFonts w:asciiTheme="majorHAnsi" w:cstheme="majorBidi" w:hAnsiTheme="majorHAnsi" w:eastAsia="黑体"/>
       <w:i/>
       <w:iCs/>
       <w:color w:themeColor="accent1" w:val="4F81BD"/>
@@ -3332,6 +3554,7 @@
       <w:spacing w:after="120"/>
     </w:pPr>
     <w:rPr>
+      <w:rFonts w:eastAsia="黑体"/>
       <w:sz w:val="16"/>
       <w:szCs w:val="16"/>
     </w:rPr>
@@ -3343,6 +3566,7 @@
     <w:uiPriority w:val="99"/>
     <w:rsid w:val="00AA1D8D"/>
     <w:rPr>
+      <w:rFonts w:eastAsia="黑体"/>
       <w:sz w:val="16"/>
       <w:szCs w:val="16"/>
     </w:rPr>
@@ -3512,7 +3736,7 @@
       </w:tabs>
     </w:pPr>
     <w:rPr>
-      <w:rFonts w:ascii="Courier" w:hAnsi="Courier"/>
+      <w:rFonts w:ascii="Courier" w:hAnsi="Courier" w:eastAsia="黑体"/>
       <w:sz w:val="20"/>
       <w:szCs w:val="20"/>
     </w:rPr>
@@ -3524,7 +3748,7 @@
     <w:uiPriority w:val="99"/>
     <w:rsid w:val="0029639D"/>
     <w:rPr>
-      <w:rFonts w:ascii="Courier" w:hAnsi="Courier"/>
+      <w:rFonts w:ascii="Courier" w:hAnsi="Courier" w:eastAsia="黑体"/>
       <w:sz w:val="20"/>
       <w:szCs w:val="20"/>
     </w:rPr>
@@ -3560,6 +3784,7 @@
     <w:uiPriority w:val="29"/>
     <w:rsid w:val="00FC693F"/>
     <w:rPr>
+      <w:rFonts w:eastAsia="黑体"/>
       <w:i/>
       <w:iCs/>
       <w:color w:themeColor="text1" w:val="000000"/>
@@ -3573,7 +3798,7 @@
     <w:semiHidden/>
     <w:rsid w:val="00FC693F"/>
     <w:rPr>
-      <w:rFonts w:asciiTheme="majorHAnsi" w:cstheme="majorBidi" w:eastAsiaTheme="majorEastAsia" w:hAnsiTheme="majorHAnsi"/>
+      <w:rFonts w:asciiTheme="majorHAnsi" w:cstheme="majorBidi" w:hAnsiTheme="majorHAnsi" w:eastAsia="黑体"/>
       <w:b/>
       <w:bCs/>
       <w:i/>
@@ -3589,7 +3814,7 @@
     <w:semiHidden/>
     <w:rsid w:val="00FC693F"/>
     <w:rPr>
-      <w:rFonts w:asciiTheme="majorHAnsi" w:cstheme="majorBidi" w:eastAsiaTheme="majorEastAsia" w:hAnsiTheme="majorHAnsi"/>
+      <w:rFonts w:asciiTheme="majorHAnsi" w:cstheme="majorBidi" w:hAnsiTheme="majorHAnsi" w:eastAsia="黑体"/>
       <w:color w:themeColor="accent1" w:themeShade="7F" w:val="243F60"/>
     </w:rPr>
   </w:style>
@@ -3601,7 +3826,7 @@
     <w:semiHidden/>
     <w:rsid w:val="00FC693F"/>
     <w:rPr>
-      <w:rFonts w:asciiTheme="majorHAnsi" w:cstheme="majorBidi" w:eastAsiaTheme="majorEastAsia" w:hAnsiTheme="majorHAnsi"/>
+      <w:rFonts w:asciiTheme="majorHAnsi" w:cstheme="majorBidi" w:hAnsiTheme="majorHAnsi" w:eastAsia="黑体"/>
       <w:i/>
       <w:iCs/>
       <w:color w:themeColor="accent1" w:themeShade="7F" w:val="243F60"/>
@@ -3615,7 +3840,7 @@
     <w:semiHidden/>
     <w:rsid w:val="00FC693F"/>
     <w:rPr>
-      <w:rFonts w:asciiTheme="majorHAnsi" w:cstheme="majorBidi" w:eastAsiaTheme="majorEastAsia" w:hAnsiTheme="majorHAnsi"/>
+      <w:rFonts w:asciiTheme="majorHAnsi" w:cstheme="majorBidi" w:hAnsiTheme="majorHAnsi" w:eastAsia="黑体"/>
       <w:i/>
       <w:iCs/>
       <w:color w:themeColor="text1" w:themeTint="BF" w:val="404040"/>
@@ -3629,7 +3854,7 @@
     <w:semiHidden/>
     <w:rsid w:val="00FC693F"/>
     <w:rPr>
-      <w:rFonts w:asciiTheme="majorHAnsi" w:cstheme="majorBidi" w:eastAsiaTheme="majorEastAsia" w:hAnsiTheme="majorHAnsi"/>
+      <w:rFonts w:asciiTheme="majorHAnsi" w:cstheme="majorBidi" w:hAnsiTheme="majorHAnsi" w:eastAsia="黑体"/>
       <w:color w:themeColor="accent1" w:val="4F81BD"/>
       <w:sz w:val="20"/>
       <w:szCs w:val="20"/>
@@ -3643,7 +3868,7 @@
     <w:semiHidden/>
     <w:rsid w:val="00FC693F"/>
     <w:rPr>
-      <w:rFonts w:asciiTheme="majorHAnsi" w:cstheme="majorBidi" w:eastAsiaTheme="majorEastAsia" w:hAnsiTheme="majorHAnsi"/>
+      <w:rFonts w:asciiTheme="majorHAnsi" w:cstheme="majorBidi" w:hAnsiTheme="majorHAnsi" w:eastAsia="黑体"/>
       <w:i/>
       <w:iCs/>
       <w:color w:themeColor="text1" w:themeTint="BF" w:val="404040"/>
@@ -3664,6 +3889,7 @@
       <w:spacing w:line="240" w:lineRule="auto"/>
     </w:pPr>
     <w:rPr>
+      <w:rFonts w:eastAsia="黑体"/>
       <w:b/>
       <w:bCs/>
       <w:color w:themeColor="accent1" w:val="4F81BD"/>
@@ -3678,6 +3904,7 @@
     <w:qFormat/>
     <w:rsid w:val="00FC693F"/>
     <w:rPr>
+      <w:rFonts w:eastAsia="黑体"/>
       <w:b/>
       <w:bCs/>
     </w:rPr>
@@ -3689,6 +3916,7 @@
     <w:qFormat/>
     <w:rsid w:val="00FC693F"/>
     <w:rPr>
+      <w:rFonts w:eastAsia="黑体"/>
       <w:i/>
       <w:iCs/>
     </w:rPr>
@@ -3709,6 +3937,7 @@
       <w:ind w:left="936" w:right="936"/>
     </w:pPr>
     <w:rPr>
+      <w:rFonts w:eastAsia="黑体"/>
       <w:b/>
       <w:bCs/>
       <w:i/>
@@ -3723,6 +3952,7 @@
     <w:uiPriority w:val="30"/>
     <w:rsid w:val="00FC693F"/>
     <w:rPr>
+      <w:rFonts w:eastAsia="黑体"/>
       <w:b/>
       <w:bCs/>
       <w:i/>
@@ -3737,6 +3967,7 @@
     <w:qFormat/>
     <w:rsid w:val="00FC693F"/>
     <w:rPr>
+      <w:rFonts w:eastAsia="黑体"/>
       <w:i/>
       <w:iCs/>
       <w:color w:themeColor="text1" w:themeTint="7F" w:val="808080"/>
@@ -3749,6 +3980,7 @@
     <w:qFormat/>
     <w:rsid w:val="00FC693F"/>
     <w:rPr>
+      <w:rFonts w:eastAsia="黑体"/>
       <w:b/>
       <w:bCs/>
       <w:i/>
@@ -3763,6 +3995,7 @@
     <w:qFormat/>
     <w:rsid w:val="00FC693F"/>
     <w:rPr>
+      <w:rFonts w:eastAsia="黑体"/>
       <w:smallCaps/>
       <w:color w:themeColor="accent2" w:val="C0504D"/>
       <w:u w:val="single"/>
@@ -3775,6 +4008,7 @@
     <w:qFormat/>
     <w:rsid w:val="00FC693F"/>
     <w:rPr>
+      <w:rFonts w:eastAsia="黑体"/>
       <w:b/>
       <w:bCs/>
       <w:smallCaps/>
@@ -3790,6 +4024,7 @@
     <w:qFormat/>
     <w:rsid w:val="00FC693F"/>
     <w:rPr>
+      <w:rFonts w:eastAsia="黑体"/>
       <w:b/>
       <w:bCs/>
       <w:smallCaps/>
@@ -3844,6 +4079,7 @@
       <w:spacing w:after="0" w:line="240" w:lineRule="auto"/>
     </w:pPr>
     <w:rPr>
+      <w:rFonts w:eastAsia="黑体"/>
       <w:color w:themeColor="text1" w:themeShade="BF" w:val="000000"/>
     </w:rPr>
     <w:tblPr>
@@ -3866,6 +4102,7 @@
         <w:spacing w:after="0" w:before="0" w:line="240" w:lineRule="auto"/>
       </w:pPr>
       <w:rPr>
+        <w:rFonts w:eastAsia="黑体"/>
         <w:b/>
         <w:bCs/>
       </w:rPr>
@@ -3886,6 +4123,7 @@
         <w:spacing w:after="0" w:before="0" w:line="240" w:lineRule="auto"/>
       </w:pPr>
       <w:rPr>
+        <w:rFonts w:eastAsia="黑体"/>
         <w:b/>
         <w:bCs/>
       </w:rPr>
@@ -3903,12 +4141,14 @@
     </w:tblStylePr>
     <w:tblStylePr w:type="firstCol">
       <w:rPr>
+        <w:rFonts w:eastAsia="黑体"/>
         <w:b/>
         <w:bCs/>
       </w:rPr>
     </w:tblStylePr>
     <w:tblStylePr w:type="lastCol">
       <w:rPr>
+        <w:rFonts w:eastAsia="黑体"/>
         <w:b/>
         <w:bCs/>
       </w:rPr>
@@ -3947,6 +4187,7 @@
       <w:spacing w:after="0" w:line="240" w:lineRule="auto"/>
     </w:pPr>
     <w:rPr>
+      <w:rFonts w:eastAsia="黑体"/>
       <w:color w:themeColor="accent1" w:themeShade="BF" w:val="365F91"/>
     </w:rPr>
     <w:tblPr>
@@ -3969,6 +4210,7 @@
         <w:spacing w:after="0" w:before="0" w:line="240" w:lineRule="auto"/>
       </w:pPr>
       <w:rPr>
+        <w:rFonts w:eastAsia="黑体"/>
         <w:b/>
         <w:bCs/>
       </w:rPr>
@@ -3989,6 +4231,7 @@
         <w:spacing w:after="0" w:before="0" w:line="240" w:lineRule="auto"/>
       </w:pPr>
       <w:rPr>
+        <w:rFonts w:eastAsia="黑体"/>
         <w:b/>
         <w:bCs/>
       </w:rPr>
@@ -4006,12 +4249,14 @@
     </w:tblStylePr>
     <w:tblStylePr w:type="firstCol">
       <w:rPr>
+        <w:rFonts w:eastAsia="黑体"/>
         <w:b/>
         <w:bCs/>
       </w:rPr>
     </w:tblStylePr>
     <w:tblStylePr w:type="lastCol">
       <w:rPr>
+        <w:rFonts w:eastAsia="黑体"/>
         <w:b/>
         <w:bCs/>
       </w:rPr>
@@ -4050,6 +4295,7 @@
       <w:spacing w:after="0" w:line="240" w:lineRule="auto"/>
     </w:pPr>
     <w:rPr>
+      <w:rFonts w:eastAsia="黑体"/>
       <w:color w:themeColor="accent2" w:themeShade="BF" w:val="943634"/>
     </w:rPr>
     <w:tblPr>
@@ -4072,6 +4318,7 @@
         <w:spacing w:after="0" w:before="0" w:line="240" w:lineRule="auto"/>
       </w:pPr>
       <w:rPr>
+        <w:rFonts w:eastAsia="黑体"/>
         <w:b/>
         <w:bCs/>
       </w:rPr>
@@ -4092,6 +4339,7 @@
         <w:spacing w:after="0" w:before="0" w:line="240" w:lineRule="auto"/>
       </w:pPr>
       <w:rPr>
+        <w:rFonts w:eastAsia="黑体"/>
         <w:b/>
         <w:bCs/>
       </w:rPr>
@@ -4109,12 +4357,14 @@
     </w:tblStylePr>
     <w:tblStylePr w:type="firstCol">
       <w:rPr>
+        <w:rFonts w:eastAsia="黑体"/>
         <w:b/>
         <w:bCs/>
       </w:rPr>
     </w:tblStylePr>
     <w:tblStylePr w:type="lastCol">
       <w:rPr>
+        <w:rFonts w:eastAsia="黑体"/>
         <w:b/>
         <w:bCs/>
       </w:rPr>
@@ -4153,6 +4403,7 @@
       <w:spacing w:after="0" w:line="240" w:lineRule="auto"/>
     </w:pPr>
     <w:rPr>
+      <w:rFonts w:eastAsia="黑体"/>
       <w:color w:themeColor="accent3" w:themeShade="BF" w:val="76923C"/>
     </w:rPr>
     <w:tblPr>
@@ -4175,6 +4426,7 @@
         <w:spacing w:after="0" w:before="0" w:line="240" w:lineRule="auto"/>
       </w:pPr>
       <w:rPr>
+        <w:rFonts w:eastAsia="黑体"/>
         <w:b/>
         <w:bCs/>
       </w:rPr>
@@ -4195,6 +4447,7 @@
         <w:spacing w:after="0" w:before="0" w:line="240" w:lineRule="auto"/>
       </w:pPr>
       <w:rPr>
+        <w:rFonts w:eastAsia="黑体"/>
         <w:b/>
         <w:bCs/>
       </w:rPr>
@@ -4212,12 +4465,14 @@
     </w:tblStylePr>
     <w:tblStylePr w:type="firstCol">
       <w:rPr>
+        <w:rFonts w:eastAsia="黑体"/>
         <w:b/>
         <w:bCs/>
       </w:rPr>
     </w:tblStylePr>
     <w:tblStylePr w:type="lastCol">
       <w:rPr>
+        <w:rFonts w:eastAsia="黑体"/>
         <w:b/>
         <w:bCs/>
       </w:rPr>
@@ -4256,6 +4511,7 @@
       <w:spacing w:after="0" w:line="240" w:lineRule="auto"/>
     </w:pPr>
     <w:rPr>
+      <w:rFonts w:eastAsia="黑体"/>
       <w:color w:themeColor="accent4" w:themeShade="BF" w:val="5F497A"/>
     </w:rPr>
     <w:tblPr>
@@ -4278,6 +4534,7 @@
         <w:spacing w:after="0" w:before="0" w:line="240" w:lineRule="auto"/>
       </w:pPr>
       <w:rPr>
+        <w:rFonts w:eastAsia="黑体"/>
         <w:b/>
         <w:bCs/>
       </w:rPr>
@@ -4298,6 +4555,7 @@
         <w:spacing w:after="0" w:before="0" w:line="240" w:lineRule="auto"/>
       </w:pPr>
       <w:rPr>
+        <w:rFonts w:eastAsia="黑体"/>
         <w:b/>
         <w:bCs/>
       </w:rPr>
@@ -4315,12 +4573,14 @@
     </w:tblStylePr>
     <w:tblStylePr w:type="firstCol">
       <w:rPr>
+        <w:rFonts w:eastAsia="黑体"/>
         <w:b/>
         <w:bCs/>
       </w:rPr>
     </w:tblStylePr>
     <w:tblStylePr w:type="lastCol">
       <w:rPr>
+        <w:rFonts w:eastAsia="黑体"/>
         <w:b/>
         <w:bCs/>
       </w:rPr>
@@ -4359,6 +4619,7 @@
       <w:spacing w:after="0" w:line="240" w:lineRule="auto"/>
     </w:pPr>
     <w:rPr>
+      <w:rFonts w:eastAsia="黑体"/>
       <w:color w:themeColor="accent5" w:themeShade="BF" w:val="31849B"/>
     </w:rPr>
     <w:tblPr>
@@ -4381,6 +4642,7 @@
         <w:spacing w:after="0" w:before="0" w:line="240" w:lineRule="auto"/>
       </w:pPr>
       <w:rPr>
+        <w:rFonts w:eastAsia="黑体"/>
         <w:b/>
         <w:bCs/>
       </w:rPr>
@@ -4401,6 +4663,7 @@
         <w:spacing w:after="0" w:before="0" w:line="240" w:lineRule="auto"/>
       </w:pPr>
       <w:rPr>
+        <w:rFonts w:eastAsia="黑体"/>
         <w:b/>
         <w:bCs/>
       </w:rPr>
@@ -4418,12 +4681,14 @@
     </w:tblStylePr>
     <w:tblStylePr w:type="firstCol">
       <w:rPr>
+        <w:rFonts w:eastAsia="黑体"/>
         <w:b/>
         <w:bCs/>
       </w:rPr>
     </w:tblStylePr>
     <w:tblStylePr w:type="lastCol">
       <w:rPr>
+        <w:rFonts w:eastAsia="黑体"/>
         <w:b/>
         <w:bCs/>
       </w:rPr>
@@ -4462,6 +4727,7 @@
       <w:spacing w:after="0" w:line="240" w:lineRule="auto"/>
     </w:pPr>
     <w:rPr>
+      <w:rFonts w:eastAsia="黑体"/>
       <w:color w:themeColor="accent6" w:themeShade="BF" w:val="E36C0A"/>
     </w:rPr>
     <w:tblPr>
@@ -4484,6 +4750,7 @@
         <w:spacing w:after="0" w:before="0" w:line="240" w:lineRule="auto"/>
       </w:pPr>
       <w:rPr>
+        <w:rFonts w:eastAsia="黑体"/>
         <w:b/>
         <w:bCs/>
       </w:rPr>
@@ -4504,6 +4771,7 @@
         <w:spacing w:after="0" w:before="0" w:line="240" w:lineRule="auto"/>
       </w:pPr>
       <w:rPr>
+        <w:rFonts w:eastAsia="黑体"/>
         <w:b/>
         <w:bCs/>
       </w:rPr>
@@ -4521,12 +4789,14 @@
     </w:tblStylePr>
     <w:tblStylePr w:type="firstCol">
       <w:rPr>
+        <w:rFonts w:eastAsia="黑体"/>
         <w:b/>
         <w:bCs/>
       </w:rPr>
     </w:tblStylePr>
     <w:tblStylePr w:type="lastCol">
       <w:rPr>
+        <w:rFonts w:eastAsia="黑体"/>
         <w:b/>
         <w:bCs/>
       </w:rPr>
@@ -4586,6 +4856,7 @@
         <w:spacing w:after="0" w:before="0" w:line="240" w:lineRule="auto"/>
       </w:pPr>
       <w:rPr>
+        <w:rFonts w:eastAsia="黑体"/>
         <w:b/>
         <w:bCs/>
         <w:color w:themeColor="background1" w:val="FFFFFF"/>
@@ -4600,6 +4871,7 @@
         <w:spacing w:after="0" w:before="0" w:line="240" w:lineRule="auto"/>
       </w:pPr>
       <w:rPr>
+        <w:rFonts w:eastAsia="黑体"/>
         <w:b/>
         <w:bCs/>
       </w:rPr>
@@ -4615,12 +4887,14 @@
     </w:tblStylePr>
     <w:tblStylePr w:type="firstCol">
       <w:rPr>
+        <w:rFonts w:eastAsia="黑体"/>
         <w:b/>
         <w:bCs/>
       </w:rPr>
     </w:tblStylePr>
     <w:tblStylePr w:type="lastCol">
       <w:rPr>
+        <w:rFonts w:eastAsia="黑体"/>
         <w:b/>
         <w:bCs/>
       </w:rPr>
@@ -4678,6 +4952,7 @@
         <w:spacing w:after="0" w:before="0" w:line="240" w:lineRule="auto"/>
       </w:pPr>
       <w:rPr>
+        <w:rFonts w:eastAsia="黑体"/>
         <w:b/>
         <w:bCs/>
         <w:color w:themeColor="background1" w:val="FFFFFF"/>
@@ -4692,6 +4967,7 @@
         <w:spacing w:after="0" w:before="0" w:line="240" w:lineRule="auto"/>
       </w:pPr>
       <w:rPr>
+        <w:rFonts w:eastAsia="黑体"/>
         <w:b/>
         <w:bCs/>
       </w:rPr>
@@ -4707,12 +4983,14 @@
     </w:tblStylePr>
     <w:tblStylePr w:type="firstCol">
       <w:rPr>
+        <w:rFonts w:eastAsia="黑体"/>
         <w:b/>
         <w:bCs/>
       </w:rPr>
     </w:tblStylePr>
     <w:tblStylePr w:type="lastCol">
       <w:rPr>
+        <w:rFonts w:eastAsia="黑体"/>
         <w:b/>
         <w:bCs/>
       </w:rPr>
@@ -4770,6 +5048,7 @@
         <w:spacing w:after="0" w:before="0" w:line="240" w:lineRule="auto"/>
       </w:pPr>
       <w:rPr>
+        <w:rFonts w:eastAsia="黑体"/>
         <w:b/>
         <w:bCs/>
         <w:color w:themeColor="background1" w:val="FFFFFF"/>
@@ -4784,6 +5063,7 @@
         <w:spacing w:after="0" w:before="0" w:line="240" w:lineRule="auto"/>
       </w:pPr>
       <w:rPr>
+        <w:rFonts w:eastAsia="黑体"/>
         <w:b/>
         <w:bCs/>
       </w:rPr>
@@ -4799,12 +5079,14 @@
     </w:tblStylePr>
     <w:tblStylePr w:type="firstCol">
       <w:rPr>
+        <w:rFonts w:eastAsia="黑体"/>
         <w:b/>
         <w:bCs/>
       </w:rPr>
     </w:tblStylePr>
     <w:tblStylePr w:type="lastCol">
       <w:rPr>
+        <w:rFonts w:eastAsia="黑体"/>
         <w:b/>
         <w:bCs/>
       </w:rPr>
@@ -4862,6 +5144,7 @@
         <w:spacing w:after="0" w:before="0" w:line="240" w:lineRule="auto"/>
       </w:pPr>
       <w:rPr>
+        <w:rFonts w:eastAsia="黑体"/>
         <w:b/>
         <w:bCs/>
         <w:color w:themeColor="background1" w:val="FFFFFF"/>
@@ -4876,6 +5159,7 @@
         <w:spacing w:after="0" w:before="0" w:line="240" w:lineRule="auto"/>
       </w:pPr>
       <w:rPr>
+        <w:rFonts w:eastAsia="黑体"/>
         <w:b/>
         <w:bCs/>
       </w:rPr>
@@ -4891,12 +5175,14 @@
     </w:tblStylePr>
     <w:tblStylePr w:type="firstCol">
       <w:rPr>
+        <w:rFonts w:eastAsia="黑体"/>
         <w:b/>
         <w:bCs/>
       </w:rPr>
     </w:tblStylePr>
     <w:tblStylePr w:type="lastCol">
       <w:rPr>
+        <w:rFonts w:eastAsia="黑体"/>
         <w:b/>
         <w:bCs/>
       </w:rPr>
@@ -4954,6 +5240,7 @@
         <w:spacing w:after="0" w:before="0" w:line="240" w:lineRule="auto"/>
       </w:pPr>
       <w:rPr>
+        <w:rFonts w:eastAsia="黑体"/>
         <w:b/>
         <w:bCs/>
         <w:color w:themeColor="background1" w:val="FFFFFF"/>
@@ -4968,6 +5255,7 @@
         <w:spacing w:after="0" w:before="0" w:line="240" w:lineRule="auto"/>
       </w:pPr>
       <w:rPr>
+        <w:rFonts w:eastAsia="黑体"/>
         <w:b/>
         <w:bCs/>
       </w:rPr>
@@ -4983,12 +5271,14 @@
     </w:tblStylePr>
     <w:tblStylePr w:type="firstCol">
       <w:rPr>
+        <w:rFonts w:eastAsia="黑体"/>
         <w:b/>
         <w:bCs/>
       </w:rPr>
     </w:tblStylePr>
     <w:tblStylePr w:type="lastCol">
       <w:rPr>
+        <w:rFonts w:eastAsia="黑体"/>
         <w:b/>
         <w:bCs/>
       </w:rPr>
@@ -5046,6 +5336,7 @@
         <w:spacing w:after="0" w:before="0" w:line="240" w:lineRule="auto"/>
       </w:pPr>
       <w:rPr>
+        <w:rFonts w:eastAsia="黑体"/>
         <w:b/>
         <w:bCs/>
         <w:color w:themeColor="background1" w:val="FFFFFF"/>
@@ -5060,6 +5351,7 @@
         <w:spacing w:after="0" w:before="0" w:line="240" w:lineRule="auto"/>
       </w:pPr>
       <w:rPr>
+        <w:rFonts w:eastAsia="黑体"/>
         <w:b/>
         <w:bCs/>
       </w:rPr>
@@ -5075,12 +5367,14 @@
     </w:tblStylePr>
     <w:tblStylePr w:type="firstCol">
       <w:rPr>
+        <w:rFonts w:eastAsia="黑体"/>
         <w:b/>
         <w:bCs/>
       </w:rPr>
     </w:tblStylePr>
     <w:tblStylePr w:type="lastCol">
       <w:rPr>
+        <w:rFonts w:eastAsia="黑体"/>
         <w:b/>
         <w:bCs/>
       </w:rPr>
@@ -5138,6 +5432,7 @@
         <w:spacing w:after="0" w:before="0" w:line="240" w:lineRule="auto"/>
       </w:pPr>
       <w:rPr>
+        <w:rFonts w:eastAsia="黑体"/>
         <w:b/>
         <w:bCs/>
         <w:color w:themeColor="background1" w:val="FFFFFF"/>
@@ -5152,6 +5447,7 @@
         <w:spacing w:after="0" w:before="0" w:line="240" w:lineRule="auto"/>
       </w:pPr>
       <w:rPr>
+        <w:rFonts w:eastAsia="黑体"/>
         <w:b/>
         <w:bCs/>
       </w:rPr>
@@ -5167,12 +5463,14 @@
     </w:tblStylePr>
     <w:tblStylePr w:type="firstCol">
       <w:rPr>
+        <w:rFonts w:eastAsia="黑体"/>
         <w:b/>
         <w:bCs/>
       </w:rPr>
     </w:tblStylePr>
     <w:tblStylePr w:type="lastCol">
       <w:rPr>
+        <w:rFonts w:eastAsia="黑体"/>
         <w:b/>
         <w:bCs/>
       </w:rPr>
@@ -5232,7 +5530,7 @@
         <w:spacing w:after="0" w:before="0" w:line="240" w:lineRule="auto"/>
       </w:pPr>
       <w:rPr>
-        <w:rFonts w:asciiTheme="majorHAnsi" w:cstheme="majorBidi" w:eastAsiaTheme="majorEastAsia" w:hAnsiTheme="majorHAnsi"/>
+        <w:rFonts w:asciiTheme="majorHAnsi" w:cstheme="majorBidi" w:hAnsiTheme="majorHAnsi" w:eastAsia="黑体"/>
         <w:b/>
         <w:bCs/>
       </w:rPr>
@@ -5253,7 +5551,7 @@
         <w:spacing w:after="0" w:before="0" w:line="240" w:lineRule="auto"/>
       </w:pPr>
       <w:rPr>
-        <w:rFonts w:asciiTheme="majorHAnsi" w:cstheme="majorBidi" w:eastAsiaTheme="majorEastAsia" w:hAnsiTheme="majorHAnsi"/>
+        <w:rFonts w:asciiTheme="majorHAnsi" w:cstheme="majorBidi" w:hAnsiTheme="majorHAnsi" w:eastAsia="黑体"/>
         <w:b/>
         <w:bCs/>
       </w:rPr>
@@ -5271,14 +5569,14 @@
     </w:tblStylePr>
     <w:tblStylePr w:type="firstCol">
       <w:rPr>
-        <w:rFonts w:asciiTheme="majorHAnsi" w:cstheme="majorBidi" w:eastAsiaTheme="majorEastAsia" w:hAnsiTheme="majorHAnsi"/>
+        <w:rFonts w:asciiTheme="majorHAnsi" w:cstheme="majorBidi" w:hAnsiTheme="majorHAnsi" w:eastAsia="黑体"/>
         <w:b/>
         <w:bCs/>
       </w:rPr>
     </w:tblStylePr>
     <w:tblStylePr w:type="lastCol">
       <w:rPr>
-        <w:rFonts w:asciiTheme="majorHAnsi" w:cstheme="majorBidi" w:eastAsiaTheme="majorEastAsia" w:hAnsiTheme="majorHAnsi"/>
+        <w:rFonts w:asciiTheme="majorHAnsi" w:cstheme="majorBidi" w:hAnsiTheme="majorHAnsi" w:eastAsia="黑体"/>
         <w:b/>
         <w:bCs/>
       </w:rPr>
@@ -5362,7 +5660,7 @@
         <w:spacing w:after="0" w:before="0" w:line="240" w:lineRule="auto"/>
       </w:pPr>
       <w:rPr>
-        <w:rFonts w:asciiTheme="majorHAnsi" w:cstheme="majorBidi" w:eastAsiaTheme="majorEastAsia" w:hAnsiTheme="majorHAnsi"/>
+        <w:rFonts w:asciiTheme="majorHAnsi" w:cstheme="majorBidi" w:hAnsiTheme="majorHAnsi" w:eastAsia="黑体"/>
         <w:b/>
         <w:bCs/>
       </w:rPr>
@@ -5383,7 +5681,7 @@
         <w:spacing w:after="0" w:before="0" w:line="240" w:lineRule="auto"/>
       </w:pPr>
       <w:rPr>
-        <w:rFonts w:asciiTheme="majorHAnsi" w:cstheme="majorBidi" w:eastAsiaTheme="majorEastAsia" w:hAnsiTheme="majorHAnsi"/>
+        <w:rFonts w:asciiTheme="majorHAnsi" w:cstheme="majorBidi" w:hAnsiTheme="majorHAnsi" w:eastAsia="黑体"/>
         <w:b/>
         <w:bCs/>
       </w:rPr>
@@ -5401,14 +5699,14 @@
     </w:tblStylePr>
     <w:tblStylePr w:type="firstCol">
       <w:rPr>
-        <w:rFonts w:asciiTheme="majorHAnsi" w:cstheme="majorBidi" w:eastAsiaTheme="majorEastAsia" w:hAnsiTheme="majorHAnsi"/>
+        <w:rFonts w:asciiTheme="majorHAnsi" w:cstheme="majorBidi" w:hAnsiTheme="majorHAnsi" w:eastAsia="黑体"/>
         <w:b/>
         <w:bCs/>
       </w:rPr>
     </w:tblStylePr>
     <w:tblStylePr w:type="lastCol">
       <w:rPr>
-        <w:rFonts w:asciiTheme="majorHAnsi" w:cstheme="majorBidi" w:eastAsiaTheme="majorEastAsia" w:hAnsiTheme="majorHAnsi"/>
+        <w:rFonts w:asciiTheme="majorHAnsi" w:cstheme="majorBidi" w:hAnsiTheme="majorHAnsi" w:eastAsia="黑体"/>
         <w:b/>
         <w:bCs/>
       </w:rPr>
@@ -5492,7 +5790,7 @@
         <w:spacing w:after="0" w:before="0" w:line="240" w:lineRule="auto"/>
       </w:pPr>
       <w:rPr>
-        <w:rFonts w:asciiTheme="majorHAnsi" w:cstheme="majorBidi" w:eastAsiaTheme="majorEastAsia" w:hAnsiTheme="majorHAnsi"/>
+        <w:rFonts w:asciiTheme="majorHAnsi" w:cstheme="majorBidi" w:hAnsiTheme="majorHAnsi" w:eastAsia="黑体"/>
         <w:b/>
         <w:bCs/>
       </w:rPr>
@@ -5513,7 +5811,7 @@
         <w:spacing w:after="0" w:before="0" w:line="240" w:lineRule="auto"/>
       </w:pPr>
       <w:rPr>
-        <w:rFonts w:asciiTheme="majorHAnsi" w:cstheme="majorBidi" w:eastAsiaTheme="majorEastAsia" w:hAnsiTheme="majorHAnsi"/>
+        <w:rFonts w:asciiTheme="majorHAnsi" w:cstheme="majorBidi" w:hAnsiTheme="majorHAnsi" w:eastAsia="黑体"/>
         <w:b/>
         <w:bCs/>
       </w:rPr>
@@ -5531,14 +5829,14 @@
     </w:tblStylePr>
     <w:tblStylePr w:type="firstCol">
       <w:rPr>
-        <w:rFonts w:asciiTheme="majorHAnsi" w:cstheme="majorBidi" w:eastAsiaTheme="majorEastAsia" w:hAnsiTheme="majorHAnsi"/>
+        <w:rFonts w:asciiTheme="majorHAnsi" w:cstheme="majorBidi" w:hAnsiTheme="majorHAnsi" w:eastAsia="黑体"/>
         <w:b/>
         <w:bCs/>
       </w:rPr>
     </w:tblStylePr>
     <w:tblStylePr w:type="lastCol">
       <w:rPr>
-        <w:rFonts w:asciiTheme="majorHAnsi" w:cstheme="majorBidi" w:eastAsiaTheme="majorEastAsia" w:hAnsiTheme="majorHAnsi"/>
+        <w:rFonts w:asciiTheme="majorHAnsi" w:cstheme="majorBidi" w:hAnsiTheme="majorHAnsi" w:eastAsia="黑体"/>
         <w:b/>
         <w:bCs/>
       </w:rPr>
@@ -5622,7 +5920,7 @@
         <w:spacing w:after="0" w:before="0" w:line="240" w:lineRule="auto"/>
       </w:pPr>
       <w:rPr>
-        <w:rFonts w:asciiTheme="majorHAnsi" w:cstheme="majorBidi" w:eastAsiaTheme="majorEastAsia" w:hAnsiTheme="majorHAnsi"/>
+        <w:rFonts w:asciiTheme="majorHAnsi" w:cstheme="majorBidi" w:hAnsiTheme="majorHAnsi" w:eastAsia="黑体"/>
         <w:b/>
         <w:bCs/>
       </w:rPr>
@@ -5643,7 +5941,7 @@
         <w:spacing w:after="0" w:before="0" w:line="240" w:lineRule="auto"/>
       </w:pPr>
       <w:rPr>
-        <w:rFonts w:asciiTheme="majorHAnsi" w:cstheme="majorBidi" w:eastAsiaTheme="majorEastAsia" w:hAnsiTheme="majorHAnsi"/>
+        <w:rFonts w:asciiTheme="majorHAnsi" w:cstheme="majorBidi" w:hAnsiTheme="majorHAnsi" w:eastAsia="黑体"/>
         <w:b/>
         <w:bCs/>
       </w:rPr>
@@ -5661,14 +5959,14 @@
     </w:tblStylePr>
     <w:tblStylePr w:type="firstCol">
       <w:rPr>
-        <w:rFonts w:asciiTheme="majorHAnsi" w:cstheme="majorBidi" w:eastAsiaTheme="majorEastAsia" w:hAnsiTheme="majorHAnsi"/>
+        <w:rFonts w:asciiTheme="majorHAnsi" w:cstheme="majorBidi" w:hAnsiTheme="majorHAnsi" w:eastAsia="黑体"/>
         <w:b/>
         <w:bCs/>
       </w:rPr>
     </w:tblStylePr>
     <w:tblStylePr w:type="lastCol">
       <w:rPr>
-        <w:rFonts w:asciiTheme="majorHAnsi" w:cstheme="majorBidi" w:eastAsiaTheme="majorEastAsia" w:hAnsiTheme="majorHAnsi"/>
+        <w:rFonts w:asciiTheme="majorHAnsi" w:cstheme="majorBidi" w:hAnsiTheme="majorHAnsi" w:eastAsia="黑体"/>
         <w:b/>
         <w:bCs/>
       </w:rPr>
@@ -5752,7 +6050,7 @@
         <w:spacing w:after="0" w:before="0" w:line="240" w:lineRule="auto"/>
       </w:pPr>
       <w:rPr>
-        <w:rFonts w:asciiTheme="majorHAnsi" w:cstheme="majorBidi" w:eastAsiaTheme="majorEastAsia" w:hAnsiTheme="majorHAnsi"/>
+        <w:rFonts w:asciiTheme="majorHAnsi" w:cstheme="majorBidi" w:hAnsiTheme="majorHAnsi" w:eastAsia="黑体"/>
         <w:b/>
         <w:bCs/>
       </w:rPr>
@@ -5773,7 +6071,7 @@
         <w:spacing w:after="0" w:before="0" w:line="240" w:lineRule="auto"/>
       </w:pPr>
       <w:rPr>
-        <w:rFonts w:asciiTheme="majorHAnsi" w:cstheme="majorBidi" w:eastAsiaTheme="majorEastAsia" w:hAnsiTheme="majorHAnsi"/>
+        <w:rFonts w:asciiTheme="majorHAnsi" w:cstheme="majorBidi" w:hAnsiTheme="majorHAnsi" w:eastAsia="黑体"/>
         <w:b/>
         <w:bCs/>
       </w:rPr>
@@ -5791,14 +6089,14 @@
     </w:tblStylePr>
     <w:tblStylePr w:type="firstCol">
       <w:rPr>
-        <w:rFonts w:asciiTheme="majorHAnsi" w:cstheme="majorBidi" w:eastAsiaTheme="majorEastAsia" w:hAnsiTheme="majorHAnsi"/>
+        <w:rFonts w:asciiTheme="majorHAnsi" w:cstheme="majorBidi" w:hAnsiTheme="majorHAnsi" w:eastAsia="黑体"/>
         <w:b/>
         <w:bCs/>
       </w:rPr>
     </w:tblStylePr>
     <w:tblStylePr w:type="lastCol">
       <w:rPr>
-        <w:rFonts w:asciiTheme="majorHAnsi" w:cstheme="majorBidi" w:eastAsiaTheme="majorEastAsia" w:hAnsiTheme="majorHAnsi"/>
+        <w:rFonts w:asciiTheme="majorHAnsi" w:cstheme="majorBidi" w:hAnsiTheme="majorHAnsi" w:eastAsia="黑体"/>
         <w:b/>
         <w:bCs/>
       </w:rPr>
@@ -5882,7 +6180,7 @@
         <w:spacing w:after="0" w:before="0" w:line="240" w:lineRule="auto"/>
       </w:pPr>
       <w:rPr>
-        <w:rFonts w:asciiTheme="majorHAnsi" w:cstheme="majorBidi" w:eastAsiaTheme="majorEastAsia" w:hAnsiTheme="majorHAnsi"/>
+        <w:rFonts w:asciiTheme="majorHAnsi" w:cstheme="majorBidi" w:hAnsiTheme="majorHAnsi" w:eastAsia="黑体"/>
         <w:b/>
         <w:bCs/>
       </w:rPr>
@@ -5903,7 +6201,7 @@
         <w:spacing w:after="0" w:before="0" w:line="240" w:lineRule="auto"/>
       </w:pPr>
       <w:rPr>
-        <w:rFonts w:asciiTheme="majorHAnsi" w:cstheme="majorBidi" w:eastAsiaTheme="majorEastAsia" w:hAnsiTheme="majorHAnsi"/>
+        <w:rFonts w:asciiTheme="majorHAnsi" w:cstheme="majorBidi" w:hAnsiTheme="majorHAnsi" w:eastAsia="黑体"/>
         <w:b/>
         <w:bCs/>
       </w:rPr>
@@ -5921,14 +6219,14 @@
     </w:tblStylePr>
     <w:tblStylePr w:type="firstCol">
       <w:rPr>
-        <w:rFonts w:asciiTheme="majorHAnsi" w:cstheme="majorBidi" w:eastAsiaTheme="majorEastAsia" w:hAnsiTheme="majorHAnsi"/>
+        <w:rFonts w:asciiTheme="majorHAnsi" w:cstheme="majorBidi" w:hAnsiTheme="majorHAnsi" w:eastAsia="黑体"/>
         <w:b/>
         <w:bCs/>
       </w:rPr>
     </w:tblStylePr>
     <w:tblStylePr w:type="lastCol">
       <w:rPr>
-        <w:rFonts w:asciiTheme="majorHAnsi" w:cstheme="majorBidi" w:eastAsiaTheme="majorEastAsia" w:hAnsiTheme="majorHAnsi"/>
+        <w:rFonts w:asciiTheme="majorHAnsi" w:cstheme="majorBidi" w:hAnsiTheme="majorHAnsi" w:eastAsia="黑体"/>
         <w:b/>
         <w:bCs/>
       </w:rPr>
@@ -6012,7 +6310,7 @@
         <w:spacing w:after="0" w:before="0" w:line="240" w:lineRule="auto"/>
       </w:pPr>
       <w:rPr>
-        <w:rFonts w:asciiTheme="majorHAnsi" w:cstheme="majorBidi" w:eastAsiaTheme="majorEastAsia" w:hAnsiTheme="majorHAnsi"/>
+        <w:rFonts w:asciiTheme="majorHAnsi" w:cstheme="majorBidi" w:hAnsiTheme="majorHAnsi" w:eastAsia="黑体"/>
         <w:b/>
         <w:bCs/>
       </w:rPr>
@@ -6033,7 +6331,7 @@
         <w:spacing w:after="0" w:before="0" w:line="240" w:lineRule="auto"/>
       </w:pPr>
       <w:rPr>
-        <w:rFonts w:asciiTheme="majorHAnsi" w:cstheme="majorBidi" w:eastAsiaTheme="majorEastAsia" w:hAnsiTheme="majorHAnsi"/>
+        <w:rFonts w:asciiTheme="majorHAnsi" w:cstheme="majorBidi" w:hAnsiTheme="majorHAnsi" w:eastAsia="黑体"/>
         <w:b/>
         <w:bCs/>
       </w:rPr>
@@ -6051,14 +6349,14 @@
     </w:tblStylePr>
     <w:tblStylePr w:type="firstCol">
       <w:rPr>
-        <w:rFonts w:asciiTheme="majorHAnsi" w:cstheme="majorBidi" w:eastAsiaTheme="majorEastAsia" w:hAnsiTheme="majorHAnsi"/>
+        <w:rFonts w:asciiTheme="majorHAnsi" w:cstheme="majorBidi" w:hAnsiTheme="majorHAnsi" w:eastAsia="黑体"/>
         <w:b/>
         <w:bCs/>
       </w:rPr>
     </w:tblStylePr>
     <w:tblStylePr w:type="lastCol">
       <w:rPr>
-        <w:rFonts w:asciiTheme="majorHAnsi" w:cstheme="majorBidi" w:eastAsiaTheme="majorEastAsia" w:hAnsiTheme="majorHAnsi"/>
+        <w:rFonts w:asciiTheme="majorHAnsi" w:cstheme="majorBidi" w:hAnsiTheme="majorHAnsi" w:eastAsia="黑体"/>
         <w:b/>
         <w:bCs/>
       </w:rPr>
@@ -6141,6 +6439,7 @@
         <w:spacing w:after="0" w:before="0" w:line="240" w:lineRule="auto"/>
       </w:pPr>
       <w:rPr>
+        <w:rFonts w:eastAsia="黑体"/>
         <w:b/>
         <w:bCs/>
         <w:color w:themeColor="background1" w:val="FFFFFF"/>
@@ -6163,6 +6462,7 @@
         <w:spacing w:after="0" w:before="0" w:line="240" w:lineRule="auto"/>
       </w:pPr>
       <w:rPr>
+        <w:rFonts w:eastAsia="黑体"/>
         <w:b/>
         <w:bCs/>
       </w:rPr>
@@ -6180,12 +6480,14 @@
     </w:tblStylePr>
     <w:tblStylePr w:type="firstCol">
       <w:rPr>
+        <w:rFonts w:eastAsia="黑体"/>
         <w:b/>
         <w:bCs/>
       </w:rPr>
     </w:tblStylePr>
     <w:tblStylePr w:type="lastCol">
       <w:rPr>
+        <w:rFonts w:eastAsia="黑体"/>
         <w:b/>
         <w:bCs/>
       </w:rPr>
@@ -6247,6 +6549,7 @@
         <w:spacing w:after="0" w:before="0" w:line="240" w:lineRule="auto"/>
       </w:pPr>
       <w:rPr>
+        <w:rFonts w:eastAsia="黑体"/>
         <w:b/>
         <w:bCs/>
         <w:color w:themeColor="background1" w:val="FFFFFF"/>
@@ -6269,6 +6572,7 @@
         <w:spacing w:after="0" w:before="0" w:line="240" w:lineRule="auto"/>
       </w:pPr>
       <w:rPr>
+        <w:rFonts w:eastAsia="黑体"/>
         <w:b/>
         <w:bCs/>
       </w:rPr>
@@ -6286,12 +6590,14 @@
     </w:tblStylePr>
     <w:tblStylePr w:type="firstCol">
       <w:rPr>
+        <w:rFonts w:eastAsia="黑体"/>
         <w:b/>
         <w:bCs/>
       </w:rPr>
     </w:tblStylePr>
     <w:tblStylePr w:type="lastCol">
       <w:rPr>
+        <w:rFonts w:eastAsia="黑体"/>
         <w:b/>
         <w:bCs/>
       </w:rPr>
@@ -6353,6 +6659,7 @@
         <w:spacing w:after="0" w:before="0" w:line="240" w:lineRule="auto"/>
       </w:pPr>
       <w:rPr>
+        <w:rFonts w:eastAsia="黑体"/>
         <w:b/>
         <w:bCs/>
         <w:color w:themeColor="background1" w:val="FFFFFF"/>
@@ -6375,6 +6682,7 @@
         <w:spacing w:after="0" w:before="0" w:line="240" w:lineRule="auto"/>
       </w:pPr>
       <w:rPr>
+        <w:rFonts w:eastAsia="黑体"/>
         <w:b/>
         <w:bCs/>
       </w:rPr>
@@ -6392,12 +6700,14 @@
     </w:tblStylePr>
     <w:tblStylePr w:type="firstCol">
       <w:rPr>
+        <w:rFonts w:eastAsia="黑体"/>
         <w:b/>
         <w:bCs/>
       </w:rPr>
     </w:tblStylePr>
     <w:tblStylePr w:type="lastCol">
       <w:rPr>
+        <w:rFonts w:eastAsia="黑体"/>
         <w:b/>
         <w:bCs/>
       </w:rPr>
@@ -6459,6 +6769,7 @@
         <w:spacing w:after="0" w:before="0" w:line="240" w:lineRule="auto"/>
       </w:pPr>
       <w:rPr>
+        <w:rFonts w:eastAsia="黑体"/>
         <w:b/>
         <w:bCs/>
         <w:color w:themeColor="background1" w:val="FFFFFF"/>
@@ -6481,6 +6792,7 @@
         <w:spacing w:after="0" w:before="0" w:line="240" w:lineRule="auto"/>
       </w:pPr>
       <w:rPr>
+        <w:rFonts w:eastAsia="黑体"/>
         <w:b/>
         <w:bCs/>
       </w:rPr>
@@ -6498,12 +6810,14 @@
     </w:tblStylePr>
     <w:tblStylePr w:type="firstCol">
       <w:rPr>
+        <w:rFonts w:eastAsia="黑体"/>
         <w:b/>
         <w:bCs/>
       </w:rPr>
     </w:tblStylePr>
     <w:tblStylePr w:type="lastCol">
       <w:rPr>
+        <w:rFonts w:eastAsia="黑体"/>
         <w:b/>
         <w:bCs/>
       </w:rPr>
@@ -6565,6 +6879,7 @@
         <w:spacing w:after="0" w:before="0" w:line="240" w:lineRule="auto"/>
       </w:pPr>
       <w:rPr>
+        <w:rFonts w:eastAsia="黑体"/>
         <w:b/>
         <w:bCs/>
         <w:color w:themeColor="background1" w:val="FFFFFF"/>
@@ -6587,6 +6902,7 @@
         <w:spacing w:after="0" w:before="0" w:line="240" w:lineRule="auto"/>
       </w:pPr>
       <w:rPr>
+        <w:rFonts w:eastAsia="黑体"/>
         <w:b/>
         <w:bCs/>
       </w:rPr>
@@ -6604,12 +6920,14 @@
     </w:tblStylePr>
     <w:tblStylePr w:type="firstCol">
       <w:rPr>
+        <w:rFonts w:eastAsia="黑体"/>
         <w:b/>
         <w:bCs/>
       </w:rPr>
     </w:tblStylePr>
     <w:tblStylePr w:type="lastCol">
       <w:rPr>
+        <w:rFonts w:eastAsia="黑体"/>
         <w:b/>
         <w:bCs/>
       </w:rPr>
@@ -6671,6 +6989,7 @@
         <w:spacing w:after="0" w:before="0" w:line="240" w:lineRule="auto"/>
       </w:pPr>
       <w:rPr>
+        <w:rFonts w:eastAsia="黑体"/>
         <w:b/>
         <w:bCs/>
         <w:color w:themeColor="background1" w:val="FFFFFF"/>
@@ -6693,6 +7012,7 @@
         <w:spacing w:after="0" w:before="0" w:line="240" w:lineRule="auto"/>
       </w:pPr>
       <w:rPr>
+        <w:rFonts w:eastAsia="黑体"/>
         <w:b/>
         <w:bCs/>
       </w:rPr>
@@ -6710,12 +7030,14 @@
     </w:tblStylePr>
     <w:tblStylePr w:type="firstCol">
       <w:rPr>
+        <w:rFonts w:eastAsia="黑体"/>
         <w:b/>
         <w:bCs/>
       </w:rPr>
     </w:tblStylePr>
     <w:tblStylePr w:type="lastCol">
       <w:rPr>
+        <w:rFonts w:eastAsia="黑体"/>
         <w:b/>
         <w:bCs/>
       </w:rPr>
@@ -6777,6 +7099,7 @@
         <w:spacing w:after="0" w:before="0" w:line="240" w:lineRule="auto"/>
       </w:pPr>
       <w:rPr>
+        <w:rFonts w:eastAsia="黑体"/>
         <w:b/>
         <w:bCs/>
         <w:color w:themeColor="background1" w:val="FFFFFF"/>
@@ -6799,6 +7122,7 @@
         <w:spacing w:after="0" w:before="0" w:line="240" w:lineRule="auto"/>
       </w:pPr>
       <w:rPr>
+        <w:rFonts w:eastAsia="黑体"/>
         <w:b/>
         <w:bCs/>
       </w:rPr>
@@ -6816,12 +7140,14 @@
     </w:tblStylePr>
     <w:tblStylePr w:type="firstCol">
       <w:rPr>
+        <w:rFonts w:eastAsia="黑体"/>
         <w:b/>
         <w:bCs/>
       </w:rPr>
     </w:tblStylePr>
     <w:tblStylePr w:type="lastCol">
       <w:rPr>
+        <w:rFonts w:eastAsia="黑体"/>
         <w:b/>
         <w:bCs/>
       </w:rPr>
@@ -6880,6 +7206,7 @@
         <w:spacing w:after="0" w:before="0" w:line="240" w:lineRule="auto"/>
       </w:pPr>
       <w:rPr>
+        <w:rFonts w:eastAsia="黑体"/>
         <w:b/>
         <w:bCs/>
         <w:color w:themeColor="background1" w:val="FFFFFF"/>
@@ -6902,6 +7229,7 @@
         <w:spacing w:after="0" w:before="0" w:line="240" w:lineRule="auto"/>
       </w:pPr>
       <w:rPr>
+        <w:rFonts w:eastAsia="黑体"/>
         <w:color w:val="auto"/>
       </w:rPr>
       <w:tblPr/>
@@ -6919,6 +7247,7 @@
     </w:tblStylePr>
     <w:tblStylePr w:type="firstCol">
       <w:rPr>
+        <w:rFonts w:eastAsia="黑体"/>
         <w:b/>
         <w:bCs/>
         <w:color w:themeColor="background1" w:val="FFFFFF"/>
@@ -6938,6 +7267,7 @@
     </w:tblStylePr>
     <w:tblStylePr w:type="lastCol">
       <w:rPr>
+        <w:rFonts w:eastAsia="黑体"/>
         <w:b/>
         <w:bCs/>
         <w:color w:themeColor="background1" w:val="FFFFFF"/>
@@ -6986,6 +7316,7 @@
     </w:tblStylePr>
     <w:tblStylePr w:type="nwCell">
       <w:rPr>
+        <w:rFonts w:eastAsia="黑体"/>
         <w:color w:themeColor="background1" w:val="FFFFFF"/>
       </w:rPr>
       <w:tblPr/>
@@ -7029,6 +7360,7 @@
         <w:spacing w:after="0" w:before="0" w:line="240" w:lineRule="auto"/>
       </w:pPr>
       <w:rPr>
+        <w:rFonts w:eastAsia="黑体"/>
         <w:b/>
         <w:bCs/>
         <w:color w:themeColor="background1" w:val="FFFFFF"/>
@@ -7051,6 +7383,7 @@
         <w:spacing w:after="0" w:before="0" w:line="240" w:lineRule="auto"/>
       </w:pPr>
       <w:rPr>
+        <w:rFonts w:eastAsia="黑体"/>
         <w:color w:val="auto"/>
       </w:rPr>
       <w:tblPr/>
@@ -7068,6 +7401,7 @@
     </w:tblStylePr>
     <w:tblStylePr w:type="firstCol">
       <w:rPr>
+        <w:rFonts w:eastAsia="黑体"/>
         <w:b/>
         <w:bCs/>
         <w:color w:themeColor="background1" w:val="FFFFFF"/>
@@ -7087,6 +7421,7 @@
     </w:tblStylePr>
     <w:tblStylePr w:type="lastCol">
       <w:rPr>
+        <w:rFonts w:eastAsia="黑体"/>
         <w:b/>
         <w:bCs/>
         <w:color w:themeColor="background1" w:val="FFFFFF"/>
@@ -7135,6 +7470,7 @@
     </w:tblStylePr>
     <w:tblStylePr w:type="nwCell">
       <w:rPr>
+        <w:rFonts w:eastAsia="黑体"/>
         <w:color w:themeColor="background1" w:val="FFFFFF"/>
       </w:rPr>
       <w:tblPr/>
@@ -7178,6 +7514,7 @@
         <w:spacing w:after="0" w:before="0" w:line="240" w:lineRule="auto"/>
       </w:pPr>
       <w:rPr>
+        <w:rFonts w:eastAsia="黑体"/>
         <w:b/>
         <w:bCs/>
         <w:color w:themeColor="background1" w:val="FFFFFF"/>
@@ -7200,6 +7537,7 @@
         <w:spacing w:after="0" w:before="0" w:line="240" w:lineRule="auto"/>
       </w:pPr>
       <w:rPr>
+        <w:rFonts w:eastAsia="黑体"/>
         <w:color w:val="auto"/>
       </w:rPr>
       <w:tblPr/>
@@ -7217,6 +7555,7 @@
     </w:tblStylePr>
     <w:tblStylePr w:type="firstCol">
       <w:rPr>
+        <w:rFonts w:eastAsia="黑体"/>
         <w:b/>
         <w:bCs/>
         <w:color w:themeColor="background1" w:val="FFFFFF"/>
@@ -7236,6 +7575,7 @@
     </w:tblStylePr>
     <w:tblStylePr w:type="lastCol">
       <w:rPr>
+        <w:rFonts w:eastAsia="黑体"/>
         <w:b/>
         <w:bCs/>
         <w:color w:themeColor="background1" w:val="FFFFFF"/>
@@ -7284,6 +7624,7 @@
     </w:tblStylePr>
     <w:tblStylePr w:type="nwCell">
       <w:rPr>
+        <w:rFonts w:eastAsia="黑体"/>
         <w:color w:themeColor="background1" w:val="FFFFFF"/>
       </w:rPr>
       <w:tblPr/>
@@ -7327,6 +7668,7 @@
         <w:spacing w:after="0" w:before="0" w:line="240" w:lineRule="auto"/>
       </w:pPr>
       <w:rPr>
+        <w:rFonts w:eastAsia="黑体"/>
         <w:b/>
         <w:bCs/>
         <w:color w:themeColor="background1" w:val="FFFFFF"/>
@@ -7349,6 +7691,7 @@
         <w:spacing w:after="0" w:before="0" w:line="240" w:lineRule="auto"/>
       </w:pPr>
       <w:rPr>
+        <w:rFonts w:eastAsia="黑体"/>
         <w:color w:val="auto"/>
       </w:rPr>
       <w:tblPr/>
@@ -7366,6 +7709,7 @@
     </w:tblStylePr>
     <w:tblStylePr w:type="firstCol">
       <w:rPr>
+        <w:rFonts w:eastAsia="黑体"/>
         <w:b/>
         <w:bCs/>
         <w:color w:themeColor="background1" w:val="FFFFFF"/>
@@ -7385,6 +7729,7 @@
     </w:tblStylePr>
     <w:tblStylePr w:type="lastCol">
       <w:rPr>
+        <w:rFonts w:eastAsia="黑体"/>
         <w:b/>
         <w:bCs/>
         <w:color w:themeColor="background1" w:val="FFFFFF"/>
@@ -7433,6 +7778,7 @@
     </w:tblStylePr>
     <w:tblStylePr w:type="nwCell">
       <w:rPr>
+        <w:rFonts w:eastAsia="黑体"/>
         <w:color w:themeColor="background1" w:val="FFFFFF"/>
       </w:rPr>
       <w:tblPr/>
@@ -7476,6 +7822,7 @@
         <w:spacing w:after="0" w:before="0" w:line="240" w:lineRule="auto"/>
       </w:pPr>
       <w:rPr>
+        <w:rFonts w:eastAsia="黑体"/>
         <w:b/>
         <w:bCs/>
         <w:color w:themeColor="background1" w:val="FFFFFF"/>
@@ -7498,6 +7845,7 @@
         <w:spacing w:after="0" w:before="0" w:line="240" w:lineRule="auto"/>
       </w:pPr>
       <w:rPr>
+        <w:rFonts w:eastAsia="黑体"/>
         <w:color w:val="auto"/>
       </w:rPr>
       <w:tblPr/>
@@ -7515,6 +7863,7 @@
     </w:tblStylePr>
     <w:tblStylePr w:type="firstCol">
       <w:rPr>
+        <w:rFonts w:eastAsia="黑体"/>
         <w:b/>
         <w:bCs/>
         <w:color w:themeColor="background1" w:val="FFFFFF"/>
@@ -7534,6 +7883,7 @@
     </w:tblStylePr>
     <w:tblStylePr w:type="lastCol">
       <w:rPr>
+        <w:rFonts w:eastAsia="黑体"/>
         <w:b/>
         <w:bCs/>
         <w:color w:themeColor="background1" w:val="FFFFFF"/>
@@ -7582,6 +7932,7 @@
     </w:tblStylePr>
     <w:tblStylePr w:type="nwCell">
       <w:rPr>
+        <w:rFonts w:eastAsia="黑体"/>
         <w:color w:themeColor="background1" w:val="FFFFFF"/>
       </w:rPr>
       <w:tblPr/>
@@ -7625,6 +7976,7 @@
         <w:spacing w:after="0" w:before="0" w:line="240" w:lineRule="auto"/>
       </w:pPr>
       <w:rPr>
+        <w:rFonts w:eastAsia="黑体"/>
         <w:b/>
         <w:bCs/>
         <w:color w:themeColor="background1" w:val="FFFFFF"/>
@@ -7647,6 +7999,7 @@
         <w:spacing w:after="0" w:before="0" w:line="240" w:lineRule="auto"/>
       </w:pPr>
       <w:rPr>
+        <w:rFonts w:eastAsia="黑体"/>
         <w:color w:val="auto"/>
       </w:rPr>
       <w:tblPr/>
@@ -7664,6 +8017,7 @@
     </w:tblStylePr>
     <w:tblStylePr w:type="firstCol">
       <w:rPr>
+        <w:rFonts w:eastAsia="黑体"/>
         <w:b/>
         <w:bCs/>
         <w:color w:themeColor="background1" w:val="FFFFFF"/>
@@ -7683,6 +8037,7 @@
     </w:tblStylePr>
     <w:tblStylePr w:type="lastCol">
       <w:rPr>
+        <w:rFonts w:eastAsia="黑体"/>
         <w:b/>
         <w:bCs/>
         <w:color w:themeColor="background1" w:val="FFFFFF"/>
@@ -7731,6 +8086,7 @@
     </w:tblStylePr>
     <w:tblStylePr w:type="nwCell">
       <w:rPr>
+        <w:rFonts w:eastAsia="黑体"/>
         <w:color w:themeColor="background1" w:val="FFFFFF"/>
       </w:rPr>
       <w:tblPr/>
@@ -7774,6 +8130,7 @@
         <w:spacing w:after="0" w:before="0" w:line="240" w:lineRule="auto"/>
       </w:pPr>
       <w:rPr>
+        <w:rFonts w:eastAsia="黑体"/>
         <w:b/>
         <w:bCs/>
         <w:color w:themeColor="background1" w:val="FFFFFF"/>
@@ -7796,6 +8153,7 @@
         <w:spacing w:after="0" w:before="0" w:line="240" w:lineRule="auto"/>
       </w:pPr>
       <w:rPr>
+        <w:rFonts w:eastAsia="黑体"/>
         <w:color w:val="auto"/>
       </w:rPr>
       <w:tblPr/>
@@ -7813,6 +8171,7 @@
     </w:tblStylePr>
     <w:tblStylePr w:type="firstCol">
       <w:rPr>
+        <w:rFonts w:eastAsia="黑体"/>
         <w:b/>
         <w:bCs/>
         <w:color w:themeColor="background1" w:val="FFFFFF"/>
@@ -7832,6 +8191,7 @@
     </w:tblStylePr>
     <w:tblStylePr w:type="lastCol">
       <w:rPr>
+        <w:rFonts w:eastAsia="黑体"/>
         <w:b/>
         <w:bCs/>
         <w:color w:themeColor="background1" w:val="FFFFFF"/>
@@ -7880,6 +8240,7 @@
     </w:tblStylePr>
     <w:tblStylePr w:type="nwCell">
       <w:rPr>
+        <w:rFonts w:eastAsia="黑体"/>
         <w:color w:themeColor="background1" w:val="FFFFFF"/>
       </w:rPr>
       <w:tblPr/>
@@ -7904,6 +8265,7 @@
       <w:spacing w:after="0" w:line="240" w:lineRule="auto"/>
     </w:pPr>
     <w:rPr>
+      <w:rFonts w:eastAsia="黑体"/>
       <w:color w:themeColor="text1" w:val="000000"/>
     </w:rPr>
     <w:tblPr>
@@ -7923,7 +8285,7 @@
     </w:tblPr>
     <w:tblStylePr w:type="firstRow">
       <w:rPr>
-        <w:rFonts w:asciiTheme="majorHAnsi" w:cstheme="majorBidi" w:eastAsiaTheme="majorEastAsia" w:hAnsiTheme="majorHAnsi"/>
+        <w:rFonts w:asciiTheme="majorHAnsi" w:cstheme="majorBidi" w:hAnsiTheme="majorHAnsi" w:eastAsia="黑体"/>
       </w:rPr>
       <w:tblPr/>
       <w:tcPr>
@@ -7935,6 +8297,7 @@
     </w:tblStylePr>
     <w:tblStylePr w:type="lastRow">
       <w:rPr>
+        <w:rFonts w:eastAsia="黑体"/>
         <w:b/>
         <w:bCs/>
         <w:color w:themeColor="text2" w:val="1F497D"/>
@@ -7949,12 +8312,14 @@
     </w:tblStylePr>
     <w:tblStylePr w:type="firstCol">
       <w:rPr>
+        <w:rFonts w:eastAsia="黑体"/>
         <w:b/>
         <w:bCs/>
       </w:rPr>
     </w:tblStylePr>
     <w:tblStylePr w:type="lastCol">
       <w:rPr>
+        <w:rFonts w:eastAsia="黑体"/>
         <w:b/>
         <w:bCs/>
       </w:rPr>
@@ -7988,6 +8353,7 @@
       <w:spacing w:after="0" w:line="240" w:lineRule="auto"/>
     </w:pPr>
     <w:rPr>
+      <w:rFonts w:eastAsia="黑体"/>
       <w:color w:themeColor="text1" w:val="000000"/>
     </w:rPr>
     <w:tblPr>
@@ -8007,7 +8373,7 @@
     </w:tblPr>
     <w:tblStylePr w:type="firstRow">
       <w:rPr>
-        <w:rFonts w:asciiTheme="majorHAnsi" w:cstheme="majorBidi" w:eastAsiaTheme="majorEastAsia" w:hAnsiTheme="majorHAnsi"/>
+        <w:rFonts w:asciiTheme="majorHAnsi" w:cstheme="majorBidi" w:hAnsiTheme="majorHAnsi" w:eastAsia="黑体"/>
       </w:rPr>
       <w:tblPr/>
       <w:tcPr>
@@ -8019,6 +8385,7 @@
     </w:tblStylePr>
     <w:tblStylePr w:type="lastRow">
       <w:rPr>
+        <w:rFonts w:eastAsia="黑体"/>
         <w:b/>
         <w:bCs/>
         <w:color w:themeColor="text2" w:val="1F497D"/>
@@ -8033,12 +8400,14 @@
     </w:tblStylePr>
     <w:tblStylePr w:type="firstCol">
       <w:rPr>
+        <w:rFonts w:eastAsia="黑体"/>
         <w:b/>
         <w:bCs/>
       </w:rPr>
     </w:tblStylePr>
     <w:tblStylePr w:type="lastCol">
       <w:rPr>
+        <w:rFonts w:eastAsia="黑体"/>
         <w:b/>
         <w:bCs/>
       </w:rPr>
@@ -8072,6 +8441,7 @@
       <w:spacing w:after="0" w:line="240" w:lineRule="auto"/>
     </w:pPr>
     <w:rPr>
+      <w:rFonts w:eastAsia="黑体"/>
       <w:color w:themeColor="text1" w:val="000000"/>
     </w:rPr>
     <w:tblPr>
@@ -8091,7 +8461,7 @@
     </w:tblPr>
     <w:tblStylePr w:type="firstRow">
       <w:rPr>
-        <w:rFonts w:asciiTheme="majorHAnsi" w:cstheme="majorBidi" w:eastAsiaTheme="majorEastAsia" w:hAnsiTheme="majorHAnsi"/>
+        <w:rFonts w:asciiTheme="majorHAnsi" w:cstheme="majorBidi" w:hAnsiTheme="majorHAnsi" w:eastAsia="黑体"/>
       </w:rPr>
       <w:tblPr/>
       <w:tcPr>
@@ -8103,6 +8473,7 @@
     </w:tblStylePr>
     <w:tblStylePr w:type="lastRow">
       <w:rPr>
+        <w:rFonts w:eastAsia="黑体"/>
         <w:b/>
         <w:bCs/>
         <w:color w:themeColor="text2" w:val="1F497D"/>
@@ -8117,12 +8488,14 @@
     </w:tblStylePr>
     <w:tblStylePr w:type="firstCol">
       <w:rPr>
+        <w:rFonts w:eastAsia="黑体"/>
         <w:b/>
         <w:bCs/>
       </w:rPr>
     </w:tblStylePr>
     <w:tblStylePr w:type="lastCol">
       <w:rPr>
+        <w:rFonts w:eastAsia="黑体"/>
         <w:b/>
         <w:bCs/>
       </w:rPr>
@@ -8156,6 +8529,7 @@
       <w:spacing w:after="0" w:line="240" w:lineRule="auto"/>
     </w:pPr>
     <w:rPr>
+      <w:rFonts w:eastAsia="黑体"/>
       <w:color w:themeColor="text1" w:val="000000"/>
     </w:rPr>
     <w:tblPr>
@@ -8175,7 +8549,7 @@
     </w:tblPr>
     <w:tblStylePr w:type="firstRow">
       <w:rPr>
-        <w:rFonts w:asciiTheme="majorHAnsi" w:cstheme="majorBidi" w:eastAsiaTheme="majorEastAsia" w:hAnsiTheme="majorHAnsi"/>
+        <w:rFonts w:asciiTheme="majorHAnsi" w:cstheme="majorBidi" w:hAnsiTheme="majorHAnsi" w:eastAsia="黑体"/>
       </w:rPr>
       <w:tblPr/>
       <w:tcPr>
@@ -8187,6 +8561,7 @@
     </w:tblStylePr>
     <w:tblStylePr w:type="lastRow">
       <w:rPr>
+        <w:rFonts w:eastAsia="黑体"/>
         <w:b/>
         <w:bCs/>
         <w:color w:themeColor="text2" w:val="1F497D"/>
@@ -8201,12 +8576,14 @@
     </w:tblStylePr>
     <w:tblStylePr w:type="firstCol">
       <w:rPr>
+        <w:rFonts w:eastAsia="黑体"/>
         <w:b/>
         <w:bCs/>
       </w:rPr>
     </w:tblStylePr>
     <w:tblStylePr w:type="lastCol">
       <w:rPr>
+        <w:rFonts w:eastAsia="黑体"/>
         <w:b/>
         <w:bCs/>
       </w:rPr>
@@ -8240,6 +8617,7 @@
       <w:spacing w:after="0" w:line="240" w:lineRule="auto"/>
     </w:pPr>
     <w:rPr>
+      <w:rFonts w:eastAsia="黑体"/>
       <w:color w:themeColor="text1" w:val="000000"/>
     </w:rPr>
     <w:tblPr>
@@ -8259,7 +8637,7 @@
     </w:tblPr>
     <w:tblStylePr w:type="firstRow">
       <w:rPr>
-        <w:rFonts w:asciiTheme="majorHAnsi" w:cstheme="majorBidi" w:eastAsiaTheme="majorEastAsia" w:hAnsiTheme="majorHAnsi"/>
+        <w:rFonts w:asciiTheme="majorHAnsi" w:cstheme="majorBidi" w:hAnsiTheme="majorHAnsi" w:eastAsia="黑体"/>
       </w:rPr>
       <w:tblPr/>
       <w:tcPr>
@@ -8271,6 +8649,7 @@
     </w:tblStylePr>
     <w:tblStylePr w:type="lastRow">
       <w:rPr>
+        <w:rFonts w:eastAsia="黑体"/>
         <w:b/>
         <w:bCs/>
         <w:color w:themeColor="text2" w:val="1F497D"/>
@@ -8285,12 +8664,14 @@
     </w:tblStylePr>
     <w:tblStylePr w:type="firstCol">
       <w:rPr>
+        <w:rFonts w:eastAsia="黑体"/>
         <w:b/>
         <w:bCs/>
       </w:rPr>
     </w:tblStylePr>
     <w:tblStylePr w:type="lastCol">
       <w:rPr>
+        <w:rFonts w:eastAsia="黑体"/>
         <w:b/>
         <w:bCs/>
       </w:rPr>
@@ -8324,6 +8705,7 @@
       <w:spacing w:after="0" w:line="240" w:lineRule="auto"/>
     </w:pPr>
     <w:rPr>
+      <w:rFonts w:eastAsia="黑体"/>
       <w:color w:themeColor="text1" w:val="000000"/>
     </w:rPr>
     <w:tblPr>
@@ -8343,7 +8725,7 @@
     </w:tblPr>
     <w:tblStylePr w:type="firstRow">
       <w:rPr>
-        <w:rFonts w:asciiTheme="majorHAnsi" w:cstheme="majorBidi" w:eastAsiaTheme="majorEastAsia" w:hAnsiTheme="majorHAnsi"/>
+        <w:rFonts w:asciiTheme="majorHAnsi" w:cstheme="majorBidi" w:hAnsiTheme="majorHAnsi" w:eastAsia="黑体"/>
       </w:rPr>
       <w:tblPr/>
       <w:tcPr>
@@ -8355,6 +8737,7 @@
     </w:tblStylePr>
     <w:tblStylePr w:type="lastRow">
       <w:rPr>
+        <w:rFonts w:eastAsia="黑体"/>
         <w:b/>
         <w:bCs/>
         <w:color w:themeColor="text2" w:val="1F497D"/>
@@ -8369,12 +8752,14 @@
     </w:tblStylePr>
     <w:tblStylePr w:type="firstCol">
       <w:rPr>
+        <w:rFonts w:eastAsia="黑体"/>
         <w:b/>
         <w:bCs/>
       </w:rPr>
     </w:tblStylePr>
     <w:tblStylePr w:type="lastCol">
       <w:rPr>
+        <w:rFonts w:eastAsia="黑体"/>
         <w:b/>
         <w:bCs/>
       </w:rPr>
@@ -8408,6 +8793,7 @@
       <w:spacing w:after="0" w:line="240" w:lineRule="auto"/>
     </w:pPr>
     <w:rPr>
+      <w:rFonts w:eastAsia="黑体"/>
       <w:color w:themeColor="text1" w:val="000000"/>
     </w:rPr>
     <w:tblPr>
@@ -8427,7 +8813,7 @@
     </w:tblPr>
     <w:tblStylePr w:type="firstRow">
       <w:rPr>
-        <w:rFonts w:asciiTheme="majorHAnsi" w:cstheme="majorBidi" w:eastAsiaTheme="majorEastAsia" w:hAnsiTheme="majorHAnsi"/>
+        <w:rFonts w:asciiTheme="majorHAnsi" w:cstheme="majorBidi" w:hAnsiTheme="majorHAnsi" w:eastAsia="黑体"/>
       </w:rPr>
       <w:tblPr/>
       <w:tcPr>
@@ -8439,6 +8825,7 @@
     </w:tblStylePr>
     <w:tblStylePr w:type="lastRow">
       <w:rPr>
+        <w:rFonts w:eastAsia="黑体"/>
         <w:b/>
         <w:bCs/>
         <w:color w:themeColor="text2" w:val="1F497D"/>
@@ -8453,12 +8840,14 @@
     </w:tblStylePr>
     <w:tblStylePr w:type="firstCol">
       <w:rPr>
+        <w:rFonts w:eastAsia="黑体"/>
         <w:b/>
         <w:bCs/>
       </w:rPr>
     </w:tblStylePr>
     <w:tblStylePr w:type="lastCol">
       <w:rPr>
+        <w:rFonts w:eastAsia="黑体"/>
         <w:b/>
         <w:bCs/>
       </w:rPr>
@@ -8492,7 +8881,7 @@
       <w:spacing w:after="0" w:line="240" w:lineRule="auto"/>
     </w:pPr>
     <w:rPr>
-      <w:rFonts w:asciiTheme="majorHAnsi" w:cstheme="majorBidi" w:eastAsiaTheme="majorEastAsia" w:hAnsiTheme="majorHAnsi"/>
+      <w:rFonts w:asciiTheme="majorHAnsi" w:cstheme="majorBidi" w:hAnsiTheme="majorHAnsi" w:eastAsia="黑体"/>
       <w:color w:themeColor="text1" w:val="000000"/>
     </w:rPr>
     <w:tblPr>
@@ -8514,6 +8903,7 @@
     </w:tblPr>
     <w:tblStylePr w:type="firstRow">
       <w:rPr>
+        <w:rFonts w:eastAsia="黑体"/>
         <w:sz w:val="24"/>
         <w:szCs w:val="24"/>
       </w:rPr>
@@ -8620,7 +9010,7 @@
       <w:spacing w:after="0" w:line="240" w:lineRule="auto"/>
     </w:pPr>
     <w:rPr>
-      <w:rFonts w:asciiTheme="majorHAnsi" w:cstheme="majorBidi" w:eastAsiaTheme="majorEastAsia" w:hAnsiTheme="majorHAnsi"/>
+      <w:rFonts w:asciiTheme="majorHAnsi" w:cstheme="majorBidi" w:hAnsiTheme="majorHAnsi" w:eastAsia="黑体"/>
       <w:color w:themeColor="text1" w:val="000000"/>
     </w:rPr>
     <w:tblPr>
@@ -8642,6 +9032,7 @@
     </w:tblPr>
     <w:tblStylePr w:type="firstRow">
       <w:rPr>
+        <w:rFonts w:eastAsia="黑体"/>
         <w:sz w:val="24"/>
         <w:szCs w:val="24"/>
       </w:rPr>
@@ -8748,7 +9139,7 @@
       <w:spacing w:after="0" w:line="240" w:lineRule="auto"/>
     </w:pPr>
     <w:rPr>
-      <w:rFonts w:asciiTheme="majorHAnsi" w:cstheme="majorBidi" w:eastAsiaTheme="majorEastAsia" w:hAnsiTheme="majorHAnsi"/>
+      <w:rFonts w:asciiTheme="majorHAnsi" w:cstheme="majorBidi" w:hAnsiTheme="majorHAnsi" w:eastAsia="黑体"/>
       <w:color w:themeColor="text1" w:val="000000"/>
     </w:rPr>
     <w:tblPr>
@@ -8770,6 +9161,7 @@
     </w:tblPr>
     <w:tblStylePr w:type="firstRow">
       <w:rPr>
+        <w:rFonts w:eastAsia="黑体"/>
         <w:sz w:val="24"/>
         <w:szCs w:val="24"/>
       </w:rPr>
@@ -8876,7 +9268,7 @@
       <w:spacing w:after="0" w:line="240" w:lineRule="auto"/>
     </w:pPr>
     <w:rPr>
-      <w:rFonts w:asciiTheme="majorHAnsi" w:cstheme="majorBidi" w:eastAsiaTheme="majorEastAsia" w:hAnsiTheme="majorHAnsi"/>
+      <w:rFonts w:asciiTheme="majorHAnsi" w:cstheme="majorBidi" w:hAnsiTheme="majorHAnsi" w:eastAsia="黑体"/>
       <w:color w:themeColor="text1" w:val="000000"/>
     </w:rPr>
     <w:tblPr>
@@ -8898,6 +9290,7 @@
     </w:tblPr>
     <w:tblStylePr w:type="firstRow">
       <w:rPr>
+        <w:rFonts w:eastAsia="黑体"/>
         <w:sz w:val="24"/>
         <w:szCs w:val="24"/>
       </w:rPr>
@@ -9004,7 +9397,7 @@
       <w:spacing w:after="0" w:line="240" w:lineRule="auto"/>
     </w:pPr>
     <w:rPr>
-      <w:rFonts w:asciiTheme="majorHAnsi" w:cstheme="majorBidi" w:eastAsiaTheme="majorEastAsia" w:hAnsiTheme="majorHAnsi"/>
+      <w:rFonts w:asciiTheme="majorHAnsi" w:cstheme="majorBidi" w:hAnsiTheme="majorHAnsi" w:eastAsia="黑体"/>
       <w:color w:themeColor="text1" w:val="000000"/>
     </w:rPr>
     <w:tblPr>
@@ -9026,6 +9419,7 @@
     </w:tblPr>
     <w:tblStylePr w:type="firstRow">
       <w:rPr>
+        <w:rFonts w:eastAsia="黑体"/>
         <w:sz w:val="24"/>
         <w:szCs w:val="24"/>
       </w:rPr>
@@ -9132,7 +9526,7 @@
       <w:spacing w:after="0" w:line="240" w:lineRule="auto"/>
     </w:pPr>
     <w:rPr>
-      <w:rFonts w:asciiTheme="majorHAnsi" w:cstheme="majorBidi" w:eastAsiaTheme="majorEastAsia" w:hAnsiTheme="majorHAnsi"/>
+      <w:rFonts w:asciiTheme="majorHAnsi" w:cstheme="majorBidi" w:hAnsiTheme="majorHAnsi" w:eastAsia="黑体"/>
       <w:color w:themeColor="text1" w:val="000000"/>
     </w:rPr>
     <w:tblPr>
@@ -9154,6 +9548,7 @@
     </w:tblPr>
     <w:tblStylePr w:type="firstRow">
       <w:rPr>
+        <w:rFonts w:eastAsia="黑体"/>
         <w:sz w:val="24"/>
         <w:szCs w:val="24"/>
       </w:rPr>
@@ -9260,7 +9655,7 @@
       <w:spacing w:after="0" w:line="240" w:lineRule="auto"/>
     </w:pPr>
     <w:rPr>
-      <w:rFonts w:asciiTheme="majorHAnsi" w:cstheme="majorBidi" w:eastAsiaTheme="majorEastAsia" w:hAnsiTheme="majorHAnsi"/>
+      <w:rFonts w:asciiTheme="majorHAnsi" w:cstheme="majorBidi" w:hAnsiTheme="majorHAnsi" w:eastAsia="黑体"/>
       <w:color w:themeColor="text1" w:val="000000"/>
     </w:rPr>
     <w:tblPr>
@@ -9282,6 +9677,7 @@
     </w:tblPr>
     <w:tblStylePr w:type="firstRow">
       <w:rPr>
+        <w:rFonts w:eastAsia="黑体"/>
         <w:sz w:val="24"/>
         <w:szCs w:val="24"/>
       </w:rPr>
@@ -9411,12 +9807,14 @@
     </w:tcPr>
     <w:tblStylePr w:type="firstRow">
       <w:rPr>
+        <w:rFonts w:eastAsia="黑体"/>
         <w:b/>
         <w:bCs/>
       </w:rPr>
     </w:tblStylePr>
     <w:tblStylePr w:type="lastRow">
       <w:rPr>
+        <w:rFonts w:eastAsia="黑体"/>
         <w:b/>
         <w:bCs/>
       </w:rPr>
@@ -9429,12 +9827,14 @@
     </w:tblStylePr>
     <w:tblStylePr w:type="firstCol">
       <w:rPr>
+        <w:rFonts w:eastAsia="黑体"/>
         <w:b/>
         <w:bCs/>
       </w:rPr>
     </w:tblStylePr>
     <w:tblStylePr w:type="lastCol">
       <w:rPr>
+        <w:rFonts w:eastAsia="黑体"/>
         <w:b/>
         <w:bCs/>
       </w:rPr>
@@ -9484,12 +9884,14 @@
     </w:tcPr>
     <w:tblStylePr w:type="firstRow">
       <w:rPr>
+        <w:rFonts w:eastAsia="黑体"/>
         <w:b/>
         <w:bCs/>
       </w:rPr>
     </w:tblStylePr>
     <w:tblStylePr w:type="lastRow">
       <w:rPr>
+        <w:rFonts w:eastAsia="黑体"/>
         <w:b/>
         <w:bCs/>
       </w:rPr>
@@ -9502,12 +9904,14 @@
     </w:tblStylePr>
     <w:tblStylePr w:type="firstCol">
       <w:rPr>
+        <w:rFonts w:eastAsia="黑体"/>
         <w:b/>
         <w:bCs/>
       </w:rPr>
     </w:tblStylePr>
     <w:tblStylePr w:type="lastCol">
       <w:rPr>
+        <w:rFonts w:eastAsia="黑体"/>
         <w:b/>
         <w:bCs/>
       </w:rPr>
@@ -9557,12 +9961,14 @@
     </w:tcPr>
     <w:tblStylePr w:type="firstRow">
       <w:rPr>
+        <w:rFonts w:eastAsia="黑体"/>
         <w:b/>
         <w:bCs/>
       </w:rPr>
     </w:tblStylePr>
     <w:tblStylePr w:type="lastRow">
       <w:rPr>
+        <w:rFonts w:eastAsia="黑体"/>
         <w:b/>
         <w:bCs/>
       </w:rPr>
@@ -9575,12 +9981,14 @@
     </w:tblStylePr>
     <w:tblStylePr w:type="firstCol">
       <w:rPr>
+        <w:rFonts w:eastAsia="黑体"/>
         <w:b/>
         <w:bCs/>
       </w:rPr>
     </w:tblStylePr>
     <w:tblStylePr w:type="lastCol">
       <w:rPr>
+        <w:rFonts w:eastAsia="黑体"/>
         <w:b/>
         <w:bCs/>
       </w:rPr>
@@ -9630,12 +10038,14 @@
     </w:tcPr>
     <w:tblStylePr w:type="firstRow">
       <w:rPr>
+        <w:rFonts w:eastAsia="黑体"/>
         <w:b/>
         <w:bCs/>
       </w:rPr>
     </w:tblStylePr>
     <w:tblStylePr w:type="lastRow">
       <w:rPr>
+        <w:rFonts w:eastAsia="黑体"/>
         <w:b/>
         <w:bCs/>
       </w:rPr>
@@ -9648,12 +10058,14 @@
     </w:tblStylePr>
     <w:tblStylePr w:type="firstCol">
       <w:rPr>
+        <w:rFonts w:eastAsia="黑体"/>
         <w:b/>
         <w:bCs/>
       </w:rPr>
     </w:tblStylePr>
     <w:tblStylePr w:type="lastCol">
       <w:rPr>
+        <w:rFonts w:eastAsia="黑体"/>
         <w:b/>
         <w:bCs/>
       </w:rPr>
@@ -9703,12 +10115,14 @@
     </w:tcPr>
     <w:tblStylePr w:type="firstRow">
       <w:rPr>
+        <w:rFonts w:eastAsia="黑体"/>
         <w:b/>
         <w:bCs/>
       </w:rPr>
     </w:tblStylePr>
     <w:tblStylePr w:type="lastRow">
       <w:rPr>
+        <w:rFonts w:eastAsia="黑体"/>
         <w:b/>
         <w:bCs/>
       </w:rPr>
@@ -9721,12 +10135,14 @@
     </w:tblStylePr>
     <w:tblStylePr w:type="firstCol">
       <w:rPr>
+        <w:rFonts w:eastAsia="黑体"/>
         <w:b/>
         <w:bCs/>
       </w:rPr>
     </w:tblStylePr>
     <w:tblStylePr w:type="lastCol">
       <w:rPr>
+        <w:rFonts w:eastAsia="黑体"/>
         <w:b/>
         <w:bCs/>
       </w:rPr>
@@ -9776,12 +10192,14 @@
     </w:tcPr>
     <w:tblStylePr w:type="firstRow">
       <w:rPr>
+        <w:rFonts w:eastAsia="黑体"/>
         <w:b/>
         <w:bCs/>
       </w:rPr>
     </w:tblStylePr>
     <w:tblStylePr w:type="lastRow">
       <w:rPr>
+        <w:rFonts w:eastAsia="黑体"/>
         <w:b/>
         <w:bCs/>
       </w:rPr>
@@ -9794,12 +10212,14 @@
     </w:tblStylePr>
     <w:tblStylePr w:type="firstCol">
       <w:rPr>
+        <w:rFonts w:eastAsia="黑体"/>
         <w:b/>
         <w:bCs/>
       </w:rPr>
     </w:tblStylePr>
     <w:tblStylePr w:type="lastCol">
       <w:rPr>
+        <w:rFonts w:eastAsia="黑体"/>
         <w:b/>
         <w:bCs/>
       </w:rPr>
@@ -9849,12 +10269,14 @@
     </w:tcPr>
     <w:tblStylePr w:type="firstRow">
       <w:rPr>
+        <w:rFonts w:eastAsia="黑体"/>
         <w:b/>
         <w:bCs/>
       </w:rPr>
     </w:tblStylePr>
     <w:tblStylePr w:type="lastRow">
       <w:rPr>
+        <w:rFonts w:eastAsia="黑体"/>
         <w:b/>
         <w:bCs/>
       </w:rPr>
@@ -9867,12 +10289,14 @@
     </w:tblStylePr>
     <w:tblStylePr w:type="firstCol">
       <w:rPr>
+        <w:rFonts w:eastAsia="黑体"/>
         <w:b/>
         <w:bCs/>
       </w:rPr>
     </w:tblStylePr>
     <w:tblStylePr w:type="lastCol">
       <w:rPr>
+        <w:rFonts w:eastAsia="黑体"/>
         <w:b/>
         <w:bCs/>
       </w:rPr>
@@ -9899,7 +10323,7 @@
       <w:spacing w:after="0" w:line="240" w:lineRule="auto"/>
     </w:pPr>
     <w:rPr>
-      <w:rFonts w:asciiTheme="majorHAnsi" w:cstheme="majorBidi" w:eastAsiaTheme="majorEastAsia" w:hAnsiTheme="majorHAnsi"/>
+      <w:rFonts w:asciiTheme="majorHAnsi" w:cstheme="majorBidi" w:hAnsiTheme="majorHAnsi" w:eastAsia="黑体"/>
       <w:color w:themeColor="text1" w:val="000000"/>
     </w:rPr>
     <w:tblPr>
@@ -9926,6 +10350,7 @@
     </w:tcPr>
     <w:tblStylePr w:type="firstRow">
       <w:rPr>
+        <w:rFonts w:eastAsia="黑体"/>
         <w:b/>
         <w:bCs/>
         <w:color w:themeColor="text1" w:val="000000"/>
@@ -9937,6 +10362,7 @@
     </w:tblStylePr>
     <w:tblStylePr w:type="lastRow">
       <w:rPr>
+        <w:rFonts w:eastAsia="黑体"/>
         <w:b/>
         <w:bCs/>
         <w:color w:themeColor="text1" w:val="000000"/>
@@ -9956,6 +10382,7 @@
     </w:tblStylePr>
     <w:tblStylePr w:type="firstCol">
       <w:rPr>
+        <w:rFonts w:eastAsia="黑体"/>
         <w:b/>
         <w:bCs/>
         <w:color w:themeColor="text1" w:val="000000"/>
@@ -9975,6 +10402,7 @@
     </w:tblStylePr>
     <w:tblStylePr w:type="lastCol">
       <w:rPr>
+        <w:rFonts w:eastAsia="黑体"/>
         <w:b w:val="0"/>
         <w:bCs w:val="0"/>
         <w:color w:themeColor="text1" w:val="000000"/>
@@ -10024,7 +10452,7 @@
       <w:spacing w:after="0" w:line="240" w:lineRule="auto"/>
     </w:pPr>
     <w:rPr>
-      <w:rFonts w:asciiTheme="majorHAnsi" w:cstheme="majorBidi" w:eastAsiaTheme="majorEastAsia" w:hAnsiTheme="majorHAnsi"/>
+      <w:rFonts w:asciiTheme="majorHAnsi" w:cstheme="majorBidi" w:hAnsiTheme="majorHAnsi" w:eastAsia="黑体"/>
       <w:color w:themeColor="text1" w:val="000000"/>
     </w:rPr>
     <w:tblPr>
@@ -10051,6 +10479,7 @@
     </w:tcPr>
     <w:tblStylePr w:type="firstRow">
       <w:rPr>
+        <w:rFonts w:eastAsia="黑体"/>
         <w:b/>
         <w:bCs/>
         <w:color w:themeColor="text1" w:val="000000"/>
@@ -10062,6 +10491,7 @@
     </w:tblStylePr>
     <w:tblStylePr w:type="lastRow">
       <w:rPr>
+        <w:rFonts w:eastAsia="黑体"/>
         <w:b/>
         <w:bCs/>
         <w:color w:themeColor="text1" w:val="000000"/>
@@ -10081,6 +10511,7 @@
     </w:tblStylePr>
     <w:tblStylePr w:type="firstCol">
       <w:rPr>
+        <w:rFonts w:eastAsia="黑体"/>
         <w:b/>
         <w:bCs/>
         <w:color w:themeColor="text1" w:val="000000"/>
@@ -10100,6 +10531,7 @@
     </w:tblStylePr>
     <w:tblStylePr w:type="lastCol">
       <w:rPr>
+        <w:rFonts w:eastAsia="黑体"/>
         <w:b w:val="0"/>
         <w:bCs w:val="0"/>
         <w:color w:themeColor="text1" w:val="000000"/>
@@ -10149,7 +10581,7 @@
       <w:spacing w:after="0" w:line="240" w:lineRule="auto"/>
     </w:pPr>
     <w:rPr>
-      <w:rFonts w:asciiTheme="majorHAnsi" w:cstheme="majorBidi" w:eastAsiaTheme="majorEastAsia" w:hAnsiTheme="majorHAnsi"/>
+      <w:rFonts w:asciiTheme="majorHAnsi" w:cstheme="majorBidi" w:hAnsiTheme="majorHAnsi" w:eastAsia="黑体"/>
       <w:color w:themeColor="text1" w:val="000000"/>
     </w:rPr>
     <w:tblPr>
@@ -10176,6 +10608,7 @@
     </w:tcPr>
     <w:tblStylePr w:type="firstRow">
       <w:rPr>
+        <w:rFonts w:eastAsia="黑体"/>
         <w:b/>
         <w:bCs/>
         <w:color w:themeColor="text1" w:val="000000"/>
@@ -10187,6 +10620,7 @@
     </w:tblStylePr>
     <w:tblStylePr w:type="lastRow">
       <w:rPr>
+        <w:rFonts w:eastAsia="黑体"/>
         <w:b/>
         <w:bCs/>
         <w:color w:themeColor="text1" w:val="000000"/>
@@ -10206,6 +10640,7 @@
     </w:tblStylePr>
     <w:tblStylePr w:type="firstCol">
       <w:rPr>
+        <w:rFonts w:eastAsia="黑体"/>
         <w:b/>
         <w:bCs/>
         <w:color w:themeColor="text1" w:val="000000"/>
@@ -10225,6 +10660,7 @@
     </w:tblStylePr>
     <w:tblStylePr w:type="lastCol">
       <w:rPr>
+        <w:rFonts w:eastAsia="黑体"/>
         <w:b w:val="0"/>
         <w:bCs w:val="0"/>
         <w:color w:themeColor="text1" w:val="000000"/>
@@ -10274,7 +10710,7 @@
       <w:spacing w:after="0" w:line="240" w:lineRule="auto"/>
     </w:pPr>
     <w:rPr>
-      <w:rFonts w:asciiTheme="majorHAnsi" w:cstheme="majorBidi" w:eastAsiaTheme="majorEastAsia" w:hAnsiTheme="majorHAnsi"/>
+      <w:rFonts w:asciiTheme="majorHAnsi" w:cstheme="majorBidi" w:hAnsiTheme="majorHAnsi" w:eastAsia="黑体"/>
       <w:color w:themeColor="text1" w:val="000000"/>
     </w:rPr>
     <w:tblPr>
@@ -10301,6 +10737,7 @@
     </w:tcPr>
     <w:tblStylePr w:type="firstRow">
       <w:rPr>
+        <w:rFonts w:eastAsia="黑体"/>
         <w:b/>
         <w:bCs/>
         <w:color w:themeColor="text1" w:val="000000"/>
@@ -10312,6 +10749,7 @@
     </w:tblStylePr>
     <w:tblStylePr w:type="lastRow">
       <w:rPr>
+        <w:rFonts w:eastAsia="黑体"/>
         <w:b/>
         <w:bCs/>
         <w:color w:themeColor="text1" w:val="000000"/>
@@ -10331,6 +10769,7 @@
     </w:tblStylePr>
     <w:tblStylePr w:type="firstCol">
       <w:rPr>
+        <w:rFonts w:eastAsia="黑体"/>
         <w:b/>
         <w:bCs/>
         <w:color w:themeColor="text1" w:val="000000"/>
@@ -10350,6 +10789,7 @@
     </w:tblStylePr>
     <w:tblStylePr w:type="lastCol">
       <w:rPr>
+        <w:rFonts w:eastAsia="黑体"/>
         <w:b w:val="0"/>
         <w:bCs w:val="0"/>
         <w:color w:themeColor="text1" w:val="000000"/>
@@ -10399,7 +10839,7 @@
       <w:spacing w:after="0" w:line="240" w:lineRule="auto"/>
     </w:pPr>
     <w:rPr>
-      <w:rFonts w:asciiTheme="majorHAnsi" w:cstheme="majorBidi" w:eastAsiaTheme="majorEastAsia" w:hAnsiTheme="majorHAnsi"/>
+      <w:rFonts w:asciiTheme="majorHAnsi" w:cstheme="majorBidi" w:hAnsiTheme="majorHAnsi" w:eastAsia="黑体"/>
       <w:color w:themeColor="text1" w:val="000000"/>
     </w:rPr>
     <w:tblPr>
@@ -10426,6 +10866,7 @@
     </w:tcPr>
     <w:tblStylePr w:type="firstRow">
       <w:rPr>
+        <w:rFonts w:eastAsia="黑体"/>
         <w:b/>
         <w:bCs/>
         <w:color w:themeColor="text1" w:val="000000"/>
@@ -10437,6 +10878,7 @@
     </w:tblStylePr>
     <w:tblStylePr w:type="lastRow">
       <w:rPr>
+        <w:rFonts w:eastAsia="黑体"/>
         <w:b/>
         <w:bCs/>
         <w:color w:themeColor="text1" w:val="000000"/>
@@ -10456,6 +10898,7 @@
     </w:tblStylePr>
     <w:tblStylePr w:type="firstCol">
       <w:rPr>
+        <w:rFonts w:eastAsia="黑体"/>
         <w:b/>
         <w:bCs/>
         <w:color w:themeColor="text1" w:val="000000"/>
@@ -10475,6 +10918,7 @@
     </w:tblStylePr>
     <w:tblStylePr w:type="lastCol">
       <w:rPr>
+        <w:rFonts w:eastAsia="黑体"/>
         <w:b w:val="0"/>
         <w:bCs w:val="0"/>
         <w:color w:themeColor="text1" w:val="000000"/>
@@ -10524,7 +10968,7 @@
       <w:spacing w:after="0" w:line="240" w:lineRule="auto"/>
     </w:pPr>
     <w:rPr>
-      <w:rFonts w:asciiTheme="majorHAnsi" w:cstheme="majorBidi" w:eastAsiaTheme="majorEastAsia" w:hAnsiTheme="majorHAnsi"/>
+      <w:rFonts w:asciiTheme="majorHAnsi" w:cstheme="majorBidi" w:hAnsiTheme="majorHAnsi" w:eastAsia="黑体"/>
       <w:color w:themeColor="text1" w:val="000000"/>
     </w:rPr>
     <w:tblPr>
@@ -10551,6 +10995,7 @@
     </w:tcPr>
     <w:tblStylePr w:type="firstRow">
       <w:rPr>
+        <w:rFonts w:eastAsia="黑体"/>
         <w:b/>
         <w:bCs/>
         <w:color w:themeColor="text1" w:val="000000"/>
@@ -10562,6 +11007,7 @@
     </w:tblStylePr>
     <w:tblStylePr w:type="lastRow">
       <w:rPr>
+        <w:rFonts w:eastAsia="黑体"/>
         <w:b/>
         <w:bCs/>
         <w:color w:themeColor="text1" w:val="000000"/>
@@ -10581,6 +11027,7 @@
     </w:tblStylePr>
     <w:tblStylePr w:type="firstCol">
       <w:rPr>
+        <w:rFonts w:eastAsia="黑体"/>
         <w:b/>
         <w:bCs/>
         <w:color w:themeColor="text1" w:val="000000"/>
@@ -10600,6 +11047,7 @@
     </w:tblStylePr>
     <w:tblStylePr w:type="lastCol">
       <w:rPr>
+        <w:rFonts w:eastAsia="黑体"/>
         <w:b w:val="0"/>
         <w:bCs w:val="0"/>
         <w:color w:themeColor="text1" w:val="000000"/>
@@ -10649,7 +11097,7 @@
       <w:spacing w:after="0" w:line="240" w:lineRule="auto"/>
     </w:pPr>
     <w:rPr>
-      <w:rFonts w:asciiTheme="majorHAnsi" w:cstheme="majorBidi" w:eastAsiaTheme="majorEastAsia" w:hAnsiTheme="majorHAnsi"/>
+      <w:rFonts w:asciiTheme="majorHAnsi" w:cstheme="majorBidi" w:hAnsiTheme="majorHAnsi" w:eastAsia="黑体"/>
       <w:color w:themeColor="text1" w:val="000000"/>
     </w:rPr>
     <w:tblPr>
@@ -10676,6 +11124,7 @@
     </w:tcPr>
     <w:tblStylePr w:type="firstRow">
       <w:rPr>
+        <w:rFonts w:eastAsia="黑体"/>
         <w:b/>
         <w:bCs/>
         <w:color w:themeColor="text1" w:val="000000"/>
@@ -10687,6 +11136,7 @@
     </w:tblStylePr>
     <w:tblStylePr w:type="lastRow">
       <w:rPr>
+        <w:rFonts w:eastAsia="黑体"/>
         <w:b/>
         <w:bCs/>
         <w:color w:themeColor="text1" w:val="000000"/>
@@ -10706,6 +11156,7 @@
     </w:tblStylePr>
     <w:tblStylePr w:type="firstCol">
       <w:rPr>
+        <w:rFonts w:eastAsia="黑体"/>
         <w:b/>
         <w:bCs/>
         <w:color w:themeColor="text1" w:val="000000"/>
@@ -10725,6 +11176,7 @@
     </w:tblStylePr>
     <w:tblStylePr w:type="lastCol">
       <w:rPr>
+        <w:rFonts w:eastAsia="黑体"/>
         <w:b w:val="0"/>
         <w:bCs w:val="0"/>
         <w:color w:themeColor="text1" w:val="000000"/>
@@ -10797,6 +11249,7 @@
     </w:tcPr>
     <w:tblStylePr w:type="firstRow">
       <w:rPr>
+        <w:rFonts w:eastAsia="黑体"/>
         <w:b/>
         <w:bCs/>
         <w:i w:val="0"/>
@@ -10818,6 +11271,7 @@
     </w:tblStylePr>
     <w:tblStylePr w:type="lastRow">
       <w:rPr>
+        <w:rFonts w:eastAsia="黑体"/>
         <w:b/>
         <w:bCs/>
         <w:i w:val="0"/>
@@ -10839,6 +11293,7 @@
     </w:tblStylePr>
     <w:tblStylePr w:type="firstCol">
       <w:rPr>
+        <w:rFonts w:eastAsia="黑体"/>
         <w:b/>
         <w:bCs/>
         <w:i w:val="0"/>
@@ -10858,6 +11313,7 @@
     </w:tblStylePr>
     <w:tblStylePr w:type="lastCol">
       <w:rPr>
+        <w:rFonts w:eastAsia="黑体"/>
         <w:b/>
         <w:bCs/>
         <w:i w:val="0"/>
@@ -10938,6 +11394,7 @@
     </w:tcPr>
     <w:tblStylePr w:type="firstRow">
       <w:rPr>
+        <w:rFonts w:eastAsia="黑体"/>
         <w:b/>
         <w:bCs/>
         <w:i w:val="0"/>
@@ -10959,6 +11416,7 @@
     </w:tblStylePr>
     <w:tblStylePr w:type="lastRow">
       <w:rPr>
+        <w:rFonts w:eastAsia="黑体"/>
         <w:b/>
         <w:bCs/>
         <w:i w:val="0"/>
@@ -10980,6 +11438,7 @@
     </w:tblStylePr>
     <w:tblStylePr w:type="firstCol">
       <w:rPr>
+        <w:rFonts w:eastAsia="黑体"/>
         <w:b/>
         <w:bCs/>
         <w:i w:val="0"/>
@@ -10999,6 +11458,7 @@
     </w:tblStylePr>
     <w:tblStylePr w:type="lastCol">
       <w:rPr>
+        <w:rFonts w:eastAsia="黑体"/>
         <w:b/>
         <w:bCs/>
         <w:i w:val="0"/>
@@ -11079,6 +11539,7 @@
     </w:tcPr>
     <w:tblStylePr w:type="firstRow">
       <w:rPr>
+        <w:rFonts w:eastAsia="黑体"/>
         <w:b/>
         <w:bCs/>
         <w:i w:val="0"/>
@@ -11100,6 +11561,7 @@
     </w:tblStylePr>
     <w:tblStylePr w:type="lastRow">
       <w:rPr>
+        <w:rFonts w:eastAsia="黑体"/>
         <w:b/>
         <w:bCs/>
         <w:i w:val="0"/>
@@ -11121,6 +11583,7 @@
     </w:tblStylePr>
     <w:tblStylePr w:type="firstCol">
       <w:rPr>
+        <w:rFonts w:eastAsia="黑体"/>
         <w:b/>
         <w:bCs/>
         <w:i w:val="0"/>
@@ -11140,6 +11603,7 @@
     </w:tblStylePr>
     <w:tblStylePr w:type="lastCol">
       <w:rPr>
+        <w:rFonts w:eastAsia="黑体"/>
         <w:b/>
         <w:bCs/>
         <w:i w:val="0"/>
@@ -11220,6 +11684,7 @@
     </w:tcPr>
     <w:tblStylePr w:type="firstRow">
       <w:rPr>
+        <w:rFonts w:eastAsia="黑体"/>
         <w:b/>
         <w:bCs/>
         <w:i w:val="0"/>
@@ -11241,6 +11706,7 @@
     </w:tblStylePr>
     <w:tblStylePr w:type="lastRow">
       <w:rPr>
+        <w:rFonts w:eastAsia="黑体"/>
         <w:b/>
         <w:bCs/>
         <w:i w:val="0"/>
@@ -11262,6 +11728,7 @@
     </w:tblStylePr>
     <w:tblStylePr w:type="firstCol">
       <w:rPr>
+        <w:rFonts w:eastAsia="黑体"/>
         <w:b/>
         <w:bCs/>
         <w:i w:val="0"/>
@@ -11281,6 +11748,7 @@
     </w:tblStylePr>
     <w:tblStylePr w:type="lastCol">
       <w:rPr>
+        <w:rFonts w:eastAsia="黑体"/>
         <w:b/>
         <w:bCs/>
         <w:i w:val="0"/>
@@ -11361,6 +11829,7 @@
     </w:tcPr>
     <w:tblStylePr w:type="firstRow">
       <w:rPr>
+        <w:rFonts w:eastAsia="黑体"/>
         <w:b/>
         <w:bCs/>
         <w:i w:val="0"/>
@@ -11382,6 +11851,7 @@
     </w:tblStylePr>
     <w:tblStylePr w:type="lastRow">
       <w:rPr>
+        <w:rFonts w:eastAsia="黑体"/>
         <w:b/>
         <w:bCs/>
         <w:i w:val="0"/>
@@ -11403,6 +11873,7 @@
     </w:tblStylePr>
     <w:tblStylePr w:type="firstCol">
       <w:rPr>
+        <w:rFonts w:eastAsia="黑体"/>
         <w:b/>
         <w:bCs/>
         <w:i w:val="0"/>
@@ -11422,6 +11893,7 @@
     </w:tblStylePr>
     <w:tblStylePr w:type="lastCol">
       <w:rPr>
+        <w:rFonts w:eastAsia="黑体"/>
         <w:b/>
         <w:bCs/>
         <w:i w:val="0"/>
@@ -11502,6 +11974,7 @@
     </w:tcPr>
     <w:tblStylePr w:type="firstRow">
       <w:rPr>
+        <w:rFonts w:eastAsia="黑体"/>
         <w:b/>
         <w:bCs/>
         <w:i w:val="0"/>
@@ -11523,6 +11996,7 @@
     </w:tblStylePr>
     <w:tblStylePr w:type="lastRow">
       <w:rPr>
+        <w:rFonts w:eastAsia="黑体"/>
         <w:b/>
         <w:bCs/>
         <w:i w:val="0"/>
@@ -11544,6 +12018,7 @@
     </w:tblStylePr>
     <w:tblStylePr w:type="firstCol">
       <w:rPr>
+        <w:rFonts w:eastAsia="黑体"/>
         <w:b/>
         <w:bCs/>
         <w:i w:val="0"/>
@@ -11563,6 +12038,7 @@
     </w:tblStylePr>
     <w:tblStylePr w:type="lastCol">
       <w:rPr>
+        <w:rFonts w:eastAsia="黑体"/>
         <w:b/>
         <w:bCs/>
         <w:i w:val="0"/>
@@ -11643,6 +12119,7 @@
     </w:tcPr>
     <w:tblStylePr w:type="firstRow">
       <w:rPr>
+        <w:rFonts w:eastAsia="黑体"/>
         <w:b/>
         <w:bCs/>
         <w:i w:val="0"/>
@@ -11664,6 +12141,7 @@
     </w:tblStylePr>
     <w:tblStylePr w:type="lastRow">
       <w:rPr>
+        <w:rFonts w:eastAsia="黑体"/>
         <w:b/>
         <w:bCs/>
         <w:i w:val="0"/>
@@ -11685,6 +12163,7 @@
     </w:tblStylePr>
     <w:tblStylePr w:type="firstCol">
       <w:rPr>
+        <w:rFonts w:eastAsia="黑体"/>
         <w:b/>
         <w:bCs/>
         <w:i w:val="0"/>
@@ -11704,6 +12183,7 @@
     </w:tblStylePr>
     <w:tblStylePr w:type="lastCol">
       <w:rPr>
+        <w:rFonts w:eastAsia="黑体"/>
         <w:b/>
         <w:bCs/>
         <w:i w:val="0"/>
@@ -11761,6 +12241,7 @@
       <w:spacing w:after="0" w:line="240" w:lineRule="auto"/>
     </w:pPr>
     <w:rPr>
+      <w:rFonts w:eastAsia="黑体"/>
       <w:color w:themeColor="background1" w:val="FFFFFF"/>
     </w:rPr>
     <w:tblPr>
@@ -11779,6 +12260,7 @@
     </w:tcPr>
     <w:tblStylePr w:type="firstRow">
       <w:rPr>
+        <w:rFonts w:eastAsia="黑体"/>
         <w:b/>
         <w:bCs/>
       </w:rPr>
@@ -11875,6 +12357,7 @@
       <w:spacing w:after="0" w:line="240" w:lineRule="auto"/>
     </w:pPr>
     <w:rPr>
+      <w:rFonts w:eastAsia="黑体"/>
       <w:color w:themeColor="background1" w:val="FFFFFF"/>
     </w:rPr>
     <w:tblPr>
@@ -11893,6 +12376,7 @@
     </w:tcPr>
     <w:tblStylePr w:type="firstRow">
       <w:rPr>
+        <w:rFonts w:eastAsia="黑体"/>
         <w:b/>
         <w:bCs/>
       </w:rPr>
@@ -11989,6 +12473,7 @@
       <w:spacing w:after="0" w:line="240" w:lineRule="auto"/>
     </w:pPr>
     <w:rPr>
+      <w:rFonts w:eastAsia="黑体"/>
       <w:color w:themeColor="background1" w:val="FFFFFF"/>
     </w:rPr>
     <w:tblPr>
@@ -12007,6 +12492,7 @@
     </w:tcPr>
     <w:tblStylePr w:type="firstRow">
       <w:rPr>
+        <w:rFonts w:eastAsia="黑体"/>
         <w:b/>
         <w:bCs/>
       </w:rPr>
@@ -12103,6 +12589,7 @@
       <w:spacing w:after="0" w:line="240" w:lineRule="auto"/>
     </w:pPr>
     <w:rPr>
+      <w:rFonts w:eastAsia="黑体"/>
       <w:color w:themeColor="background1" w:val="FFFFFF"/>
     </w:rPr>
     <w:tblPr>
@@ -12121,6 +12608,7 @@
     </w:tcPr>
     <w:tblStylePr w:type="firstRow">
       <w:rPr>
+        <w:rFonts w:eastAsia="黑体"/>
         <w:b/>
         <w:bCs/>
       </w:rPr>
@@ -12217,6 +12705,7 @@
       <w:spacing w:after="0" w:line="240" w:lineRule="auto"/>
     </w:pPr>
     <w:rPr>
+      <w:rFonts w:eastAsia="黑体"/>
       <w:color w:themeColor="background1" w:val="FFFFFF"/>
     </w:rPr>
     <w:tblPr>
@@ -12235,6 +12724,7 @@
     </w:tcPr>
     <w:tblStylePr w:type="firstRow">
       <w:rPr>
+        <w:rFonts w:eastAsia="黑体"/>
         <w:b/>
         <w:bCs/>
       </w:rPr>
@@ -12331,6 +12821,7 @@
       <w:spacing w:after="0" w:line="240" w:lineRule="auto"/>
     </w:pPr>
     <w:rPr>
+      <w:rFonts w:eastAsia="黑体"/>
       <w:color w:themeColor="background1" w:val="FFFFFF"/>
     </w:rPr>
     <w:tblPr>
@@ -12349,6 +12840,7 @@
     </w:tcPr>
     <w:tblStylePr w:type="firstRow">
       <w:rPr>
+        <w:rFonts w:eastAsia="黑体"/>
         <w:b/>
         <w:bCs/>
       </w:rPr>
@@ -12445,6 +12937,7 @@
       <w:spacing w:after="0" w:line="240" w:lineRule="auto"/>
     </w:pPr>
     <w:rPr>
+      <w:rFonts w:eastAsia="黑体"/>
       <w:color w:themeColor="background1" w:val="FFFFFF"/>
     </w:rPr>
     <w:tblPr>
@@ -12463,6 +12956,7 @@
     </w:tcPr>
     <w:tblStylePr w:type="firstRow">
       <w:rPr>
+        <w:rFonts w:eastAsia="黑体"/>
         <w:b/>
         <w:bCs/>
       </w:rPr>
@@ -12559,6 +13053,7 @@
       <w:spacing w:after="0" w:line="240" w:lineRule="auto"/>
     </w:pPr>
     <w:rPr>
+      <w:rFonts w:eastAsia="黑体"/>
       <w:color w:themeColor="text1" w:val="000000"/>
     </w:rPr>
     <w:tblPr>
@@ -12585,6 +13080,7 @@
     </w:tcPr>
     <w:tblStylePr w:type="firstRow">
       <w:rPr>
+        <w:rFonts w:eastAsia="黑体"/>
         <w:b/>
         <w:bCs/>
       </w:rPr>
@@ -12603,6 +13099,7 @@
     </w:tblStylePr>
     <w:tblStylePr w:type="lastRow">
       <w:rPr>
+        <w:rFonts w:eastAsia="黑体"/>
         <w:b/>
         <w:bCs/>
         <w:color w:themeColor="background1" w:val="FFFFFF"/>
@@ -12617,6 +13114,7 @@
     </w:tblStylePr>
     <w:tblStylePr w:type="firstCol">
       <w:rPr>
+        <w:rFonts w:eastAsia="黑体"/>
         <w:color w:themeColor="background1" w:val="FFFFFF"/>
       </w:rPr>
       <w:tblPr/>
@@ -12634,6 +13132,7 @@
     </w:tblStylePr>
     <w:tblStylePr w:type="lastCol">
       <w:rPr>
+        <w:rFonts w:eastAsia="黑体"/>
         <w:color w:themeColor="background1" w:val="FFFFFF"/>
       </w:rPr>
       <w:tblPr/>
@@ -12663,11 +13162,13 @@
     </w:tblStylePr>
     <w:tblStylePr w:type="neCell">
       <w:rPr>
+        <w:rFonts w:eastAsia="黑体"/>
         <w:color w:themeColor="text1" w:val="000000"/>
       </w:rPr>
     </w:tblStylePr>
     <w:tblStylePr w:type="nwCell">
       <w:rPr>
+        <w:rFonts w:eastAsia="黑体"/>
         <w:color w:themeColor="text1" w:val="000000"/>
       </w:rPr>
     </w:tblStylePr>
@@ -12681,6 +13182,7 @@
       <w:spacing w:after="0" w:line="240" w:lineRule="auto"/>
     </w:pPr>
     <w:rPr>
+      <w:rFonts w:eastAsia="黑体"/>
       <w:color w:themeColor="text1" w:val="000000"/>
     </w:rPr>
     <w:tblPr>
@@ -12707,6 +13209,7 @@
     </w:tcPr>
     <w:tblStylePr w:type="firstRow">
       <w:rPr>
+        <w:rFonts w:eastAsia="黑体"/>
         <w:b/>
         <w:bCs/>
       </w:rPr>
@@ -12725,6 +13228,7 @@
     </w:tblStylePr>
     <w:tblStylePr w:type="lastRow">
       <w:rPr>
+        <w:rFonts w:eastAsia="黑体"/>
         <w:b/>
         <w:bCs/>
         <w:color w:themeColor="background1" w:val="FFFFFF"/>
@@ -12739,6 +13243,7 @@
     </w:tblStylePr>
     <w:tblStylePr w:type="firstCol">
       <w:rPr>
+        <w:rFonts w:eastAsia="黑体"/>
         <w:color w:themeColor="background1" w:val="FFFFFF"/>
       </w:rPr>
       <w:tblPr/>
@@ -12756,6 +13261,7 @@
     </w:tblStylePr>
     <w:tblStylePr w:type="lastCol">
       <w:rPr>
+        <w:rFonts w:eastAsia="黑体"/>
         <w:color w:themeColor="background1" w:val="FFFFFF"/>
       </w:rPr>
       <w:tblPr/>
@@ -12785,11 +13291,13 @@
     </w:tblStylePr>
     <w:tblStylePr w:type="neCell">
       <w:rPr>
+        <w:rFonts w:eastAsia="黑体"/>
         <w:color w:themeColor="text1" w:val="000000"/>
       </w:rPr>
     </w:tblStylePr>
     <w:tblStylePr w:type="nwCell">
       <w:rPr>
+        <w:rFonts w:eastAsia="黑体"/>
         <w:color w:themeColor="text1" w:val="000000"/>
       </w:rPr>
     </w:tblStylePr>
@@ -12803,6 +13311,7 @@
       <w:spacing w:after="0" w:line="240" w:lineRule="auto"/>
     </w:pPr>
     <w:rPr>
+      <w:rFonts w:eastAsia="黑体"/>
       <w:color w:themeColor="text1" w:val="000000"/>
     </w:rPr>
     <w:tblPr>
@@ -12829,6 +13338,7 @@
     </w:tcPr>
     <w:tblStylePr w:type="firstRow">
       <w:rPr>
+        <w:rFonts w:eastAsia="黑体"/>
         <w:b/>
         <w:bCs/>
       </w:rPr>
@@ -12847,6 +13357,7 @@
     </w:tblStylePr>
     <w:tblStylePr w:type="lastRow">
       <w:rPr>
+        <w:rFonts w:eastAsia="黑体"/>
         <w:b/>
         <w:bCs/>
         <w:color w:themeColor="background1" w:val="FFFFFF"/>
@@ -12861,6 +13372,7 @@
     </w:tblStylePr>
     <w:tblStylePr w:type="firstCol">
       <w:rPr>
+        <w:rFonts w:eastAsia="黑体"/>
         <w:color w:themeColor="background1" w:val="FFFFFF"/>
       </w:rPr>
       <w:tblPr/>
@@ -12878,6 +13390,7 @@
     </w:tblStylePr>
     <w:tblStylePr w:type="lastCol">
       <w:rPr>
+        <w:rFonts w:eastAsia="黑体"/>
         <w:color w:themeColor="background1" w:val="FFFFFF"/>
       </w:rPr>
       <w:tblPr/>
@@ -12907,11 +13420,13 @@
     </w:tblStylePr>
     <w:tblStylePr w:type="neCell">
       <w:rPr>
+        <w:rFonts w:eastAsia="黑体"/>
         <w:color w:themeColor="text1" w:val="000000"/>
       </w:rPr>
     </w:tblStylePr>
     <w:tblStylePr w:type="nwCell">
       <w:rPr>
+        <w:rFonts w:eastAsia="黑体"/>
         <w:color w:themeColor="text1" w:val="000000"/>
       </w:rPr>
     </w:tblStylePr>
@@ -12925,6 +13440,7 @@
       <w:spacing w:after="0" w:line="240" w:lineRule="auto"/>
     </w:pPr>
     <w:rPr>
+      <w:rFonts w:eastAsia="黑体"/>
       <w:color w:themeColor="text1" w:val="000000"/>
     </w:rPr>
     <w:tblPr>
@@ -12951,6 +13467,7 @@
     </w:tcPr>
     <w:tblStylePr w:type="firstRow">
       <w:rPr>
+        <w:rFonts w:eastAsia="黑体"/>
         <w:b/>
         <w:bCs/>
       </w:rPr>
@@ -12969,6 +13486,7 @@
     </w:tblStylePr>
     <w:tblStylePr w:type="lastRow">
       <w:rPr>
+        <w:rFonts w:eastAsia="黑体"/>
         <w:b/>
         <w:bCs/>
         <w:color w:themeColor="background1" w:val="FFFFFF"/>
@@ -12983,6 +13501,7 @@
     </w:tblStylePr>
     <w:tblStylePr w:type="firstCol">
       <w:rPr>
+        <w:rFonts w:eastAsia="黑体"/>
         <w:color w:themeColor="background1" w:val="FFFFFF"/>
       </w:rPr>
       <w:tblPr/>
@@ -13000,6 +13519,7 @@
     </w:tblStylePr>
     <w:tblStylePr w:type="lastCol">
       <w:rPr>
+        <w:rFonts w:eastAsia="黑体"/>
         <w:color w:themeColor="background1" w:val="FFFFFF"/>
       </w:rPr>
       <w:tblPr/>
@@ -13037,6 +13557,7 @@
       <w:spacing w:after="0" w:line="240" w:lineRule="auto"/>
     </w:pPr>
     <w:rPr>
+      <w:rFonts w:eastAsia="黑体"/>
       <w:color w:themeColor="text1" w:val="000000"/>
     </w:rPr>
     <w:tblPr>
@@ -13063,6 +13584,7 @@
     </w:tcPr>
     <w:tblStylePr w:type="firstRow">
       <w:rPr>
+        <w:rFonts w:eastAsia="黑体"/>
         <w:b/>
         <w:bCs/>
       </w:rPr>
@@ -13081,6 +13603,7 @@
     </w:tblStylePr>
     <w:tblStylePr w:type="lastRow">
       <w:rPr>
+        <w:rFonts w:eastAsia="黑体"/>
         <w:b/>
         <w:bCs/>
         <w:color w:themeColor="background1" w:val="FFFFFF"/>
@@ -13095,6 +13618,7 @@
     </w:tblStylePr>
     <w:tblStylePr w:type="firstCol">
       <w:rPr>
+        <w:rFonts w:eastAsia="黑体"/>
         <w:color w:themeColor="background1" w:val="FFFFFF"/>
       </w:rPr>
       <w:tblPr/>
@@ -13112,6 +13636,7 @@
     </w:tblStylePr>
     <w:tblStylePr w:type="lastCol">
       <w:rPr>
+        <w:rFonts w:eastAsia="黑体"/>
         <w:color w:themeColor="background1" w:val="FFFFFF"/>
       </w:rPr>
       <w:tblPr/>
@@ -13141,11 +13666,13 @@
     </w:tblStylePr>
     <w:tblStylePr w:type="neCell">
       <w:rPr>
+        <w:rFonts w:eastAsia="黑体"/>
         <w:color w:themeColor="text1" w:val="000000"/>
       </w:rPr>
     </w:tblStylePr>
     <w:tblStylePr w:type="nwCell">
       <w:rPr>
+        <w:rFonts w:eastAsia="黑体"/>
         <w:color w:themeColor="text1" w:val="000000"/>
       </w:rPr>
     </w:tblStylePr>
@@ -13159,6 +13686,7 @@
       <w:spacing w:after="0" w:line="240" w:lineRule="auto"/>
     </w:pPr>
     <w:rPr>
+      <w:rFonts w:eastAsia="黑体"/>
       <w:color w:themeColor="text1" w:val="000000"/>
     </w:rPr>
     <w:tblPr>
@@ -13185,6 +13713,7 @@
     </w:tcPr>
     <w:tblStylePr w:type="firstRow">
       <w:rPr>
+        <w:rFonts w:eastAsia="黑体"/>
         <w:b/>
         <w:bCs/>
       </w:rPr>
@@ -13203,6 +13732,7 @@
     </w:tblStylePr>
     <w:tblStylePr w:type="lastRow">
       <w:rPr>
+        <w:rFonts w:eastAsia="黑体"/>
         <w:b/>
         <w:bCs/>
         <w:color w:themeColor="background1" w:val="FFFFFF"/>
@@ -13217,6 +13747,7 @@
     </w:tblStylePr>
     <w:tblStylePr w:type="firstCol">
       <w:rPr>
+        <w:rFonts w:eastAsia="黑体"/>
         <w:color w:themeColor="background1" w:val="FFFFFF"/>
       </w:rPr>
       <w:tblPr/>
@@ -13234,6 +13765,7 @@
     </w:tblStylePr>
     <w:tblStylePr w:type="lastCol">
       <w:rPr>
+        <w:rFonts w:eastAsia="黑体"/>
         <w:color w:themeColor="background1" w:val="FFFFFF"/>
       </w:rPr>
       <w:tblPr/>
@@ -13263,11 +13795,13 @@
     </w:tblStylePr>
     <w:tblStylePr w:type="neCell">
       <w:rPr>
+        <w:rFonts w:eastAsia="黑体"/>
         <w:color w:themeColor="text1" w:val="000000"/>
       </w:rPr>
     </w:tblStylePr>
     <w:tblStylePr w:type="nwCell">
       <w:rPr>
+        <w:rFonts w:eastAsia="黑体"/>
         <w:color w:themeColor="text1" w:val="000000"/>
       </w:rPr>
     </w:tblStylePr>
@@ -13281,6 +13815,7 @@
       <w:spacing w:after="0" w:line="240" w:lineRule="auto"/>
     </w:pPr>
     <w:rPr>
+      <w:rFonts w:eastAsia="黑体"/>
       <w:color w:themeColor="text1" w:val="000000"/>
     </w:rPr>
     <w:tblPr>
@@ -13307,6 +13842,7 @@
     </w:tcPr>
     <w:tblStylePr w:type="firstRow">
       <w:rPr>
+        <w:rFonts w:eastAsia="黑体"/>
         <w:b/>
         <w:bCs/>
       </w:rPr>
@@ -13325,6 +13861,7 @@
     </w:tblStylePr>
     <w:tblStylePr w:type="lastRow">
       <w:rPr>
+        <w:rFonts w:eastAsia="黑体"/>
         <w:b/>
         <w:bCs/>
         <w:color w:themeColor="background1" w:val="FFFFFF"/>
@@ -13339,6 +13876,7 @@
     </w:tblStylePr>
     <w:tblStylePr w:type="firstCol">
       <w:rPr>
+        <w:rFonts w:eastAsia="黑体"/>
         <w:color w:themeColor="background1" w:val="FFFFFF"/>
       </w:rPr>
       <w:tblPr/>
@@ -13356,6 +13894,7 @@
     </w:tblStylePr>
     <w:tblStylePr w:type="lastCol">
       <w:rPr>
+        <w:rFonts w:eastAsia="黑体"/>
         <w:color w:themeColor="background1" w:val="FFFFFF"/>
       </w:rPr>
       <w:tblPr/>
@@ -13385,11 +13924,13 @@
     </w:tblStylePr>
     <w:tblStylePr w:type="neCell">
       <w:rPr>
+        <w:rFonts w:eastAsia="黑体"/>
         <w:color w:themeColor="text1" w:val="000000"/>
       </w:rPr>
     </w:tblStylePr>
     <w:tblStylePr w:type="nwCell">
       <w:rPr>
+        <w:rFonts w:eastAsia="黑体"/>
         <w:color w:themeColor="text1" w:val="000000"/>
       </w:rPr>
     </w:tblStylePr>
@@ -13403,6 +13944,7 @@
       <w:spacing w:after="0" w:line="240" w:lineRule="auto"/>
     </w:pPr>
     <w:rPr>
+      <w:rFonts w:eastAsia="黑体"/>
       <w:color w:themeColor="text1" w:val="000000"/>
     </w:rPr>
     <w:tblPr>
@@ -13421,6 +13963,7 @@
     </w:tcPr>
     <w:tblStylePr w:type="firstRow">
       <w:rPr>
+        <w:rFonts w:eastAsia="黑体"/>
         <w:b/>
         <w:bCs/>
         <w:color w:themeColor="background1" w:val="FFFFFF"/>
@@ -13435,6 +13978,7 @@
     </w:tblStylePr>
     <w:tblStylePr w:type="lastRow">
       <w:rPr>
+        <w:rFonts w:eastAsia="黑体"/>
         <w:b/>
         <w:bCs/>
         <w:color w:themeColor="accent2" w:themeShade="CC" w:val="9E3A38"/>
@@ -13449,12 +13993,14 @@
     </w:tblStylePr>
     <w:tblStylePr w:type="firstCol">
       <w:rPr>
+        <w:rFonts w:eastAsia="黑体"/>
         <w:b/>
         <w:bCs/>
       </w:rPr>
     </w:tblStylePr>
     <w:tblStylePr w:type="lastCol">
       <w:rPr>
+        <w:rFonts w:eastAsia="黑体"/>
         <w:b/>
         <w:bCs/>
       </w:rPr>
@@ -13489,6 +14035,7 @@
       <w:spacing w:after="0" w:line="240" w:lineRule="auto"/>
     </w:pPr>
     <w:rPr>
+      <w:rFonts w:eastAsia="黑体"/>
       <w:color w:themeColor="text1" w:val="000000"/>
     </w:rPr>
     <w:tblPr>
@@ -13507,6 +14054,7 @@
     </w:tcPr>
     <w:tblStylePr w:type="firstRow">
       <w:rPr>
+        <w:rFonts w:eastAsia="黑体"/>
         <w:b/>
         <w:bCs/>
         <w:color w:themeColor="background1" w:val="FFFFFF"/>
@@ -13521,6 +14069,7 @@
     </w:tblStylePr>
     <w:tblStylePr w:type="lastRow">
       <w:rPr>
+        <w:rFonts w:eastAsia="黑体"/>
         <w:b/>
         <w:bCs/>
         <w:color w:themeColor="accent2" w:themeShade="CC" w:val="9E3A38"/>
@@ -13535,12 +14084,14 @@
     </w:tblStylePr>
     <w:tblStylePr w:type="firstCol">
       <w:rPr>
+        <w:rFonts w:eastAsia="黑体"/>
         <w:b/>
         <w:bCs/>
       </w:rPr>
     </w:tblStylePr>
     <w:tblStylePr w:type="lastCol">
       <w:rPr>
+        <w:rFonts w:eastAsia="黑体"/>
         <w:b/>
         <w:bCs/>
       </w:rPr>
@@ -13575,6 +14126,7 @@
       <w:spacing w:after="0" w:line="240" w:lineRule="auto"/>
     </w:pPr>
     <w:rPr>
+      <w:rFonts w:eastAsia="黑体"/>
       <w:color w:themeColor="text1" w:val="000000"/>
     </w:rPr>
     <w:tblPr>
@@ -13593,6 +14145,7 @@
     </w:tcPr>
     <w:tblStylePr w:type="firstRow">
       <w:rPr>
+        <w:rFonts w:eastAsia="黑体"/>
         <w:b/>
         <w:bCs/>
         <w:color w:themeColor="background1" w:val="FFFFFF"/>
@@ -13607,6 +14160,7 @@
     </w:tblStylePr>
     <w:tblStylePr w:type="lastRow">
       <w:rPr>
+        <w:rFonts w:eastAsia="黑体"/>
         <w:b/>
         <w:bCs/>
         <w:color w:themeColor="accent2" w:themeShade="CC" w:val="9E3A38"/>
@@ -13621,12 +14175,14 @@
     </w:tblStylePr>
     <w:tblStylePr w:type="firstCol">
       <w:rPr>
+        <w:rFonts w:eastAsia="黑体"/>
         <w:b/>
         <w:bCs/>
       </w:rPr>
     </w:tblStylePr>
     <w:tblStylePr w:type="lastCol">
       <w:rPr>
+        <w:rFonts w:eastAsia="黑体"/>
         <w:b/>
         <w:bCs/>
       </w:rPr>
@@ -13661,6 +14217,7 @@
       <w:spacing w:after="0" w:line="240" w:lineRule="auto"/>
     </w:pPr>
     <w:rPr>
+      <w:rFonts w:eastAsia="黑体"/>
       <w:color w:themeColor="text1" w:val="000000"/>
     </w:rPr>
     <w:tblPr>
@@ -13679,6 +14236,7 @@
     </w:tcPr>
     <w:tblStylePr w:type="firstRow">
       <w:rPr>
+        <w:rFonts w:eastAsia="黑体"/>
         <w:b/>
         <w:bCs/>
         <w:color w:themeColor="background1" w:val="FFFFFF"/>
@@ -13693,6 +14251,7 @@
     </w:tblStylePr>
     <w:tblStylePr w:type="lastRow">
       <w:rPr>
+        <w:rFonts w:eastAsia="黑体"/>
         <w:b/>
         <w:bCs/>
         <w:color w:themeColor="accent4" w:themeShade="CC" w:val="664E82"/>
@@ -13707,12 +14266,14 @@
     </w:tblStylePr>
     <w:tblStylePr w:type="firstCol">
       <w:rPr>
+        <w:rFonts w:eastAsia="黑体"/>
         <w:b/>
         <w:bCs/>
       </w:rPr>
     </w:tblStylePr>
     <w:tblStylePr w:type="lastCol">
       <w:rPr>
+        <w:rFonts w:eastAsia="黑体"/>
         <w:b/>
         <w:bCs/>
       </w:rPr>
@@ -13747,6 +14308,7 @@
       <w:spacing w:after="0" w:line="240" w:lineRule="auto"/>
     </w:pPr>
     <w:rPr>
+      <w:rFonts w:eastAsia="黑体"/>
       <w:color w:themeColor="text1" w:val="000000"/>
     </w:rPr>
     <w:tblPr>
@@ -13765,6 +14327,7 @@
     </w:tcPr>
     <w:tblStylePr w:type="firstRow">
       <w:rPr>
+        <w:rFonts w:eastAsia="黑体"/>
         <w:b/>
         <w:bCs/>
         <w:color w:themeColor="background1" w:val="FFFFFF"/>
@@ -13779,6 +14342,7 @@
     </w:tblStylePr>
     <w:tblStylePr w:type="lastRow">
       <w:rPr>
+        <w:rFonts w:eastAsia="黑体"/>
         <w:b/>
         <w:bCs/>
         <w:color w:themeColor="accent3" w:themeShade="CC" w:val="7E9C40"/>
@@ -13793,12 +14357,14 @@
     </w:tblStylePr>
     <w:tblStylePr w:type="firstCol">
       <w:rPr>
+        <w:rFonts w:eastAsia="黑体"/>
         <w:b/>
         <w:bCs/>
       </w:rPr>
     </w:tblStylePr>
     <w:tblStylePr w:type="lastCol">
       <w:rPr>
+        <w:rFonts w:eastAsia="黑体"/>
         <w:b/>
         <w:bCs/>
       </w:rPr>
@@ -13833,6 +14399,7 @@
       <w:spacing w:after="0" w:line="240" w:lineRule="auto"/>
     </w:pPr>
     <w:rPr>
+      <w:rFonts w:eastAsia="黑体"/>
       <w:color w:themeColor="text1" w:val="000000"/>
     </w:rPr>
     <w:tblPr>
@@ -13851,6 +14418,7 @@
     </w:tcPr>
     <w:tblStylePr w:type="firstRow">
       <w:rPr>
+        <w:rFonts w:eastAsia="黑体"/>
         <w:b/>
         <w:bCs/>
         <w:color w:themeColor="background1" w:val="FFFFFF"/>
@@ -13865,6 +14433,7 @@
     </w:tblStylePr>
     <w:tblStylePr w:type="lastRow">
       <w:rPr>
+        <w:rFonts w:eastAsia="黑体"/>
         <w:b/>
         <w:bCs/>
         <w:color w:themeColor="accent6" w:themeShade="CC" w:val="F2730A"/>
@@ -13879,12 +14448,14 @@
     </w:tblStylePr>
     <w:tblStylePr w:type="firstCol">
       <w:rPr>
+        <w:rFonts w:eastAsia="黑体"/>
         <w:b/>
         <w:bCs/>
       </w:rPr>
     </w:tblStylePr>
     <w:tblStylePr w:type="lastCol">
       <w:rPr>
+        <w:rFonts w:eastAsia="黑体"/>
         <w:b/>
         <w:bCs/>
       </w:rPr>
@@ -13919,6 +14490,7 @@
       <w:spacing w:after="0" w:line="240" w:lineRule="auto"/>
     </w:pPr>
     <w:rPr>
+      <w:rFonts w:eastAsia="黑体"/>
       <w:color w:themeColor="text1" w:val="000000"/>
     </w:rPr>
     <w:tblPr>
@@ -13937,6 +14509,7 @@
     </w:tcPr>
     <w:tblStylePr w:type="firstRow">
       <w:rPr>
+        <w:rFonts w:eastAsia="黑体"/>
         <w:b/>
         <w:bCs/>
         <w:color w:themeColor="background1" w:val="FFFFFF"/>
@@ -13951,6 +14524,7 @@
     </w:tblStylePr>
     <w:tblStylePr w:type="lastRow">
       <w:rPr>
+        <w:rFonts w:eastAsia="黑体"/>
         <w:b/>
         <w:bCs/>
         <w:color w:themeColor="accent5" w:themeShade="CC" w:val="348DA5"/>
@@ -13965,12 +14539,14 @@
     </w:tblStylePr>
     <w:tblStylePr w:type="firstCol">
       <w:rPr>
+        <w:rFonts w:eastAsia="黑体"/>
         <w:b/>
         <w:bCs/>
       </w:rPr>
     </w:tblStylePr>
     <w:tblStylePr w:type="lastCol">
       <w:rPr>
+        <w:rFonts w:eastAsia="黑体"/>
         <w:b/>
         <w:bCs/>
       </w:rPr>
@@ -14005,6 +14581,7 @@
       <w:spacing w:after="0" w:line="240" w:lineRule="auto"/>
     </w:pPr>
     <w:rPr>
+      <w:rFonts w:eastAsia="黑体"/>
       <w:color w:themeColor="text1" w:val="000000"/>
     </w:rPr>
     <w:tblPr>
@@ -14026,6 +14603,7 @@
     </w:tcPr>
     <w:tblStylePr w:type="firstRow">
       <w:rPr>
+        <w:rFonts w:eastAsia="黑体"/>
         <w:b/>
         <w:bCs/>
       </w:rPr>
@@ -14036,6 +14614,7 @@
     </w:tblStylePr>
     <w:tblStylePr w:type="lastRow">
       <w:rPr>
+        <w:rFonts w:eastAsia="黑体"/>
         <w:b/>
         <w:bCs/>
         <w:color w:themeColor="text1" w:val="000000"/>
@@ -14047,6 +14626,7 @@
     </w:tblStylePr>
     <w:tblStylePr w:type="firstCol">
       <w:rPr>
+        <w:rFonts w:eastAsia="黑体"/>
         <w:color w:themeColor="background1" w:val="FFFFFF"/>
       </w:rPr>
       <w:tblPr/>
@@ -14056,6 +14636,7 @@
     </w:tblStylePr>
     <w:tblStylePr w:type="lastCol">
       <w:rPr>
+        <w:rFonts w:eastAsia="黑体"/>
         <w:color w:themeColor="background1" w:val="FFFFFF"/>
       </w:rPr>
       <w:tblPr/>
@@ -14085,6 +14666,7 @@
       <w:spacing w:after="0" w:line="240" w:lineRule="auto"/>
     </w:pPr>
     <w:rPr>
+      <w:rFonts w:eastAsia="黑体"/>
       <w:color w:themeColor="text1" w:val="000000"/>
     </w:rPr>
     <w:tblPr>
@@ -14106,6 +14688,7 @@
     </w:tcPr>
     <w:tblStylePr w:type="firstRow">
       <w:rPr>
+        <w:rFonts w:eastAsia="黑体"/>
         <w:b/>
         <w:bCs/>
       </w:rPr>
@@ -14116,6 +14699,7 @@
     </w:tblStylePr>
     <w:tblStylePr w:type="lastRow">
       <w:rPr>
+        <w:rFonts w:eastAsia="黑体"/>
         <w:b/>
         <w:bCs/>
         <w:color w:themeColor="text1" w:val="000000"/>
@@ -14127,6 +14711,7 @@
     </w:tblStylePr>
     <w:tblStylePr w:type="firstCol">
       <w:rPr>
+        <w:rFonts w:eastAsia="黑体"/>
         <w:color w:themeColor="background1" w:val="FFFFFF"/>
       </w:rPr>
       <w:tblPr/>
@@ -14136,6 +14721,7 @@
     </w:tblStylePr>
     <w:tblStylePr w:type="lastCol">
       <w:rPr>
+        <w:rFonts w:eastAsia="黑体"/>
         <w:color w:themeColor="background1" w:val="FFFFFF"/>
       </w:rPr>
       <w:tblPr/>
@@ -14165,6 +14751,7 @@
       <w:spacing w:after="0" w:line="240" w:lineRule="auto"/>
     </w:pPr>
     <w:rPr>
+      <w:rFonts w:eastAsia="黑体"/>
       <w:color w:themeColor="text1" w:val="000000"/>
     </w:rPr>
     <w:tblPr>
@@ -14186,6 +14773,7 @@
     </w:tcPr>
     <w:tblStylePr w:type="firstRow">
       <w:rPr>
+        <w:rFonts w:eastAsia="黑体"/>
         <w:b/>
         <w:bCs/>
       </w:rPr>
@@ -14196,6 +14784,7 @@
     </w:tblStylePr>
     <w:tblStylePr w:type="lastRow">
       <w:rPr>
+        <w:rFonts w:eastAsia="黑体"/>
         <w:b/>
         <w:bCs/>
         <w:color w:themeColor="text1" w:val="000000"/>
@@ -14207,6 +14796,7 @@
     </w:tblStylePr>
     <w:tblStylePr w:type="firstCol">
       <w:rPr>
+        <w:rFonts w:eastAsia="黑体"/>
         <w:color w:themeColor="background1" w:val="FFFFFF"/>
       </w:rPr>
       <w:tblPr/>
@@ -14216,6 +14806,7 @@
     </w:tblStylePr>
     <w:tblStylePr w:type="lastCol">
       <w:rPr>
+        <w:rFonts w:eastAsia="黑体"/>
         <w:color w:themeColor="background1" w:val="FFFFFF"/>
       </w:rPr>
       <w:tblPr/>
@@ -14245,6 +14836,7 @@
       <w:spacing w:after="0" w:line="240" w:lineRule="auto"/>
     </w:pPr>
     <w:rPr>
+      <w:rFonts w:eastAsia="黑体"/>
       <w:color w:themeColor="text1" w:val="000000"/>
     </w:rPr>
     <w:tblPr>
@@ -14266,6 +14858,7 @@
     </w:tcPr>
     <w:tblStylePr w:type="firstRow">
       <w:rPr>
+        <w:rFonts w:eastAsia="黑体"/>
         <w:b/>
         <w:bCs/>
       </w:rPr>
@@ -14276,6 +14869,7 @@
     </w:tblStylePr>
     <w:tblStylePr w:type="lastRow">
       <w:rPr>
+        <w:rFonts w:eastAsia="黑体"/>
         <w:b/>
         <w:bCs/>
         <w:color w:themeColor="text1" w:val="000000"/>
@@ -14287,6 +14881,7 @@
     </w:tblStylePr>
     <w:tblStylePr w:type="firstCol">
       <w:rPr>
+        <w:rFonts w:eastAsia="黑体"/>
         <w:color w:themeColor="background1" w:val="FFFFFF"/>
       </w:rPr>
       <w:tblPr/>
@@ -14296,6 +14891,7 @@
     </w:tblStylePr>
     <w:tblStylePr w:type="lastCol">
       <w:rPr>
+        <w:rFonts w:eastAsia="黑体"/>
         <w:color w:themeColor="background1" w:val="FFFFFF"/>
       </w:rPr>
       <w:tblPr/>
@@ -14325,6 +14921,7 @@
       <w:spacing w:after="0" w:line="240" w:lineRule="auto"/>
     </w:pPr>
     <w:rPr>
+      <w:rFonts w:eastAsia="黑体"/>
       <w:color w:themeColor="text1" w:val="000000"/>
     </w:rPr>
     <w:tblPr>
@@ -14346,6 +14943,7 @@
     </w:tcPr>
     <w:tblStylePr w:type="firstRow">
       <w:rPr>
+        <w:rFonts w:eastAsia="黑体"/>
         <w:b/>
         <w:bCs/>
       </w:rPr>
@@ -14356,6 +14954,7 @@
     </w:tblStylePr>
     <w:tblStylePr w:type="lastRow">
       <w:rPr>
+        <w:rFonts w:eastAsia="黑体"/>
         <w:b/>
         <w:bCs/>
         <w:color w:themeColor="text1" w:val="000000"/>
@@ -14367,6 +14966,7 @@
     </w:tblStylePr>
     <w:tblStylePr w:type="firstCol">
       <w:rPr>
+        <w:rFonts w:eastAsia="黑体"/>
         <w:color w:themeColor="background1" w:val="FFFFFF"/>
       </w:rPr>
       <w:tblPr/>
@@ -14376,6 +14976,7 @@
     </w:tblStylePr>
     <w:tblStylePr w:type="lastCol">
       <w:rPr>
+        <w:rFonts w:eastAsia="黑体"/>
         <w:color w:themeColor="background1" w:val="FFFFFF"/>
       </w:rPr>
       <w:tblPr/>
@@ -14405,6 +15006,7 @@
       <w:spacing w:after="0" w:line="240" w:lineRule="auto"/>
     </w:pPr>
     <w:rPr>
+      <w:rFonts w:eastAsia="黑体"/>
       <w:color w:themeColor="text1" w:val="000000"/>
     </w:rPr>
     <w:tblPr>
@@ -14426,6 +15028,7 @@
     </w:tcPr>
     <w:tblStylePr w:type="firstRow">
       <w:rPr>
+        <w:rFonts w:eastAsia="黑体"/>
         <w:b/>
         <w:bCs/>
       </w:rPr>
@@ -14436,6 +15039,7 @@
     </w:tblStylePr>
     <w:tblStylePr w:type="lastRow">
       <w:rPr>
+        <w:rFonts w:eastAsia="黑体"/>
         <w:b/>
         <w:bCs/>
         <w:color w:themeColor="text1" w:val="000000"/>
@@ -14447,6 +15051,7 @@
     </w:tblStylePr>
     <w:tblStylePr w:type="firstCol">
       <w:rPr>
+        <w:rFonts w:eastAsia="黑体"/>
         <w:color w:themeColor="background1" w:val="FFFFFF"/>
       </w:rPr>
       <w:tblPr/>
@@ -14456,6 +15061,7 @@
     </w:tblStylePr>
     <w:tblStylePr w:type="lastCol">
       <w:rPr>
+        <w:rFonts w:eastAsia="黑体"/>
         <w:color w:themeColor="background1" w:val="FFFFFF"/>
       </w:rPr>
       <w:tblPr/>
@@ -14485,6 +15091,7 @@
       <w:spacing w:after="0" w:line="240" w:lineRule="auto"/>
     </w:pPr>
     <w:rPr>
+      <w:rFonts w:eastAsia="黑体"/>
       <w:color w:themeColor="text1" w:val="000000"/>
     </w:rPr>
     <w:tblPr>
@@ -14506,6 +15113,7 @@
     </w:tcPr>
     <w:tblStylePr w:type="firstRow">
       <w:rPr>
+        <w:rFonts w:eastAsia="黑体"/>
         <w:b/>
         <w:bCs/>
       </w:rPr>
@@ -14516,6 +15124,7 @@
     </w:tblStylePr>
     <w:tblStylePr w:type="lastRow">
       <w:rPr>
+        <w:rFonts w:eastAsia="黑体"/>
         <w:b/>
         <w:bCs/>
         <w:color w:themeColor="text1" w:val="000000"/>
@@ -14527,6 +15136,7 @@
     </w:tblStylePr>
     <w:tblStylePr w:type="firstCol">
       <w:rPr>
+        <w:rFonts w:eastAsia="黑体"/>
         <w:color w:themeColor="background1" w:val="FFFFFF"/>
       </w:rPr>
       <w:tblPr/>
@@ -14536,6 +15146,7 @@
     </w:tblStylePr>
     <w:tblStylePr w:type="lastCol">
       <w:rPr>
+        <w:rFonts w:eastAsia="黑体"/>
         <w:color w:themeColor="background1" w:val="FFFFFF"/>
       </w:rPr>
       <w:tblPr/>
@@ -14568,6 +15179,7 @@
     <w:name w:val="KeywordTok"/>
     <w:basedOn w:val="VerbatimChar"/>
     <w:rPr>
+      <w:rFonts w:eastAsia="黑体"/>
       <w:b/>
       <w:color w:val="007020"/>
     </w:rPr>
@@ -14576,6 +15188,7 @@
     <w:name w:val="DataTypeTok"/>
     <w:basedOn w:val="VerbatimChar"/>
     <w:rPr>
+      <w:rFonts w:eastAsia="黑体"/>
       <w:color w:val="902000"/>
     </w:rPr>
   </w:style>
@@ -14583,6 +15196,7 @@
     <w:name w:val="DecValTok"/>
     <w:basedOn w:val="VerbatimChar"/>
     <w:rPr>
+      <w:rFonts w:eastAsia="黑体"/>
       <w:color w:val="40a070"/>
     </w:rPr>
   </w:style>
@@ -14590,6 +15204,7 @@
     <w:name w:val="BaseNTok"/>
     <w:basedOn w:val="VerbatimChar"/>
     <w:rPr>
+      <w:rFonts w:eastAsia="黑体"/>
       <w:color w:val="40a070"/>
     </w:rPr>
   </w:style>
@@ -14597,6 +15212,7 @@
     <w:name w:val="FloatTok"/>
     <w:basedOn w:val="VerbatimChar"/>
     <w:rPr>
+      <w:rFonts w:eastAsia="黑体"/>
       <w:color w:val="40a070"/>
     </w:rPr>
   </w:style>
@@ -14604,6 +15220,7 @@
     <w:name w:val="ConstantTok"/>
     <w:basedOn w:val="VerbatimChar"/>
     <w:rPr>
+      <w:rFonts w:eastAsia="黑体"/>
       <w:color w:val="880000"/>
     </w:rPr>
   </w:style>
@@ -14611,6 +15228,7 @@
     <w:name w:val="CharTok"/>
     <w:basedOn w:val="VerbatimChar"/>
     <w:rPr>
+      <w:rFonts w:eastAsia="黑体"/>
       <w:color w:val="4070a0"/>
     </w:rPr>
   </w:style>
@@ -14618,6 +15236,7 @@
     <w:name w:val="SpecialCharTok"/>
     <w:basedOn w:val="VerbatimChar"/>
     <w:rPr>
+      <w:rFonts w:eastAsia="黑体"/>
       <w:color w:val="4070a0"/>
     </w:rPr>
   </w:style>
@@ -14625,6 +15244,7 @@
     <w:name w:val="StringTok"/>
     <w:basedOn w:val="VerbatimChar"/>
     <w:rPr>
+      <w:rFonts w:eastAsia="黑体"/>
       <w:color w:val="4070a0"/>
     </w:rPr>
   </w:style>
@@ -14632,6 +15252,7 @@
     <w:name w:val="VerbatimStringTok"/>
     <w:basedOn w:val="VerbatimChar"/>
     <w:rPr>
+      <w:rFonts w:eastAsia="黑体"/>
       <w:color w:val="4070a0"/>
     </w:rPr>
   </w:style>
@@ -14639,6 +15260,7 @@
     <w:name w:val="SpecialStringTok"/>
     <w:basedOn w:val="VerbatimChar"/>
     <w:rPr>
+      <w:rFonts w:eastAsia="黑体"/>
       <w:color w:val="bb6688"/>
     </w:rPr>
   </w:style>
@@ -14646,6 +15268,7 @@
     <w:name w:val="ImportTok"/>
     <w:basedOn w:val="VerbatimChar"/>
     <w:rPr>
+      <w:rFonts w:eastAsia="黑体"/>
       <w:b/>
       <w:color w:val="008000"/>
     </w:rPr>
@@ -14654,6 +15277,7 @@
     <w:name w:val="CommentTok"/>
     <w:basedOn w:val="VerbatimChar"/>
     <w:rPr>
+      <w:rFonts w:eastAsia="黑体"/>
       <w:i/>
       <w:color w:val="60a0b0"/>
     </w:rPr>
@@ -14662,6 +15286,7 @@
     <w:name w:val="DocumentationTok"/>
     <w:basedOn w:val="VerbatimChar"/>
     <w:rPr>
+      <w:rFonts w:eastAsia="黑体"/>
       <w:i/>
       <w:color w:val="ba2121"/>
     </w:rPr>
@@ -14670,6 +15295,7 @@
     <w:name w:val="AnnotationTok"/>
     <w:basedOn w:val="VerbatimChar"/>
     <w:rPr>
+      <w:rFonts w:eastAsia="黑体"/>
       <w:b/>
       <w:i/>
       <w:color w:val="60a0b0"/>
@@ -14679,6 +15305,7 @@
     <w:name w:val="CommentVarTok"/>
     <w:basedOn w:val="VerbatimChar"/>
     <w:rPr>
+      <w:rFonts w:eastAsia="黑体"/>
       <w:b/>
       <w:i/>
       <w:color w:val="60a0b0"/>
@@ -14688,6 +15315,7 @@
     <w:name w:val="OtherTok"/>
     <w:basedOn w:val="VerbatimChar"/>
     <w:rPr>
+      <w:rFonts w:eastAsia="黑体"/>
       <w:color w:val="007020"/>
     </w:rPr>
   </w:style>
@@ -14695,6 +15323,7 @@
     <w:name w:val="FunctionTok"/>
     <w:basedOn w:val="VerbatimChar"/>
     <w:rPr>
+      <w:rFonts w:eastAsia="黑体"/>
       <w:color w:val="06287e"/>
     </w:rPr>
   </w:style>
@@ -14702,6 +15331,7 @@
     <w:name w:val="VariableTok"/>
     <w:basedOn w:val="VerbatimChar"/>
     <w:rPr>
+      <w:rFonts w:eastAsia="黑体"/>
       <w:color w:val="19177c"/>
     </w:rPr>
   </w:style>
@@ -14709,6 +15339,7 @@
     <w:name w:val="ControlFlowTok"/>
     <w:basedOn w:val="VerbatimChar"/>
     <w:rPr>
+      <w:rFonts w:eastAsia="黑体"/>
       <w:b/>
       <w:color w:val="007020"/>
     </w:rPr>
@@ -14717,6 +15348,7 @@
     <w:name w:val="OperatorTok"/>
     <w:basedOn w:val="VerbatimChar"/>
     <w:rPr>
+      <w:rFonts w:eastAsia="黑体"/>
       <w:color w:val="666666"/>
     </w:rPr>
   </w:style>
@@ -14724,18 +15356,22 @@
     <w:name w:val="BuiltInTok"/>
     <w:basedOn w:val="VerbatimChar"/>
     <w:rPr>
+      <w:rFonts w:eastAsia="黑体"/>
       <w:color w:val="008000"/>
     </w:rPr>
   </w:style>
   <w:style w:type="character" w:customStyle="1" w:styleId="ExtensionTok">
     <w:name w:val="ExtensionTok"/>
     <w:basedOn w:val="VerbatimChar"/>
-    <w:rPr/>
+    <w:rPr>
+      <w:rFonts w:eastAsia="黑体"/>
+    </w:rPr>
   </w:style>
   <w:style w:type="character" w:customStyle="1" w:styleId="PreprocessorTok">
     <w:name w:val="PreprocessorTok"/>
     <w:basedOn w:val="VerbatimChar"/>
     <w:rPr>
+      <w:rFonts w:eastAsia="黑体"/>
       <w:color w:val="bc7a00"/>
     </w:rPr>
   </w:style>
@@ -14743,18 +15379,22 @@
     <w:name w:val="AttributeTok"/>
     <w:basedOn w:val="VerbatimChar"/>
     <w:rPr>
+      <w:rFonts w:eastAsia="黑体"/>
       <w:color w:val="7d9029"/>
     </w:rPr>
   </w:style>
   <w:style w:type="character" w:customStyle="1" w:styleId="RegionMarkerTok">
     <w:name w:val="RegionMarkerTok"/>
     <w:basedOn w:val="VerbatimChar"/>
-    <w:rPr/>
+    <w:rPr>
+      <w:rFonts w:eastAsia="黑体"/>
+    </w:rPr>
   </w:style>
   <w:style w:type="character" w:customStyle="1" w:styleId="InformationTok">
     <w:name w:val="InformationTok"/>
     <w:basedOn w:val="VerbatimChar"/>
     <w:rPr>
+      <w:rFonts w:eastAsia="黑体"/>
       <w:b/>
       <w:i/>
       <w:color w:val="60a0b0"/>
@@ -14764,6 +15404,7 @@
     <w:name w:val="WarningTok"/>
     <w:basedOn w:val="VerbatimChar"/>
     <w:rPr>
+      <w:rFonts w:eastAsia="黑体"/>
       <w:b/>
       <w:i/>
       <w:color w:val="60a0b0"/>
@@ -14773,6 +15414,7 @@
     <w:name w:val="AlertTok"/>
     <w:basedOn w:val="VerbatimChar"/>
     <w:rPr>
+      <w:rFonts w:eastAsia="黑体"/>
       <w:b/>
       <w:color w:val="ff0000"/>
     </w:rPr>
@@ -14781,6 +15423,7 @@
     <w:name w:val="ErrorTok"/>
     <w:basedOn w:val="VerbatimChar"/>
     <w:rPr>
+      <w:rFonts w:eastAsia="黑体"/>
       <w:b/>
       <w:color w:val="ff0000"/>
     </w:rPr>
@@ -14788,7 +15431,9 @@
   <w:style w:type="character" w:customStyle="1" w:styleId="NormalTok">
     <w:name w:val="NormalTok"/>
     <w:basedOn w:val="VerbatimChar"/>
-    <w:rPr/>
+    <w:rPr>
+      <w:rFonts w:eastAsia="黑体"/>
+    </w:rPr>
   </w:style>
 </w:styles>
 </file>
@@ -14837,12 +15482,12 @@
     <a:fontScheme name="Office">
       <a:majorFont>
         <a:latin typeface="Calibri"/>
-        <a:ea typeface=""/>
+        <a:ea typeface="黑体"/>
         <a:cs typeface=""/>
         <a:font script="Jpan" typeface="ＭＳ ゴシック"/>
         <a:font script="Hang" typeface="맑은 고딕"/>
-        <a:font script="Hans" typeface="宋体"/>
-        <a:font script="Hant" typeface="新細明體"/>
+        <a:font script="Hans" typeface="黑体"/>
+        <a:font script="Hant" typeface="黑体"/>
         <a:font script="Arab" typeface="Times New Roman"/>
         <a:font script="Hebr" typeface="Times New Roman"/>
         <a:font script="Thai" typeface="Angsana New"/>
@@ -14872,12 +15517,12 @@
       </a:majorFont>
       <a:minorFont>
         <a:latin typeface="Cambria"/>
-        <a:ea typeface=""/>
+        <a:ea typeface="黑体"/>
         <a:cs typeface=""/>
         <a:font script="Jpan" typeface="ＭＳ 明朝"/>
         <a:font script="Hang" typeface="맑은 고딕"/>
-        <a:font script="Hans" typeface="宋体"/>
-        <a:font script="Hant" typeface="新細明體"/>
+        <a:font script="Hans" typeface="黑体"/>
+        <a:font script="Hant" typeface="黑体"/>
         <a:font script="Arab" typeface="Arial"/>
         <a:font script="Hebr" typeface="Arial"/>
         <a:font script="Thai" typeface="Cordia New"/>

--- a/08-传感器电路/12-其他传感器电路/流量传感器电路/流量传感器电路.docx
+++ b/08-传感器电路/12-其他传感器电路/流量传感器电路/流量传感器电路.docx
@@ -2411,7 +2411,7 @@
           <w:color w:val="555555"/>
           <w:sz w:val="21"/>
         </w:rPr>
-        <w:t>材料收集者：杜文杰，WX手机：19519196569，QQ:3478827729</w:t>
+        <w:t>材料收集者：杜文杰，微信/手机：19519196569，QQ:3478827729</w:t>
       </w:r>
     </w:p>
     <w:sectPr>
